--- a/rediseno_2026/4.5 Itinerarios formateados y corregidos/CPA-502 Gabinete de Auditoría Financiera.docx
+++ b/rediseno_2026/4.5 Itinerarios formateados y corregidos/CPA-502 Gabinete de Auditoría Financiera.docx
@@ -85,8 +85,10 @@
         </w:tblBorders>
         <w:tblLayout w:type="fixed"/>
         <w:tblCellMar>
-          <w:left w:w="10" w:type="dxa"/>
-          <w:right w:w="10" w:type="dxa"/>
+          <w:top w:w="40" w:type="dxa"/>
+          <w:left w:w="90" w:type="dxa"/>
+          <w:bottom w:w="40" w:type="dxa"/>
+          <w:right w:w="90" w:type="dxa"/>
         </w:tblCellMar>
         <w:tblLook w:val="04A0" w:firstRow="1" w:lastRow="0" w:firstColumn="1" w:lastColumn="0" w:noHBand="0" w:noVBand="1"/>
       </w:tblPr>
@@ -120,12 +122,6 @@
               <w:right w:val="single" w:sz="6" w:space="0" w:color="1F3864"/>
             </w:tcBorders>
             <w:shd w:val="clear" w:color="auto" w:fill="4472C4"/>
-            <w:tcMar>
-              <w:top w:w="50" w:type="dxa"/>
-              <w:left w:w="90" w:type="dxa"/>
-              <w:bottom w:w="50" w:type="dxa"/>
-              <w:right w:w="90" w:type="dxa"/>
-            </w:tcMar>
             <w:vAlign w:val="center"/>
           </w:tcPr>
           <w:p>
@@ -166,12 +162,6 @@
               <w:right w:val="single" w:sz="6" w:space="0" w:color="1F3864"/>
             </w:tcBorders>
             <w:shd w:val="clear" w:color="auto" w:fill="4472C4"/>
-            <w:tcMar>
-              <w:top w:w="50" w:type="dxa"/>
-              <w:left w:w="90" w:type="dxa"/>
-              <w:bottom w:w="50" w:type="dxa"/>
-              <w:right w:w="90" w:type="dxa"/>
-            </w:tcMar>
             <w:vAlign w:val="center"/>
           </w:tcPr>
           <w:p>
@@ -212,12 +202,6 @@
               <w:right w:val="single" w:sz="6" w:space="0" w:color="1F3864"/>
             </w:tcBorders>
             <w:shd w:val="clear" w:color="auto" w:fill="4472C4"/>
-            <w:tcMar>
-              <w:top w:w="50" w:type="dxa"/>
-              <w:left w:w="90" w:type="dxa"/>
-              <w:bottom w:w="50" w:type="dxa"/>
-              <w:right w:w="90" w:type="dxa"/>
-            </w:tcMar>
             <w:vAlign w:val="center"/>
           </w:tcPr>
           <w:p>
@@ -258,12 +242,6 @@
               <w:right w:val="single" w:sz="6" w:space="0" w:color="1F3864"/>
             </w:tcBorders>
             <w:shd w:val="clear" w:color="auto" w:fill="4472C4"/>
-            <w:tcMar>
-              <w:top w:w="50" w:type="dxa"/>
-              <w:left w:w="90" w:type="dxa"/>
-              <w:bottom w:w="50" w:type="dxa"/>
-              <w:right w:w="90" w:type="dxa"/>
-            </w:tcMar>
             <w:vAlign w:val="center"/>
           </w:tcPr>
           <w:p>
@@ -306,12 +284,6 @@
               <w:right w:val="single" w:sz="6" w:space="0" w:color="1F3864"/>
             </w:tcBorders>
             <w:shd w:val="clear" w:color="auto" w:fill="4472C4"/>
-            <w:tcMar>
-              <w:top w:w="50" w:type="dxa"/>
-              <w:left w:w="90" w:type="dxa"/>
-              <w:bottom w:w="50" w:type="dxa"/>
-              <w:right w:w="90" w:type="dxa"/>
-            </w:tcMar>
             <w:vAlign w:val="center"/>
           </w:tcPr>
           <w:p>
@@ -352,12 +324,6 @@
               <w:right w:val="single" w:sz="6" w:space="0" w:color="1F3864"/>
             </w:tcBorders>
             <w:shd w:val="clear" w:color="auto" w:fill="4472C4"/>
-            <w:tcMar>
-              <w:top w:w="50" w:type="dxa"/>
-              <w:left w:w="90" w:type="dxa"/>
-              <w:bottom w:w="50" w:type="dxa"/>
-              <w:right w:w="90" w:type="dxa"/>
-            </w:tcMar>
             <w:vAlign w:val="center"/>
           </w:tcPr>
           <w:p>
@@ -398,12 +364,6 @@
               <w:right w:val="single" w:sz="6" w:space="0" w:color="1F3864"/>
             </w:tcBorders>
             <w:shd w:val="clear" w:color="auto" w:fill="4472C4"/>
-            <w:tcMar>
-              <w:top w:w="50" w:type="dxa"/>
-              <w:left w:w="90" w:type="dxa"/>
-              <w:bottom w:w="50" w:type="dxa"/>
-              <w:right w:w="90" w:type="dxa"/>
-            </w:tcMar>
             <w:vAlign w:val="center"/>
           </w:tcPr>
           <w:p>
@@ -444,12 +404,6 @@
               <w:right w:val="single" w:sz="6" w:space="0" w:color="1F3864"/>
             </w:tcBorders>
             <w:shd w:val="clear" w:color="auto" w:fill="4472C4"/>
-            <w:tcMar>
-              <w:top w:w="50" w:type="dxa"/>
-              <w:left w:w="90" w:type="dxa"/>
-              <w:bottom w:w="50" w:type="dxa"/>
-              <w:right w:w="90" w:type="dxa"/>
-            </w:tcMar>
             <w:vAlign w:val="center"/>
           </w:tcPr>
           <w:p>
@@ -492,12 +446,6 @@
               <w:right w:val="single" w:sz="6" w:space="0" w:color="1F3864"/>
             </w:tcBorders>
             <w:shd w:val="clear" w:color="auto" w:fill="4472C4"/>
-            <w:tcMar>
-              <w:top w:w="50" w:type="dxa"/>
-              <w:left w:w="90" w:type="dxa"/>
-              <w:bottom w:w="50" w:type="dxa"/>
-              <w:right w:w="90" w:type="dxa"/>
-            </w:tcMar>
             <w:vAlign w:val="center"/>
           </w:tcPr>
           <w:p>
@@ -538,12 +486,6 @@
               <w:right w:val="single" w:sz="6" w:space="0" w:color="1F3864"/>
             </w:tcBorders>
             <w:shd w:val="clear" w:color="auto" w:fill="4472C4"/>
-            <w:tcMar>
-              <w:top w:w="50" w:type="dxa"/>
-              <w:left w:w="90" w:type="dxa"/>
-              <w:bottom w:w="50" w:type="dxa"/>
-              <w:right w:w="90" w:type="dxa"/>
-            </w:tcMar>
             <w:vAlign w:val="center"/>
           </w:tcPr>
           <w:p>
@@ -585,12 +527,6 @@
               <w:right w:val="single" w:sz="6" w:space="0" w:color="1F3864"/>
             </w:tcBorders>
             <w:shd w:val="clear" w:color="auto" w:fill="4472C4"/>
-            <w:tcMar>
-              <w:top w:w="50" w:type="dxa"/>
-              <w:left w:w="90" w:type="dxa"/>
-              <w:bottom w:w="50" w:type="dxa"/>
-              <w:right w:w="90" w:type="dxa"/>
-            </w:tcMar>
             <w:vAlign w:val="center"/>
           </w:tcPr>
           <w:p>
@@ -630,12 +566,6 @@
               <w:right w:val="single" w:sz="6" w:space="0" w:color="1F3864"/>
             </w:tcBorders>
             <w:shd w:val="clear" w:color="auto" w:fill="4472C4"/>
-            <w:tcMar>
-              <w:top w:w="50" w:type="dxa"/>
-              <w:left w:w="90" w:type="dxa"/>
-              <w:bottom w:w="50" w:type="dxa"/>
-              <w:right w:w="90" w:type="dxa"/>
-            </w:tcMar>
             <w:vAlign w:val="center"/>
           </w:tcPr>
           <w:p>
@@ -675,12 +605,6 @@
               <w:right w:val="single" w:sz="6" w:space="0" w:color="1F3864"/>
             </w:tcBorders>
             <w:shd w:val="clear" w:color="auto" w:fill="4472C4"/>
-            <w:tcMar>
-              <w:top w:w="50" w:type="dxa"/>
-              <w:left w:w="90" w:type="dxa"/>
-              <w:bottom w:w="50" w:type="dxa"/>
-              <w:right w:w="90" w:type="dxa"/>
-            </w:tcMar>
             <w:vAlign w:val="center"/>
           </w:tcPr>
           <w:p>
@@ -720,12 +644,6 @@
               <w:right w:val="single" w:sz="6" w:space="0" w:color="1F3864"/>
             </w:tcBorders>
             <w:shd w:val="clear" w:color="auto" w:fill="4472C4"/>
-            <w:tcMar>
-              <w:top w:w="50" w:type="dxa"/>
-              <w:left w:w="90" w:type="dxa"/>
-              <w:bottom w:w="50" w:type="dxa"/>
-              <w:right w:w="90" w:type="dxa"/>
-            </w:tcMar>
             <w:vAlign w:val="center"/>
           </w:tcPr>
           <w:p>
@@ -765,12 +683,6 @@
               <w:right w:val="single" w:sz="6" w:space="0" w:color="1F3864"/>
             </w:tcBorders>
             <w:shd w:val="clear" w:color="auto" w:fill="4472C4"/>
-            <w:tcMar>
-              <w:top w:w="50" w:type="dxa"/>
-              <w:left w:w="90" w:type="dxa"/>
-              <w:bottom w:w="50" w:type="dxa"/>
-              <w:right w:w="90" w:type="dxa"/>
-            </w:tcMar>
             <w:vAlign w:val="center"/>
           </w:tcPr>
           <w:p>
@@ -810,12 +722,6 @@
               <w:right w:val="single" w:sz="6" w:space="0" w:color="1F3864"/>
             </w:tcBorders>
             <w:shd w:val="clear" w:color="auto" w:fill="4472C4"/>
-            <w:tcMar>
-              <w:top w:w="50" w:type="dxa"/>
-              <w:left w:w="90" w:type="dxa"/>
-              <w:bottom w:w="50" w:type="dxa"/>
-              <w:right w:w="90" w:type="dxa"/>
-            </w:tcMar>
             <w:vAlign w:val="center"/>
           </w:tcPr>
           <w:p>
@@ -856,12 +762,6 @@
               <w:right w:val="single" w:sz="6" w:space="0" w:color="1F3864"/>
             </w:tcBorders>
             <w:shd w:val="clear" w:color="auto" w:fill="D9E2F3"/>
-            <w:tcMar>
-              <w:top w:w="50" w:type="dxa"/>
-              <w:left w:w="90" w:type="dxa"/>
-              <w:bottom w:w="50" w:type="dxa"/>
-              <w:right w:w="90" w:type="dxa"/>
-            </w:tcMar>
             <w:vAlign w:val="center"/>
           </w:tcPr>
           <w:p>
@@ -896,12 +796,6 @@
               <w:right w:val="single" w:sz="6" w:space="0" w:color="1F3864"/>
             </w:tcBorders>
             <w:shd w:val="clear" w:color="auto" w:fill="D9E2F3"/>
-            <w:tcMar>
-              <w:top w:w="50" w:type="dxa"/>
-              <w:left w:w="90" w:type="dxa"/>
-              <w:bottom w:w="50" w:type="dxa"/>
-              <w:right w:w="90" w:type="dxa"/>
-            </w:tcMar>
             <w:vAlign w:val="center"/>
           </w:tcPr>
           <w:p>
@@ -935,12 +829,6 @@
               <w:right w:val="single" w:sz="6" w:space="0" w:color="1F3864"/>
             </w:tcBorders>
             <w:shd w:val="clear" w:color="auto" w:fill="D9E2F3"/>
-            <w:tcMar>
-              <w:top w:w="50" w:type="dxa"/>
-              <w:left w:w="90" w:type="dxa"/>
-              <w:bottom w:w="50" w:type="dxa"/>
-              <w:right w:w="90" w:type="dxa"/>
-            </w:tcMar>
             <w:vAlign w:val="center"/>
           </w:tcPr>
           <w:p>
@@ -974,12 +862,6 @@
               <w:right w:val="single" w:sz="6" w:space="0" w:color="1F3864"/>
             </w:tcBorders>
             <w:shd w:val="clear" w:color="auto" w:fill="D9E2F3"/>
-            <w:tcMar>
-              <w:top w:w="50" w:type="dxa"/>
-              <w:left w:w="90" w:type="dxa"/>
-              <w:bottom w:w="50" w:type="dxa"/>
-              <w:right w:w="90" w:type="dxa"/>
-            </w:tcMar>
             <w:vAlign w:val="center"/>
           </w:tcPr>
           <w:p>
@@ -1013,12 +895,6 @@
               <w:right w:val="single" w:sz="6" w:space="0" w:color="1F3864"/>
             </w:tcBorders>
             <w:shd w:val="clear" w:color="auto" w:fill="D9E2F3"/>
-            <w:tcMar>
-              <w:top w:w="50" w:type="dxa"/>
-              <w:left w:w="90" w:type="dxa"/>
-              <w:bottom w:w="50" w:type="dxa"/>
-              <w:right w:w="90" w:type="dxa"/>
-            </w:tcMar>
             <w:vAlign w:val="center"/>
           </w:tcPr>
           <w:p>
@@ -1052,12 +928,6 @@
               <w:right w:val="single" w:sz="6" w:space="0" w:color="1F3864"/>
             </w:tcBorders>
             <w:shd w:val="clear" w:color="auto" w:fill="D9E2F3"/>
-            <w:tcMar>
-              <w:top w:w="50" w:type="dxa"/>
-              <w:left w:w="90" w:type="dxa"/>
-              <w:bottom w:w="50" w:type="dxa"/>
-              <w:right w:w="90" w:type="dxa"/>
-            </w:tcMar>
             <w:vAlign w:val="center"/>
           </w:tcPr>
           <w:p>
@@ -1091,12 +961,6 @@
               <w:right w:val="single" w:sz="6" w:space="0" w:color="1F3864"/>
             </w:tcBorders>
             <w:shd w:val="clear" w:color="auto" w:fill="D9E2F3"/>
-            <w:tcMar>
-              <w:top w:w="50" w:type="dxa"/>
-              <w:left w:w="90" w:type="dxa"/>
-              <w:bottom w:w="50" w:type="dxa"/>
-              <w:right w:w="90" w:type="dxa"/>
-            </w:tcMar>
             <w:vAlign w:val="center"/>
           </w:tcPr>
           <w:p>
@@ -1156,12 +1020,6 @@
               <w:right w:val="single" w:sz="6" w:space="0" w:color="1F3864"/>
             </w:tcBorders>
             <w:shd w:val="clear" w:color="auto" w:fill="4472C4"/>
-            <w:tcMar>
-              <w:top w:w="50" w:type="dxa"/>
-              <w:left w:w="90" w:type="dxa"/>
-              <w:bottom w:w="50" w:type="dxa"/>
-              <w:right w:w="90" w:type="dxa"/>
-            </w:tcMar>
             <w:vAlign w:val="center"/>
           </w:tcPr>
           <w:p>
@@ -1204,12 +1062,6 @@
               <w:right w:val="single" w:sz="6" w:space="0" w:color="1F3864"/>
             </w:tcBorders>
             <w:shd w:val="clear" w:color="auto" w:fill="D9E2F3"/>
-            <w:tcMar>
-              <w:top w:w="50" w:type="dxa"/>
-              <w:left w:w="90" w:type="dxa"/>
-              <w:bottom w:w="50" w:type="dxa"/>
-              <w:right w:w="90" w:type="dxa"/>
-            </w:tcMar>
             <w:vAlign w:val="center"/>
           </w:tcPr>
           <w:p>
@@ -1246,12 +1098,6 @@
               <w:right w:val="single" w:sz="6" w:space="0" w:color="1F3864"/>
             </w:tcBorders>
             <w:shd w:val="clear" w:color="auto" w:fill="D9E2F3"/>
-            <w:tcMar>
-              <w:top w:w="50" w:type="dxa"/>
-              <w:left w:w="90" w:type="dxa"/>
-              <w:bottom w:w="50" w:type="dxa"/>
-              <w:right w:w="90" w:type="dxa"/>
-            </w:tcMar>
             <w:vAlign w:val="center"/>
           </w:tcPr>
           <w:p>
@@ -1314,12 +1160,6 @@
               <w:right w:val="single" w:sz="6" w:space="0" w:color="1F3864"/>
             </w:tcBorders>
             <w:shd w:val="clear" w:color="auto" w:fill="4472C4"/>
-            <w:tcMar>
-              <w:top w:w="50" w:type="dxa"/>
-              <w:left w:w="90" w:type="dxa"/>
-              <w:bottom w:w="50" w:type="dxa"/>
-              <w:right w:w="90" w:type="dxa"/>
-            </w:tcMar>
             <w:vAlign w:val="center"/>
           </w:tcPr>
           <w:p>
@@ -1360,12 +1200,6 @@
               <w:right w:val="single" w:sz="6" w:space="0" w:color="1F3864"/>
             </w:tcBorders>
             <w:shd w:val="clear" w:color="auto" w:fill="4472C4"/>
-            <w:tcMar>
-              <w:top w:w="50" w:type="dxa"/>
-              <w:left w:w="90" w:type="dxa"/>
-              <w:bottom w:w="50" w:type="dxa"/>
-              <w:right w:w="90" w:type="dxa"/>
-            </w:tcMar>
             <w:vAlign w:val="center"/>
           </w:tcPr>
           <w:p>
@@ -1406,12 +1240,6 @@
               <w:right w:val="single" w:sz="6" w:space="0" w:color="1F3864"/>
             </w:tcBorders>
             <w:shd w:val="clear" w:color="auto" w:fill="4472C4"/>
-            <w:tcMar>
-              <w:top w:w="50" w:type="dxa"/>
-              <w:left w:w="90" w:type="dxa"/>
-              <w:bottom w:w="50" w:type="dxa"/>
-              <w:right w:w="90" w:type="dxa"/>
-            </w:tcMar>
             <w:vAlign w:val="center"/>
           </w:tcPr>
           <w:p>
@@ -1456,12 +1284,6 @@
               <w:right w:val="single" w:sz="6" w:space="0" w:color="1F3864"/>
             </w:tcBorders>
             <w:shd w:val="clear" w:color="auto" w:fill="D9E2F3"/>
-            <w:tcMar>
-              <w:top w:w="50" w:type="dxa"/>
-              <w:left w:w="90" w:type="dxa"/>
-              <w:bottom w:w="50" w:type="dxa"/>
-              <w:right w:w="90" w:type="dxa"/>
-            </w:tcMar>
             <w:vAlign w:val="center"/>
           </w:tcPr>
           <w:p>
@@ -1502,12 +1324,6 @@
               <w:right w:val="single" w:sz="6" w:space="0" w:color="1F3864"/>
             </w:tcBorders>
             <w:shd w:val="clear" w:color="auto" w:fill="D9E2F3"/>
-            <w:tcMar>
-              <w:top w:w="50" w:type="dxa"/>
-              <w:left w:w="90" w:type="dxa"/>
-              <w:bottom w:w="50" w:type="dxa"/>
-              <w:right w:w="90" w:type="dxa"/>
-            </w:tcMar>
             <w:vAlign w:val="center"/>
           </w:tcPr>
           <w:p>
@@ -1540,12 +1356,6 @@
               <w:right w:val="single" w:sz="6" w:space="0" w:color="1F3864"/>
             </w:tcBorders>
             <w:shd w:val="clear" w:color="auto" w:fill="D9E2F3"/>
-            <w:tcMar>
-              <w:top w:w="50" w:type="dxa"/>
-              <w:left w:w="90" w:type="dxa"/>
-              <w:bottom w:w="50" w:type="dxa"/>
-              <w:right w:w="90" w:type="dxa"/>
-            </w:tcMar>
             <w:vAlign w:val="center"/>
           </w:tcPr>
           <w:p>
@@ -1615,12 +1425,6 @@
               <w:right w:val="single" w:sz="6" w:space="0" w:color="1F3864"/>
             </w:tcBorders>
             <w:shd w:val="clear" w:color="auto" w:fill="D9E2F3"/>
-            <w:tcMar>
-              <w:top w:w="50" w:type="dxa"/>
-              <w:left w:w="90" w:type="dxa"/>
-              <w:bottom w:w="50" w:type="dxa"/>
-              <w:right w:w="90" w:type="dxa"/>
-            </w:tcMar>
             <w:vAlign w:val="center"/>
           </w:tcPr>
           <w:p>
@@ -1653,12 +1457,6 @@
               <w:right w:val="single" w:sz="6" w:space="0" w:color="1F3864"/>
             </w:tcBorders>
             <w:shd w:val="clear" w:color="auto" w:fill="D9E2F3"/>
-            <w:tcMar>
-              <w:top w:w="50" w:type="dxa"/>
-              <w:left w:w="90" w:type="dxa"/>
-              <w:bottom w:w="50" w:type="dxa"/>
-              <w:right w:w="90" w:type="dxa"/>
-            </w:tcMar>
             <w:vAlign w:val="center"/>
           </w:tcPr>
           <w:p>
@@ -1705,12 +1503,6 @@
               <w:right w:val="single" w:sz="6" w:space="0" w:color="1F3864"/>
             </w:tcBorders>
             <w:shd w:val="clear" w:color="auto" w:fill="D9E2F3"/>
-            <w:tcMar>
-              <w:top w:w="50" w:type="dxa"/>
-              <w:left w:w="90" w:type="dxa"/>
-              <w:bottom w:w="50" w:type="dxa"/>
-              <w:right w:w="90" w:type="dxa"/>
-            </w:tcMar>
             <w:vAlign w:val="center"/>
           </w:tcPr>
           <w:p>
@@ -1767,12 +1559,6 @@
               <w:right w:val="single" w:sz="6" w:space="0" w:color="1F3864"/>
             </w:tcBorders>
             <w:shd w:val="clear" w:color="auto" w:fill="D9E2F3"/>
-            <w:tcMar>
-              <w:top w:w="50" w:type="dxa"/>
-              <w:left w:w="90" w:type="dxa"/>
-              <w:bottom w:w="50" w:type="dxa"/>
-              <w:right w:w="90" w:type="dxa"/>
-            </w:tcMar>
             <w:vAlign w:val="center"/>
           </w:tcPr>
           <w:p>
@@ -1805,12 +1591,6 @@
               <w:right w:val="single" w:sz="6" w:space="0" w:color="1F3864"/>
             </w:tcBorders>
             <w:shd w:val="clear" w:color="auto" w:fill="D9E2F3"/>
-            <w:tcMar>
-              <w:top w:w="50" w:type="dxa"/>
-              <w:left w:w="90" w:type="dxa"/>
-              <w:bottom w:w="50" w:type="dxa"/>
-              <w:right w:w="90" w:type="dxa"/>
-            </w:tcMar>
             <w:vAlign w:val="center"/>
           </w:tcPr>
           <w:p>
@@ -1880,12 +1660,6 @@
               <w:right w:val="single" w:sz="6" w:space="0" w:color="1F3864"/>
             </w:tcBorders>
             <w:shd w:val="clear" w:color="auto" w:fill="D9E2F3"/>
-            <w:tcMar>
-              <w:top w:w="50" w:type="dxa"/>
-              <w:left w:w="90" w:type="dxa"/>
-              <w:bottom w:w="50" w:type="dxa"/>
-              <w:right w:w="90" w:type="dxa"/>
-            </w:tcMar>
             <w:vAlign w:val="center"/>
           </w:tcPr>
           <w:p>
@@ -1918,12 +1692,6 @@
               <w:right w:val="single" w:sz="6" w:space="0" w:color="1F3864"/>
             </w:tcBorders>
             <w:shd w:val="clear" w:color="auto" w:fill="D9E2F3"/>
-            <w:tcMar>
-              <w:top w:w="50" w:type="dxa"/>
-              <w:left w:w="90" w:type="dxa"/>
-              <w:bottom w:w="50" w:type="dxa"/>
-              <w:right w:w="90" w:type="dxa"/>
-            </w:tcMar>
             <w:vAlign w:val="center"/>
           </w:tcPr>
           <w:p>
@@ -1968,12 +1736,6 @@
               <w:right w:val="single" w:sz="6" w:space="0" w:color="1F3864"/>
             </w:tcBorders>
             <w:shd w:val="clear" w:color="auto" w:fill="4472C4"/>
-            <w:tcMar>
-              <w:top w:w="50" w:type="dxa"/>
-              <w:left w:w="90" w:type="dxa"/>
-              <w:bottom w:w="50" w:type="dxa"/>
-              <w:right w:w="90" w:type="dxa"/>
-            </w:tcMar>
             <w:vAlign w:val="center"/>
           </w:tcPr>
           <w:p>
@@ -2017,12 +1779,6 @@
               <w:right w:val="single" w:sz="6" w:space="0" w:color="1F3864"/>
             </w:tcBorders>
             <w:shd w:val="clear" w:color="auto" w:fill="4472C4"/>
-            <w:tcMar>
-              <w:top w:w="50" w:type="dxa"/>
-              <w:left w:w="90" w:type="dxa"/>
-              <w:bottom w:w="50" w:type="dxa"/>
-              <w:right w:w="90" w:type="dxa"/>
-            </w:tcMar>
             <w:vAlign w:val="center"/>
           </w:tcPr>
           <w:p>
@@ -2062,12 +1818,6 @@
               <w:right w:val="single" w:sz="6" w:space="0" w:color="1F3864"/>
             </w:tcBorders>
             <w:shd w:val="clear" w:color="auto" w:fill="D9E2F3"/>
-            <w:tcMar>
-              <w:top w:w="50" w:type="dxa"/>
-              <w:left w:w="90" w:type="dxa"/>
-              <w:bottom w:w="50" w:type="dxa"/>
-              <w:right w:w="90" w:type="dxa"/>
-            </w:tcMar>
             <w:vAlign w:val="center"/>
           </w:tcPr>
           <w:p>
@@ -2126,12 +1876,6 @@
               <w:right w:val="single" w:sz="6" w:space="0" w:color="1F3864"/>
             </w:tcBorders>
             <w:shd w:val="clear" w:color="auto" w:fill="4472C4"/>
-            <w:tcMar>
-              <w:top w:w="50" w:type="dxa"/>
-              <w:left w:w="90" w:type="dxa"/>
-              <w:bottom w:w="50" w:type="dxa"/>
-              <w:right w:w="90" w:type="dxa"/>
-            </w:tcMar>
             <w:vAlign w:val="center"/>
           </w:tcPr>
           <w:p>
@@ -2173,12 +1917,6 @@
               <w:right w:val="single" w:sz="6" w:space="0" w:color="1F3864"/>
             </w:tcBorders>
             <w:shd w:val="clear" w:color="auto" w:fill="D9E2F3"/>
-            <w:tcMar>
-              <w:top w:w="50" w:type="dxa"/>
-              <w:left w:w="90" w:type="dxa"/>
-              <w:bottom w:w="50" w:type="dxa"/>
-              <w:right w:w="90" w:type="dxa"/>
-            </w:tcMar>
             <w:vAlign w:val="center"/>
           </w:tcPr>
           <w:p>
@@ -2247,12 +1985,6 @@
               <w:right w:val="single" w:sz="6" w:space="0" w:color="1F3864"/>
             </w:tcBorders>
             <w:shd w:val="clear" w:color="auto" w:fill="D9E2F3"/>
-            <w:tcMar>
-              <w:top w:w="50" w:type="dxa"/>
-              <w:left w:w="90" w:type="dxa"/>
-              <w:bottom w:w="50" w:type="dxa"/>
-              <w:right w:w="90" w:type="dxa"/>
-            </w:tcMar>
             <w:vAlign w:val="center"/>
           </w:tcPr>
           <w:p>
@@ -2558,12 +2290,6 @@
               <w:right w:val="single" w:sz="6" w:space="0" w:color="1F3864"/>
             </w:tcBorders>
             <w:shd w:val="clear" w:color="auto" w:fill="D9E2F3"/>
-            <w:tcMar>
-              <w:top w:w="50" w:type="dxa"/>
-              <w:left w:w="90" w:type="dxa"/>
-              <w:bottom w:w="50" w:type="dxa"/>
-              <w:right w:w="90" w:type="dxa"/>
-            </w:tcMar>
             <w:vAlign w:val="center"/>
           </w:tcPr>
           <w:p>
@@ -2601,12 +2327,6 @@
               <w:right w:val="single" w:sz="6" w:space="0" w:color="1F3864"/>
             </w:tcBorders>
             <w:shd w:val="clear" w:color="auto" w:fill="D9E2F3"/>
-            <w:tcMar>
-              <w:top w:w="50" w:type="dxa"/>
-              <w:left w:w="90" w:type="dxa"/>
-              <w:bottom w:w="50" w:type="dxa"/>
-              <w:right w:w="90" w:type="dxa"/>
-            </w:tcMar>
             <w:vAlign w:val="center"/>
           </w:tcPr>
           <w:p>
@@ -2669,12 +2389,6 @@
               <w:right w:val="single" w:sz="6" w:space="0" w:color="1F3864"/>
             </w:tcBorders>
             <w:shd w:val="clear" w:color="auto" w:fill="4472C4"/>
-            <w:tcMar>
-              <w:top w:w="50" w:type="dxa"/>
-              <w:left w:w="90" w:type="dxa"/>
-              <w:bottom w:w="50" w:type="dxa"/>
-              <w:right w:w="90" w:type="dxa"/>
-            </w:tcMar>
             <w:vAlign w:val="center"/>
           </w:tcPr>
           <w:p>
@@ -2715,12 +2429,6 @@
               <w:right w:val="single" w:sz="6" w:space="0" w:color="1F3864"/>
             </w:tcBorders>
             <w:shd w:val="clear" w:color="auto" w:fill="4472C4"/>
-            <w:tcMar>
-              <w:top w:w="50" w:type="dxa"/>
-              <w:left w:w="90" w:type="dxa"/>
-              <w:bottom w:w="50" w:type="dxa"/>
-              <w:right w:w="90" w:type="dxa"/>
-            </w:tcMar>
             <w:vAlign w:val="center"/>
           </w:tcPr>
           <w:p>
@@ -2761,12 +2469,6 @@
               <w:right w:val="single" w:sz="6" w:space="0" w:color="1F3864"/>
             </w:tcBorders>
             <w:shd w:val="clear" w:color="auto" w:fill="4472C4"/>
-            <w:tcMar>
-              <w:top w:w="50" w:type="dxa"/>
-              <w:left w:w="90" w:type="dxa"/>
-              <w:bottom w:w="50" w:type="dxa"/>
-              <w:right w:w="90" w:type="dxa"/>
-            </w:tcMar>
             <w:vAlign w:val="center"/>
           </w:tcPr>
           <w:p>
@@ -2811,12 +2513,6 @@
               <w:right w:val="single" w:sz="6" w:space="0" w:color="1F3864"/>
             </w:tcBorders>
             <w:shd w:val="clear" w:color="auto" w:fill="D9E2F3"/>
-            <w:tcMar>
-              <w:top w:w="50" w:type="dxa"/>
-              <w:left w:w="90" w:type="dxa"/>
-              <w:bottom w:w="50" w:type="dxa"/>
-              <w:right w:w="90" w:type="dxa"/>
-            </w:tcMar>
             <w:vAlign w:val="center"/>
           </w:tcPr>
           <w:p>
@@ -2856,12 +2552,6 @@
               <w:right w:val="single" w:sz="6" w:space="0" w:color="1F3864"/>
             </w:tcBorders>
             <w:shd w:val="clear" w:color="auto" w:fill="D9E2F3"/>
-            <w:tcMar>
-              <w:top w:w="50" w:type="dxa"/>
-              <w:left w:w="90" w:type="dxa"/>
-              <w:bottom w:w="50" w:type="dxa"/>
-              <w:right w:w="90" w:type="dxa"/>
-            </w:tcMar>
             <w:vAlign w:val="center"/>
           </w:tcPr>
           <w:p>
@@ -2894,12 +2584,6 @@
               <w:right w:val="single" w:sz="6" w:space="0" w:color="1F3864"/>
             </w:tcBorders>
             <w:shd w:val="clear" w:color="auto" w:fill="D9E2F3"/>
-            <w:tcMar>
-              <w:top w:w="50" w:type="dxa"/>
-              <w:left w:w="90" w:type="dxa"/>
-              <w:bottom w:w="50" w:type="dxa"/>
-              <w:right w:w="90" w:type="dxa"/>
-            </w:tcMar>
             <w:vAlign w:val="center"/>
           </w:tcPr>
           <w:p>
@@ -2969,12 +2653,6 @@
               <w:right w:val="single" w:sz="6" w:space="0" w:color="1F3864"/>
             </w:tcBorders>
             <w:shd w:val="clear" w:color="auto" w:fill="D9E2F3"/>
-            <w:tcMar>
-              <w:top w:w="50" w:type="dxa"/>
-              <w:left w:w="90" w:type="dxa"/>
-              <w:bottom w:w="50" w:type="dxa"/>
-              <w:right w:w="90" w:type="dxa"/>
-            </w:tcMar>
             <w:vAlign w:val="center"/>
           </w:tcPr>
           <w:p>
@@ -3008,12 +2686,6 @@
               <w:right w:val="single" w:sz="6" w:space="0" w:color="1F3864"/>
             </w:tcBorders>
             <w:shd w:val="clear" w:color="auto" w:fill="D9E2F3"/>
-            <w:tcMar>
-              <w:top w:w="50" w:type="dxa"/>
-              <w:left w:w="90" w:type="dxa"/>
-              <w:bottom w:w="50" w:type="dxa"/>
-              <w:right w:w="90" w:type="dxa"/>
-            </w:tcMar>
             <w:vAlign w:val="center"/>
           </w:tcPr>
           <w:p>
@@ -3060,12 +2732,6 @@
               <w:right w:val="single" w:sz="6" w:space="0" w:color="1F3864"/>
             </w:tcBorders>
             <w:shd w:val="clear" w:color="auto" w:fill="D9E2F3"/>
-            <w:tcMar>
-              <w:top w:w="50" w:type="dxa"/>
-              <w:left w:w="90" w:type="dxa"/>
-              <w:bottom w:w="50" w:type="dxa"/>
-              <w:right w:w="90" w:type="dxa"/>
-            </w:tcMar>
             <w:vAlign w:val="center"/>
           </w:tcPr>
           <w:p>
@@ -3106,12 +2772,6 @@
               <w:right w:val="single" w:sz="6" w:space="0" w:color="1F3864"/>
             </w:tcBorders>
             <w:shd w:val="clear" w:color="auto" w:fill="D9E2F3"/>
-            <w:tcMar>
-              <w:top w:w="50" w:type="dxa"/>
-              <w:left w:w="90" w:type="dxa"/>
-              <w:bottom w:w="50" w:type="dxa"/>
-              <w:right w:w="90" w:type="dxa"/>
-            </w:tcMar>
             <w:vAlign w:val="center"/>
           </w:tcPr>
           <w:p>
@@ -3144,12 +2804,6 @@
               <w:right w:val="single" w:sz="6" w:space="0" w:color="1F3864"/>
             </w:tcBorders>
             <w:shd w:val="clear" w:color="auto" w:fill="D9E2F3"/>
-            <w:tcMar>
-              <w:top w:w="50" w:type="dxa"/>
-              <w:left w:w="90" w:type="dxa"/>
-              <w:bottom w:w="50" w:type="dxa"/>
-              <w:right w:w="90" w:type="dxa"/>
-            </w:tcMar>
             <w:vAlign w:val="center"/>
           </w:tcPr>
           <w:p>
@@ -3219,12 +2873,6 @@
               <w:right w:val="single" w:sz="6" w:space="0" w:color="1F3864"/>
             </w:tcBorders>
             <w:shd w:val="clear" w:color="auto" w:fill="D9E2F3"/>
-            <w:tcMar>
-              <w:top w:w="50" w:type="dxa"/>
-              <w:left w:w="90" w:type="dxa"/>
-              <w:bottom w:w="50" w:type="dxa"/>
-              <w:right w:w="90" w:type="dxa"/>
-            </w:tcMar>
             <w:vAlign w:val="center"/>
           </w:tcPr>
           <w:p>
@@ -3257,12 +2905,6 @@
               <w:right w:val="single" w:sz="6" w:space="0" w:color="1F3864"/>
             </w:tcBorders>
             <w:shd w:val="clear" w:color="auto" w:fill="D9E2F3"/>
-            <w:tcMar>
-              <w:top w:w="50" w:type="dxa"/>
-              <w:left w:w="90" w:type="dxa"/>
-              <w:bottom w:w="50" w:type="dxa"/>
-              <w:right w:w="90" w:type="dxa"/>
-            </w:tcMar>
             <w:vAlign w:val="center"/>
           </w:tcPr>
           <w:p>
@@ -3307,12 +2949,6 @@
               <w:right w:val="single" w:sz="6" w:space="0" w:color="1F3864"/>
             </w:tcBorders>
             <w:shd w:val="clear" w:color="auto" w:fill="4472C4"/>
-            <w:tcMar>
-              <w:top w:w="50" w:type="dxa"/>
-              <w:left w:w="90" w:type="dxa"/>
-              <w:bottom w:w="50" w:type="dxa"/>
-              <w:right w:w="90" w:type="dxa"/>
-            </w:tcMar>
             <w:vAlign w:val="center"/>
           </w:tcPr>
           <w:p>
@@ -3355,12 +2991,6 @@
               <w:right w:val="single" w:sz="6" w:space="0" w:color="1F3864"/>
             </w:tcBorders>
             <w:shd w:val="clear" w:color="auto" w:fill="4472C4"/>
-            <w:tcMar>
-              <w:top w:w="50" w:type="dxa"/>
-              <w:left w:w="90" w:type="dxa"/>
-              <w:bottom w:w="50" w:type="dxa"/>
-              <w:right w:w="90" w:type="dxa"/>
-            </w:tcMar>
             <w:vAlign w:val="center"/>
           </w:tcPr>
           <w:p>
@@ -3401,12 +3031,6 @@
               <w:right w:val="single" w:sz="6" w:space="0" w:color="1F3864"/>
             </w:tcBorders>
             <w:shd w:val="clear" w:color="auto" w:fill="D9E2F3"/>
-            <w:tcMar>
-              <w:top w:w="50" w:type="dxa"/>
-              <w:left w:w="90" w:type="dxa"/>
-              <w:bottom w:w="50" w:type="dxa"/>
-              <w:right w:w="90" w:type="dxa"/>
-            </w:tcMar>
             <w:vAlign w:val="center"/>
           </w:tcPr>
           <w:p>
@@ -3465,12 +3089,6 @@
               <w:right w:val="single" w:sz="6" w:space="0" w:color="1F3864"/>
             </w:tcBorders>
             <w:shd w:val="clear" w:color="auto" w:fill="4472C4"/>
-            <w:tcMar>
-              <w:top w:w="50" w:type="dxa"/>
-              <w:left w:w="90" w:type="dxa"/>
-              <w:bottom w:w="50" w:type="dxa"/>
-              <w:right w:w="90" w:type="dxa"/>
-            </w:tcMar>
             <w:vAlign w:val="center"/>
           </w:tcPr>
           <w:p>
@@ -3512,12 +3130,6 @@
               <w:right w:val="single" w:sz="6" w:space="0" w:color="1F3864"/>
             </w:tcBorders>
             <w:shd w:val="clear" w:color="auto" w:fill="D9E2F3"/>
-            <w:tcMar>
-              <w:top w:w="50" w:type="dxa"/>
-              <w:left w:w="90" w:type="dxa"/>
-              <w:bottom w:w="50" w:type="dxa"/>
-              <w:right w:w="90" w:type="dxa"/>
-            </w:tcMar>
             <w:vAlign w:val="center"/>
           </w:tcPr>
           <w:p>
@@ -3684,12 +3296,6 @@
               <w:right w:val="single" w:sz="6" w:space="0" w:color="1F3864"/>
             </w:tcBorders>
             <w:shd w:val="clear" w:color="auto" w:fill="D9E2F3"/>
-            <w:tcMar>
-              <w:top w:w="50" w:type="dxa"/>
-              <w:left w:w="90" w:type="dxa"/>
-              <w:bottom w:w="50" w:type="dxa"/>
-              <w:right w:w="90" w:type="dxa"/>
-            </w:tcMar>
             <w:vAlign w:val="center"/>
           </w:tcPr>
           <w:p>
@@ -5044,12 +4650,6 @@
               <w:right w:val="single" w:sz="6" w:space="0" w:color="1F3864"/>
             </w:tcBorders>
             <w:shd w:val="clear" w:color="auto" w:fill="D9E2F3"/>
-            <w:tcMar>
-              <w:top w:w="50" w:type="dxa"/>
-              <w:left w:w="90" w:type="dxa"/>
-              <w:bottom w:w="50" w:type="dxa"/>
-              <w:right w:w="90" w:type="dxa"/>
-            </w:tcMar>
             <w:vAlign w:val="center"/>
           </w:tcPr>
           <w:p>
@@ -5091,12 +4691,6 @@
               <w:right w:val="single" w:sz="6" w:space="0" w:color="1F3864"/>
             </w:tcBorders>
             <w:shd w:val="clear" w:color="auto" w:fill="D9E2F3"/>
-            <w:tcMar>
-              <w:top w:w="50" w:type="dxa"/>
-              <w:left w:w="90" w:type="dxa"/>
-              <w:bottom w:w="50" w:type="dxa"/>
-              <w:right w:w="90" w:type="dxa"/>
-            </w:tcMar>
             <w:vAlign w:val="center"/>
           </w:tcPr>
           <w:p>
@@ -5144,12 +4738,6 @@
               <w:right w:val="single" w:sz="6" w:space="0" w:color="1F3864"/>
             </w:tcBorders>
             <w:shd w:val="clear" w:color="auto" w:fill="4472C4"/>
-            <w:tcMar>
-              <w:top w:w="50" w:type="dxa"/>
-              <w:left w:w="90" w:type="dxa"/>
-              <w:bottom w:w="50" w:type="dxa"/>
-              <w:right w:w="90" w:type="dxa"/>
-            </w:tcMar>
             <w:vAlign w:val="center"/>
           </w:tcPr>
           <w:p>
@@ -5190,12 +4778,6 @@
               <w:right w:val="single" w:sz="6" w:space="0" w:color="1F3864"/>
             </w:tcBorders>
             <w:shd w:val="clear" w:color="auto" w:fill="4472C4"/>
-            <w:tcMar>
-              <w:top w:w="50" w:type="dxa"/>
-              <w:left w:w="90" w:type="dxa"/>
-              <w:bottom w:w="50" w:type="dxa"/>
-              <w:right w:w="90" w:type="dxa"/>
-            </w:tcMar>
             <w:vAlign w:val="center"/>
           </w:tcPr>
           <w:p>
@@ -5236,12 +4818,6 @@
               <w:right w:val="single" w:sz="6" w:space="0" w:color="1F3864"/>
             </w:tcBorders>
             <w:shd w:val="clear" w:color="auto" w:fill="4472C4"/>
-            <w:tcMar>
-              <w:top w:w="50" w:type="dxa"/>
-              <w:left w:w="90" w:type="dxa"/>
-              <w:bottom w:w="50" w:type="dxa"/>
-              <w:right w:w="90" w:type="dxa"/>
-            </w:tcMar>
             <w:vAlign w:val="center"/>
           </w:tcPr>
           <w:p>
@@ -5286,12 +4862,6 @@
               <w:right w:val="single" w:sz="6" w:space="0" w:color="1F3864"/>
             </w:tcBorders>
             <w:shd w:val="clear" w:color="auto" w:fill="D9E2F3"/>
-            <w:tcMar>
-              <w:top w:w="50" w:type="dxa"/>
-              <w:left w:w="90" w:type="dxa"/>
-              <w:bottom w:w="50" w:type="dxa"/>
-              <w:right w:w="90" w:type="dxa"/>
-            </w:tcMar>
             <w:vAlign w:val="center"/>
           </w:tcPr>
           <w:p>
@@ -5332,12 +4902,6 @@
               <w:right w:val="single" w:sz="6" w:space="0" w:color="1F3864"/>
             </w:tcBorders>
             <w:shd w:val="clear" w:color="auto" w:fill="D9E2F3"/>
-            <w:tcMar>
-              <w:top w:w="50" w:type="dxa"/>
-              <w:left w:w="90" w:type="dxa"/>
-              <w:bottom w:w="50" w:type="dxa"/>
-              <w:right w:w="90" w:type="dxa"/>
-            </w:tcMar>
             <w:vAlign w:val="center"/>
           </w:tcPr>
           <w:p>
@@ -5371,12 +4935,6 @@
               <w:right w:val="single" w:sz="6" w:space="0" w:color="1F3864"/>
             </w:tcBorders>
             <w:shd w:val="clear" w:color="auto" w:fill="D9E2F3"/>
-            <w:tcMar>
-              <w:top w:w="50" w:type="dxa"/>
-              <w:left w:w="90" w:type="dxa"/>
-              <w:bottom w:w="50" w:type="dxa"/>
-              <w:right w:w="90" w:type="dxa"/>
-            </w:tcMar>
             <w:vAlign w:val="center"/>
           </w:tcPr>
           <w:p>
@@ -5446,12 +5004,6 @@
               <w:right w:val="single" w:sz="6" w:space="0" w:color="1F3864"/>
             </w:tcBorders>
             <w:shd w:val="clear" w:color="auto" w:fill="D9E2F3"/>
-            <w:tcMar>
-              <w:top w:w="50" w:type="dxa"/>
-              <w:left w:w="90" w:type="dxa"/>
-              <w:bottom w:w="50" w:type="dxa"/>
-              <w:right w:w="90" w:type="dxa"/>
-            </w:tcMar>
             <w:vAlign w:val="center"/>
           </w:tcPr>
           <w:p>
@@ -5502,12 +5054,6 @@
               <w:right w:val="single" w:sz="6" w:space="0" w:color="1F3864"/>
             </w:tcBorders>
             <w:shd w:val="clear" w:color="auto" w:fill="D9E2F3"/>
-            <w:tcMar>
-              <w:top w:w="50" w:type="dxa"/>
-              <w:left w:w="90" w:type="dxa"/>
-              <w:bottom w:w="50" w:type="dxa"/>
-              <w:right w:w="90" w:type="dxa"/>
-            </w:tcMar>
             <w:vAlign w:val="center"/>
           </w:tcPr>
           <w:p>
@@ -5554,12 +5100,6 @@
               <w:right w:val="single" w:sz="6" w:space="0" w:color="1F3864"/>
             </w:tcBorders>
             <w:shd w:val="clear" w:color="auto" w:fill="D9E2F3"/>
-            <w:tcMar>
-              <w:top w:w="50" w:type="dxa"/>
-              <w:left w:w="90" w:type="dxa"/>
-              <w:bottom w:w="50" w:type="dxa"/>
-              <w:right w:w="90" w:type="dxa"/>
-            </w:tcMar>
             <w:vAlign w:val="center"/>
           </w:tcPr>
           <w:p>
@@ -5601,12 +5141,6 @@
               <w:right w:val="single" w:sz="6" w:space="0" w:color="1F3864"/>
             </w:tcBorders>
             <w:shd w:val="clear" w:color="auto" w:fill="D9E2F3"/>
-            <w:tcMar>
-              <w:top w:w="50" w:type="dxa"/>
-              <w:left w:w="90" w:type="dxa"/>
-              <w:bottom w:w="50" w:type="dxa"/>
-              <w:right w:w="90" w:type="dxa"/>
-            </w:tcMar>
             <w:vAlign w:val="center"/>
           </w:tcPr>
           <w:p>
@@ -5639,12 +5173,6 @@
               <w:right w:val="single" w:sz="6" w:space="0" w:color="1F3864"/>
             </w:tcBorders>
             <w:shd w:val="clear" w:color="auto" w:fill="D9E2F3"/>
-            <w:tcMar>
-              <w:top w:w="50" w:type="dxa"/>
-              <w:left w:w="90" w:type="dxa"/>
-              <w:bottom w:w="50" w:type="dxa"/>
-              <w:right w:w="90" w:type="dxa"/>
-            </w:tcMar>
             <w:vAlign w:val="center"/>
           </w:tcPr>
           <w:p>
@@ -5714,12 +5242,6 @@
               <w:right w:val="single" w:sz="6" w:space="0" w:color="1F3864"/>
             </w:tcBorders>
             <w:shd w:val="clear" w:color="auto" w:fill="D9E2F3"/>
-            <w:tcMar>
-              <w:top w:w="50" w:type="dxa"/>
-              <w:left w:w="90" w:type="dxa"/>
-              <w:bottom w:w="50" w:type="dxa"/>
-              <w:right w:w="90" w:type="dxa"/>
-            </w:tcMar>
             <w:vAlign w:val="center"/>
           </w:tcPr>
           <w:p>
@@ -5752,12 +5274,6 @@
               <w:right w:val="single" w:sz="6" w:space="0" w:color="1F3864"/>
             </w:tcBorders>
             <w:shd w:val="clear" w:color="auto" w:fill="D9E2F3"/>
-            <w:tcMar>
-              <w:top w:w="50" w:type="dxa"/>
-              <w:left w:w="90" w:type="dxa"/>
-              <w:bottom w:w="50" w:type="dxa"/>
-              <w:right w:w="90" w:type="dxa"/>
-            </w:tcMar>
             <w:vAlign w:val="center"/>
           </w:tcPr>
           <w:p>
@@ -5812,12 +5328,6 @@
               <w:right w:val="single" w:sz="6" w:space="0" w:color="1F3864"/>
             </w:tcBorders>
             <w:shd w:val="clear" w:color="auto" w:fill="4472C4"/>
-            <w:tcMar>
-              <w:top w:w="50" w:type="dxa"/>
-              <w:left w:w="90" w:type="dxa"/>
-              <w:bottom w:w="50" w:type="dxa"/>
-              <w:right w:w="90" w:type="dxa"/>
-            </w:tcMar>
             <w:vAlign w:val="center"/>
           </w:tcPr>
           <w:p>
@@ -5860,12 +5370,6 @@
               <w:right w:val="single" w:sz="6" w:space="0" w:color="1F3864"/>
             </w:tcBorders>
             <w:shd w:val="clear" w:color="auto" w:fill="4472C4"/>
-            <w:tcMar>
-              <w:top w:w="50" w:type="dxa"/>
-              <w:left w:w="90" w:type="dxa"/>
-              <w:bottom w:w="50" w:type="dxa"/>
-              <w:right w:w="90" w:type="dxa"/>
-            </w:tcMar>
             <w:vAlign w:val="center"/>
           </w:tcPr>
           <w:p>
@@ -5905,12 +5409,6 @@
               <w:right w:val="single" w:sz="6" w:space="0" w:color="1F3864"/>
             </w:tcBorders>
             <w:shd w:val="clear" w:color="auto" w:fill="D9E2F3"/>
-            <w:tcMar>
-              <w:top w:w="50" w:type="dxa"/>
-              <w:left w:w="90" w:type="dxa"/>
-              <w:bottom w:w="50" w:type="dxa"/>
-              <w:right w:w="90" w:type="dxa"/>
-            </w:tcMar>
             <w:vAlign w:val="center"/>
           </w:tcPr>
           <w:p>
@@ -5969,12 +5467,6 @@
               <w:right w:val="single" w:sz="6" w:space="0" w:color="1F3864"/>
             </w:tcBorders>
             <w:shd w:val="clear" w:color="auto" w:fill="4472C4"/>
-            <w:tcMar>
-              <w:top w:w="50" w:type="dxa"/>
-              <w:left w:w="90" w:type="dxa"/>
-              <w:bottom w:w="50" w:type="dxa"/>
-              <w:right w:w="90" w:type="dxa"/>
-            </w:tcMar>
             <w:vAlign w:val="center"/>
           </w:tcPr>
           <w:p>
@@ -6016,12 +5508,6 @@
               <w:right w:val="single" w:sz="6" w:space="0" w:color="1F3864"/>
             </w:tcBorders>
             <w:shd w:val="clear" w:color="auto" w:fill="D9E2F3"/>
-            <w:tcMar>
-              <w:top w:w="50" w:type="dxa"/>
-              <w:left w:w="90" w:type="dxa"/>
-              <w:bottom w:w="50" w:type="dxa"/>
-              <w:right w:w="90" w:type="dxa"/>
-            </w:tcMar>
             <w:vAlign w:val="center"/>
           </w:tcPr>
           <w:p>
@@ -6162,12 +5648,6 @@
               <w:right w:val="single" w:sz="6" w:space="0" w:color="1F3864"/>
             </w:tcBorders>
             <w:shd w:val="clear" w:color="auto" w:fill="D9E2F3"/>
-            <w:tcMar>
-              <w:top w:w="50" w:type="dxa"/>
-              <w:left w:w="90" w:type="dxa"/>
-              <w:bottom w:w="50" w:type="dxa"/>
-              <w:right w:w="90" w:type="dxa"/>
-            </w:tcMar>
             <w:vAlign w:val="center"/>
           </w:tcPr>
           <w:p>
@@ -6999,12 +6479,6 @@
               <w:right w:val="single" w:sz="6" w:space="0" w:color="1F3864"/>
             </w:tcBorders>
             <w:shd w:val="clear" w:color="auto" w:fill="D9E2F3"/>
-            <w:tcMar>
-              <w:top w:w="50" w:type="dxa"/>
-              <w:left w:w="90" w:type="dxa"/>
-              <w:bottom w:w="50" w:type="dxa"/>
-              <w:right w:w="90" w:type="dxa"/>
-            </w:tcMar>
             <w:vAlign w:val="center"/>
           </w:tcPr>
           <w:p>
@@ -7062,12 +6536,6 @@
               <w:right w:val="single" w:sz="6" w:space="0" w:color="1F3864"/>
             </w:tcBorders>
             <w:shd w:val="clear" w:color="auto" w:fill="D9E2F3"/>
-            <w:tcMar>
-              <w:top w:w="50" w:type="dxa"/>
-              <w:left w:w="90" w:type="dxa"/>
-              <w:bottom w:w="50" w:type="dxa"/>
-              <w:right w:w="90" w:type="dxa"/>
-            </w:tcMar>
             <w:vAlign w:val="center"/>
           </w:tcPr>
           <w:p>
@@ -7131,12 +6599,6 @@
               <w:right w:val="single" w:sz="6" w:space="0" w:color="1F3864"/>
             </w:tcBorders>
             <w:shd w:val="clear" w:color="auto" w:fill="4472C4"/>
-            <w:tcMar>
-              <w:top w:w="50" w:type="dxa"/>
-              <w:left w:w="90" w:type="dxa"/>
-              <w:bottom w:w="50" w:type="dxa"/>
-              <w:right w:w="90" w:type="dxa"/>
-            </w:tcMar>
             <w:vAlign w:val="center"/>
           </w:tcPr>
           <w:p>
@@ -7177,12 +6639,6 @@
               <w:right w:val="single" w:sz="6" w:space="0" w:color="1F3864"/>
             </w:tcBorders>
             <w:shd w:val="clear" w:color="auto" w:fill="4472C4"/>
-            <w:tcMar>
-              <w:top w:w="50" w:type="dxa"/>
-              <w:left w:w="90" w:type="dxa"/>
-              <w:bottom w:w="50" w:type="dxa"/>
-              <w:right w:w="90" w:type="dxa"/>
-            </w:tcMar>
             <w:vAlign w:val="center"/>
           </w:tcPr>
           <w:p>
@@ -7223,12 +6679,6 @@
               <w:right w:val="single" w:sz="6" w:space="0" w:color="1F3864"/>
             </w:tcBorders>
             <w:shd w:val="clear" w:color="auto" w:fill="4472C4"/>
-            <w:tcMar>
-              <w:top w:w="50" w:type="dxa"/>
-              <w:left w:w="90" w:type="dxa"/>
-              <w:bottom w:w="50" w:type="dxa"/>
-              <w:right w:w="90" w:type="dxa"/>
-            </w:tcMar>
             <w:vAlign w:val="center"/>
           </w:tcPr>
           <w:p>
@@ -7273,12 +6723,6 @@
               <w:right w:val="single" w:sz="6" w:space="0" w:color="1F3864"/>
             </w:tcBorders>
             <w:shd w:val="clear" w:color="auto" w:fill="D9E2F3"/>
-            <w:tcMar>
-              <w:top w:w="50" w:type="dxa"/>
-              <w:left w:w="90" w:type="dxa"/>
-              <w:bottom w:w="50" w:type="dxa"/>
-              <w:right w:w="90" w:type="dxa"/>
-            </w:tcMar>
             <w:vAlign w:val="center"/>
           </w:tcPr>
           <w:p>
@@ -7320,12 +6764,6 @@
               <w:right w:val="single" w:sz="6" w:space="0" w:color="1F3864"/>
             </w:tcBorders>
             <w:shd w:val="clear" w:color="auto" w:fill="D9E2F3"/>
-            <w:tcMar>
-              <w:top w:w="50" w:type="dxa"/>
-              <w:left w:w="90" w:type="dxa"/>
-              <w:bottom w:w="50" w:type="dxa"/>
-              <w:right w:w="90" w:type="dxa"/>
-            </w:tcMar>
             <w:vAlign w:val="center"/>
           </w:tcPr>
           <w:p>
@@ -7359,12 +6797,6 @@
               <w:right w:val="single" w:sz="6" w:space="0" w:color="1F3864"/>
             </w:tcBorders>
             <w:shd w:val="clear" w:color="auto" w:fill="D9E2F3"/>
-            <w:tcMar>
-              <w:top w:w="50" w:type="dxa"/>
-              <w:left w:w="90" w:type="dxa"/>
-              <w:bottom w:w="50" w:type="dxa"/>
-              <w:right w:w="90" w:type="dxa"/>
-            </w:tcMar>
             <w:vAlign w:val="center"/>
           </w:tcPr>
           <w:p>
@@ -7434,12 +6866,6 @@
               <w:right w:val="single" w:sz="6" w:space="0" w:color="1F3864"/>
             </w:tcBorders>
             <w:shd w:val="clear" w:color="auto" w:fill="D9E2F3"/>
-            <w:tcMar>
-              <w:top w:w="50" w:type="dxa"/>
-              <w:left w:w="90" w:type="dxa"/>
-              <w:bottom w:w="50" w:type="dxa"/>
-              <w:right w:w="90" w:type="dxa"/>
-            </w:tcMar>
             <w:vAlign w:val="center"/>
           </w:tcPr>
           <w:p>
@@ -7524,12 +6950,6 @@
               <w:right w:val="single" w:sz="6" w:space="0" w:color="1F3864"/>
             </w:tcBorders>
             <w:shd w:val="clear" w:color="auto" w:fill="D9E2F3"/>
-            <w:tcMar>
-              <w:top w:w="50" w:type="dxa"/>
-              <w:left w:w="90" w:type="dxa"/>
-              <w:bottom w:w="50" w:type="dxa"/>
-              <w:right w:w="90" w:type="dxa"/>
-            </w:tcMar>
             <w:vAlign w:val="center"/>
           </w:tcPr>
           <w:p>
@@ -7628,12 +7048,6 @@
               <w:right w:val="single" w:sz="6" w:space="0" w:color="1F3864"/>
             </w:tcBorders>
             <w:shd w:val="clear" w:color="auto" w:fill="D9E2F3"/>
-            <w:tcMar>
-              <w:top w:w="50" w:type="dxa"/>
-              <w:left w:w="90" w:type="dxa"/>
-              <w:bottom w:w="50" w:type="dxa"/>
-              <w:right w:w="90" w:type="dxa"/>
-            </w:tcMar>
             <w:vAlign w:val="center"/>
           </w:tcPr>
           <w:p>
@@ -7674,12 +7088,6 @@
               <w:right w:val="single" w:sz="6" w:space="0" w:color="1F3864"/>
             </w:tcBorders>
             <w:shd w:val="clear" w:color="auto" w:fill="D9E2F3"/>
-            <w:tcMar>
-              <w:top w:w="50" w:type="dxa"/>
-              <w:left w:w="90" w:type="dxa"/>
-              <w:bottom w:w="50" w:type="dxa"/>
-              <w:right w:w="90" w:type="dxa"/>
-            </w:tcMar>
             <w:vAlign w:val="center"/>
           </w:tcPr>
           <w:p>
@@ -7712,12 +7120,6 @@
               <w:right w:val="single" w:sz="6" w:space="0" w:color="1F3864"/>
             </w:tcBorders>
             <w:shd w:val="clear" w:color="auto" w:fill="D9E2F3"/>
-            <w:tcMar>
-              <w:top w:w="50" w:type="dxa"/>
-              <w:left w:w="90" w:type="dxa"/>
-              <w:bottom w:w="50" w:type="dxa"/>
-              <w:right w:w="90" w:type="dxa"/>
-            </w:tcMar>
             <w:vAlign w:val="center"/>
           </w:tcPr>
           <w:p>
@@ -7787,12 +7189,6 @@
               <w:right w:val="single" w:sz="6" w:space="0" w:color="1F3864"/>
             </w:tcBorders>
             <w:shd w:val="clear" w:color="auto" w:fill="D9E2F3"/>
-            <w:tcMar>
-              <w:top w:w="50" w:type="dxa"/>
-              <w:left w:w="90" w:type="dxa"/>
-              <w:bottom w:w="50" w:type="dxa"/>
-              <w:right w:w="90" w:type="dxa"/>
-            </w:tcMar>
             <w:vAlign w:val="center"/>
           </w:tcPr>
           <w:p>
@@ -7825,12 +7221,6 @@
               <w:right w:val="single" w:sz="6" w:space="0" w:color="1F3864"/>
             </w:tcBorders>
             <w:shd w:val="clear" w:color="auto" w:fill="D9E2F3"/>
-            <w:tcMar>
-              <w:top w:w="50" w:type="dxa"/>
-              <w:left w:w="90" w:type="dxa"/>
-              <w:bottom w:w="50" w:type="dxa"/>
-              <w:right w:w="90" w:type="dxa"/>
-            </w:tcMar>
             <w:vAlign w:val="center"/>
           </w:tcPr>
           <w:p>
@@ -7875,12 +7265,6 @@
               <w:right w:val="single" w:sz="6" w:space="0" w:color="1F3864"/>
             </w:tcBorders>
             <w:shd w:val="clear" w:color="auto" w:fill="4472C4"/>
-            <w:tcMar>
-              <w:top w:w="50" w:type="dxa"/>
-              <w:left w:w="90" w:type="dxa"/>
-              <w:bottom w:w="50" w:type="dxa"/>
-              <w:right w:w="90" w:type="dxa"/>
-            </w:tcMar>
             <w:vAlign w:val="center"/>
           </w:tcPr>
           <w:p>
@@ -7923,12 +7307,6 @@
               <w:right w:val="single" w:sz="6" w:space="0" w:color="1F3864"/>
             </w:tcBorders>
             <w:shd w:val="clear" w:color="auto" w:fill="4472C4"/>
-            <w:tcMar>
-              <w:top w:w="50" w:type="dxa"/>
-              <w:left w:w="90" w:type="dxa"/>
-              <w:bottom w:w="50" w:type="dxa"/>
-              <w:right w:w="90" w:type="dxa"/>
-            </w:tcMar>
             <w:vAlign w:val="center"/>
           </w:tcPr>
           <w:p>
@@ -7968,12 +7346,6 @@
               <w:right w:val="single" w:sz="6" w:space="0" w:color="1F3864"/>
             </w:tcBorders>
             <w:shd w:val="clear" w:color="auto" w:fill="D9E2F3"/>
-            <w:tcMar>
-              <w:top w:w="50" w:type="dxa"/>
-              <w:left w:w="90" w:type="dxa"/>
-              <w:bottom w:w="50" w:type="dxa"/>
-              <w:right w:w="90" w:type="dxa"/>
-            </w:tcMar>
             <w:vAlign w:val="center"/>
           </w:tcPr>
           <w:p>
@@ -8032,12 +7404,6 @@
               <w:right w:val="single" w:sz="6" w:space="0" w:color="1F3864"/>
             </w:tcBorders>
             <w:shd w:val="clear" w:color="auto" w:fill="4472C4"/>
-            <w:tcMar>
-              <w:top w:w="50" w:type="dxa"/>
-              <w:left w:w="90" w:type="dxa"/>
-              <w:bottom w:w="50" w:type="dxa"/>
-              <w:right w:w="90" w:type="dxa"/>
-            </w:tcMar>
             <w:vAlign w:val="center"/>
           </w:tcPr>
           <w:p>
@@ -8079,12 +7445,6 @@
               <w:right w:val="single" w:sz="6" w:space="0" w:color="1F3864"/>
             </w:tcBorders>
             <w:shd w:val="clear" w:color="auto" w:fill="D9E2F3"/>
-            <w:tcMar>
-              <w:top w:w="50" w:type="dxa"/>
-              <w:left w:w="90" w:type="dxa"/>
-              <w:bottom w:w="50" w:type="dxa"/>
-              <w:right w:w="90" w:type="dxa"/>
-            </w:tcMar>
             <w:vAlign w:val="center"/>
           </w:tcPr>
           <w:p>
@@ -8144,12 +7504,6 @@
               <w:right w:val="single" w:sz="6" w:space="0" w:color="1F3864"/>
             </w:tcBorders>
             <w:shd w:val="clear" w:color="auto" w:fill="D9E2F3"/>
-            <w:tcMar>
-              <w:top w:w="50" w:type="dxa"/>
-              <w:left w:w="90" w:type="dxa"/>
-              <w:bottom w:w="50" w:type="dxa"/>
-              <w:right w:w="90" w:type="dxa"/>
-            </w:tcMar>
             <w:vAlign w:val="center"/>
           </w:tcPr>
           <w:p>
@@ -8628,12 +7982,6 @@
               <w:right w:val="single" w:sz="6" w:space="0" w:color="1F3864"/>
             </w:tcBorders>
             <w:shd w:val="clear" w:color="auto" w:fill="D9E2F3"/>
-            <w:tcMar>
-              <w:top w:w="50" w:type="dxa"/>
-              <w:left w:w="90" w:type="dxa"/>
-              <w:bottom w:w="50" w:type="dxa"/>
-              <w:right w:w="90" w:type="dxa"/>
-            </w:tcMar>
             <w:vAlign w:val="center"/>
           </w:tcPr>
           <w:p>
@@ -8662,6 +8010,55 @@
           </w:p>
         </w:tc>
       </w:tr>
+    </w:tbl>
+    <w:p>
+      <w:pPr>
+        <w:spacing w:before="0" w:after="0" w:line="240" w:lineRule="auto"/>
+        <w:rPr>
+          <w:sz w:val="18"/>
+          <w:szCs w:val="18"/>
+        </w:rPr>
+      </w:pPr>
+    </w:p>
+    <w:tbl>
+      <w:tblPr>
+        <w:tblW w:w="9405" w:type="dxa"/>
+        <w:jc w:val="center"/>
+        <w:tblBorders>
+          <w:top w:val="single" w:sz="6" w:space="0" w:color="1F3864"/>
+          <w:left w:val="single" w:sz="6" w:space="0" w:color="1F3864"/>
+          <w:bottom w:val="single" w:sz="6" w:space="0" w:color="1F3864"/>
+          <w:right w:val="single" w:sz="6" w:space="0" w:color="1F3864"/>
+          <w:insideH w:val="single" w:sz="6" w:space="0" w:color="1F3864"/>
+          <w:insideV w:val="single" w:sz="6" w:space="0" w:color="1F3864"/>
+        </w:tblBorders>
+        <w:tblLayout w:type="fixed"/>
+        <w:tblCellMar>
+          <w:top w:w="40" w:type="dxa"/>
+          <w:left w:w="90" w:type="dxa"/>
+          <w:bottom w:w="40" w:type="dxa"/>
+          <w:right w:w="90" w:type="dxa"/>
+        </w:tblCellMar>
+        <w:tblLook w:val="04A0" w:firstRow="1" w:lastRow="0" w:firstColumn="1" w:lastColumn="0" w:noHBand="0" w:noVBand="1"/>
+      </w:tblPr>
+      <w:tblGrid>
+        <w:gridCol w:w="1175"/>
+        <w:gridCol w:w="391"/>
+        <w:gridCol w:w="391"/>
+        <w:gridCol w:w="391"/>
+        <w:gridCol w:w="783"/>
+        <w:gridCol w:w="391"/>
+        <w:gridCol w:w="391"/>
+        <w:gridCol w:w="783"/>
+        <w:gridCol w:w="783"/>
+        <w:gridCol w:w="391"/>
+        <w:gridCol w:w="391"/>
+        <w:gridCol w:w="391"/>
+        <w:gridCol w:w="391"/>
+        <w:gridCol w:w="391"/>
+        <w:gridCol w:w="391"/>
+        <w:gridCol w:w="1567"/>
+      </w:tblGrid>
       <w:tr>
         <w:tc>
           <w:tcPr>
@@ -8674,12 +8071,6 @@
               <w:right w:val="single" w:sz="6" w:space="0" w:color="1F3864"/>
             </w:tcBorders>
             <w:shd w:val="clear" w:color="auto" w:fill="4472C4"/>
-            <w:tcMar>
-              <w:top w:w="50" w:type="dxa"/>
-              <w:left w:w="90" w:type="dxa"/>
-              <w:bottom w:w="50" w:type="dxa"/>
-              <w:right w:w="90" w:type="dxa"/>
-            </w:tcMar>
             <w:vAlign w:val="center"/>
           </w:tcPr>
           <w:p>
@@ -8723,12 +8114,6 @@
               <w:right w:val="single" w:sz="6" w:space="0" w:color="1F3864"/>
             </w:tcBorders>
             <w:shd w:val="clear" w:color="auto" w:fill="4472C4"/>
-            <w:tcMar>
-              <w:top w:w="50" w:type="dxa"/>
-              <w:left w:w="90" w:type="dxa"/>
-              <w:bottom w:w="50" w:type="dxa"/>
-              <w:right w:w="90" w:type="dxa"/>
-            </w:tcMar>
             <w:vAlign w:val="center"/>
           </w:tcPr>
           <w:p>
@@ -8769,12 +8154,6 @@
               <w:right w:val="single" w:sz="6" w:space="0" w:color="1F3864"/>
             </w:tcBorders>
             <w:shd w:val="clear" w:color="auto" w:fill="4472C4"/>
-            <w:tcMar>
-              <w:top w:w="50" w:type="dxa"/>
-              <w:left w:w="90" w:type="dxa"/>
-              <w:bottom w:w="50" w:type="dxa"/>
-              <w:right w:w="90" w:type="dxa"/>
-            </w:tcMar>
             <w:vAlign w:val="center"/>
           </w:tcPr>
           <w:p>
@@ -8815,12 +8194,6 @@
               <w:right w:val="single" w:sz="6" w:space="0" w:color="1F3864"/>
             </w:tcBorders>
             <w:shd w:val="clear" w:color="auto" w:fill="4472C4"/>
-            <w:tcMar>
-              <w:top w:w="50" w:type="dxa"/>
-              <w:left w:w="90" w:type="dxa"/>
-              <w:bottom w:w="50" w:type="dxa"/>
-              <w:right w:w="90" w:type="dxa"/>
-            </w:tcMar>
             <w:vAlign w:val="center"/>
           </w:tcPr>
           <w:p>
@@ -8876,12 +8249,6 @@
               <w:right w:val="single" w:sz="6" w:space="0" w:color="1F3864"/>
             </w:tcBorders>
             <w:shd w:val="clear" w:color="auto" w:fill="4472C4"/>
-            <w:tcMar>
-              <w:top w:w="50" w:type="dxa"/>
-              <w:left w:w="90" w:type="dxa"/>
-              <w:bottom w:w="50" w:type="dxa"/>
-              <w:right w:w="90" w:type="dxa"/>
-            </w:tcMar>
             <w:vAlign w:val="center"/>
           </w:tcPr>
           <w:p>
@@ -8922,12 +8289,6 @@
               <w:right w:val="single" w:sz="6" w:space="0" w:color="1F3864"/>
             </w:tcBorders>
             <w:shd w:val="clear" w:color="auto" w:fill="4472C4"/>
-            <w:tcMar>
-              <w:top w:w="50" w:type="dxa"/>
-              <w:left w:w="90" w:type="dxa"/>
-              <w:bottom w:w="50" w:type="dxa"/>
-              <w:right w:w="90" w:type="dxa"/>
-            </w:tcMar>
             <w:vAlign w:val="center"/>
           </w:tcPr>
           <w:p>
@@ -8970,12 +8331,6 @@
               <w:right w:val="single" w:sz="6" w:space="0" w:color="1F3864"/>
             </w:tcBorders>
             <w:shd w:val="clear" w:color="auto" w:fill="D9E2F3"/>
-            <w:tcMar>
-              <w:top w:w="50" w:type="dxa"/>
-              <w:left w:w="90" w:type="dxa"/>
-              <w:bottom w:w="50" w:type="dxa"/>
-              <w:right w:w="90" w:type="dxa"/>
-            </w:tcMar>
             <w:vAlign w:val="center"/>
           </w:tcPr>
           <w:p>
@@ -9155,12 +8510,6 @@
               <w:right w:val="single" w:sz="6" w:space="0" w:color="1F3864"/>
             </w:tcBorders>
             <w:shd w:val="clear" w:color="auto" w:fill="D9E2F3"/>
-            <w:tcMar>
-              <w:top w:w="50" w:type="dxa"/>
-              <w:left w:w="90" w:type="dxa"/>
-              <w:bottom w:w="50" w:type="dxa"/>
-              <w:right w:w="90" w:type="dxa"/>
-            </w:tcMar>
             <w:vAlign w:val="center"/>
           </w:tcPr>
           <w:p>
@@ -9306,12 +8655,6 @@
               <w:right w:val="single" w:sz="6" w:space="0" w:color="1F3864"/>
             </w:tcBorders>
             <w:shd w:val="clear" w:color="auto" w:fill="D9E2F3"/>
-            <w:tcMar>
-              <w:top w:w="50" w:type="dxa"/>
-              <w:left w:w="90" w:type="dxa"/>
-              <w:bottom w:w="50" w:type="dxa"/>
-              <w:right w:w="90" w:type="dxa"/>
-            </w:tcMar>
             <w:vAlign w:val="center"/>
           </w:tcPr>
           <w:p>
@@ -9419,12 +8762,6 @@
               <w:right w:val="single" w:sz="6" w:space="0" w:color="1F3864"/>
             </w:tcBorders>
             <w:shd w:val="clear" w:color="auto" w:fill="D9E2F3"/>
-            <w:tcMar>
-              <w:top w:w="50" w:type="dxa"/>
-              <w:left w:w="90" w:type="dxa"/>
-              <w:bottom w:w="50" w:type="dxa"/>
-              <w:right w:w="90" w:type="dxa"/>
-            </w:tcMar>
             <w:vAlign w:val="center"/>
           </w:tcPr>
           <w:p>
@@ -9599,12 +8936,6 @@
               <w:right w:val="single" w:sz="6" w:space="0" w:color="1F3864"/>
             </w:tcBorders>
             <w:shd w:val="clear" w:color="auto" w:fill="D9E2F3"/>
-            <w:tcMar>
-              <w:top w:w="50" w:type="dxa"/>
-              <w:left w:w="90" w:type="dxa"/>
-              <w:bottom w:w="50" w:type="dxa"/>
-              <w:right w:w="90" w:type="dxa"/>
-            </w:tcMar>
             <w:vAlign w:val="center"/>
           </w:tcPr>
           <w:p>
@@ -9723,6 +9054,55 @@
           </w:p>
         </w:tc>
       </w:tr>
+    </w:tbl>
+    <w:p>
+      <w:pPr>
+        <w:spacing w:before="0" w:after="0" w:line="240" w:lineRule="auto"/>
+        <w:rPr>
+          <w:sz w:val="18"/>
+          <w:szCs w:val="18"/>
+        </w:rPr>
+      </w:pPr>
+    </w:p>
+    <w:tbl>
+      <w:tblPr>
+        <w:tblW w:w="9405" w:type="dxa"/>
+        <w:jc w:val="center"/>
+        <w:tblBorders>
+          <w:top w:val="single" w:sz="6" w:space="0" w:color="1F3864"/>
+          <w:left w:val="single" w:sz="6" w:space="0" w:color="1F3864"/>
+          <w:bottom w:val="single" w:sz="6" w:space="0" w:color="1F3864"/>
+          <w:right w:val="single" w:sz="6" w:space="0" w:color="1F3864"/>
+          <w:insideH w:val="single" w:sz="6" w:space="0" w:color="1F3864"/>
+          <w:insideV w:val="single" w:sz="6" w:space="0" w:color="1F3864"/>
+        </w:tblBorders>
+        <w:tblLayout w:type="fixed"/>
+        <w:tblCellMar>
+          <w:top w:w="40" w:type="dxa"/>
+          <w:left w:w="90" w:type="dxa"/>
+          <w:bottom w:w="40" w:type="dxa"/>
+          <w:right w:w="90" w:type="dxa"/>
+        </w:tblCellMar>
+        <w:tblLook w:val="04A0" w:firstRow="1" w:lastRow="0" w:firstColumn="1" w:lastColumn="0" w:noHBand="0" w:noVBand="1"/>
+      </w:tblPr>
+      <w:tblGrid>
+        <w:gridCol w:w="1175"/>
+        <w:gridCol w:w="391"/>
+        <w:gridCol w:w="391"/>
+        <w:gridCol w:w="391"/>
+        <w:gridCol w:w="783"/>
+        <w:gridCol w:w="391"/>
+        <w:gridCol w:w="391"/>
+        <w:gridCol w:w="783"/>
+        <w:gridCol w:w="783"/>
+        <w:gridCol w:w="391"/>
+        <w:gridCol w:w="391"/>
+        <w:gridCol w:w="391"/>
+        <w:gridCol w:w="391"/>
+        <w:gridCol w:w="391"/>
+        <w:gridCol w:w="391"/>
+        <w:gridCol w:w="1567"/>
+      </w:tblGrid>
       <w:tr>
         <w:tc>
           <w:tcPr>
@@ -9735,12 +9115,6 @@
               <w:right w:val="single" w:sz="6" w:space="0" w:color="1F3864"/>
             </w:tcBorders>
             <w:shd w:val="clear" w:color="auto" w:fill="4472C4"/>
-            <w:tcMar>
-              <w:top w:w="50" w:type="dxa"/>
-              <w:left w:w="90" w:type="dxa"/>
-              <w:bottom w:w="50" w:type="dxa"/>
-              <w:right w:w="90" w:type="dxa"/>
-            </w:tcMar>
             <w:vAlign w:val="center"/>
           </w:tcPr>
           <w:p>
@@ -9780,12 +9154,6 @@
               <w:right w:val="single" w:sz="6" w:space="0" w:color="1F3864"/>
             </w:tcBorders>
             <w:shd w:val="clear" w:color="auto" w:fill="D9E2F3"/>
-            <w:tcMar>
-              <w:top w:w="50" w:type="dxa"/>
-              <w:left w:w="90" w:type="dxa"/>
-              <w:bottom w:w="50" w:type="dxa"/>
-              <w:right w:w="90" w:type="dxa"/>
-            </w:tcMar>
             <w:vAlign w:val="center"/>
           </w:tcPr>
           <w:p>
@@ -9978,12 +9346,6 @@
               <w:right w:val="single" w:sz="6" w:space="0" w:color="1F3864"/>
             </w:tcBorders>
             <w:shd w:val="clear" w:color="auto" w:fill="4472C4"/>
-            <w:tcMar>
-              <w:top w:w="50" w:type="dxa"/>
-              <w:left w:w="90" w:type="dxa"/>
-              <w:bottom w:w="50" w:type="dxa"/>
-              <w:right w:w="90" w:type="dxa"/>
-            </w:tcMar>
             <w:vAlign w:val="center"/>
           </w:tcPr>
           <w:p>
@@ -10023,12 +9385,6 @@
               <w:right w:val="single" w:sz="6" w:space="0" w:color="1F3864"/>
             </w:tcBorders>
             <w:shd w:val="clear" w:color="auto" w:fill="D9E2F3"/>
-            <w:tcMar>
-              <w:top w:w="50" w:type="dxa"/>
-              <w:left w:w="90" w:type="dxa"/>
-              <w:bottom w:w="50" w:type="dxa"/>
-              <w:right w:w="90" w:type="dxa"/>
-            </w:tcMar>
             <w:vAlign w:val="center"/>
           </w:tcPr>
           <w:p>
@@ -10261,12 +9617,6 @@
               <w:right w:val="single" w:sz="6" w:space="0" w:color="1F3864"/>
             </w:tcBorders>
             <w:shd w:val="clear" w:color="auto" w:fill="4472C4"/>
-            <w:tcMar>
-              <w:top w:w="50" w:type="dxa"/>
-              <w:left w:w="90" w:type="dxa"/>
-              <w:bottom w:w="50" w:type="dxa"/>
-              <w:right w:w="90" w:type="dxa"/>
-            </w:tcMar>
             <w:vAlign w:val="center"/>
           </w:tcPr>
           <w:p>
@@ -10306,12 +9656,6 @@
               <w:right w:val="single" w:sz="6" w:space="0" w:color="1F3864"/>
             </w:tcBorders>
             <w:shd w:val="clear" w:color="auto" w:fill="D9E2F3"/>
-            <w:tcMar>
-              <w:top w:w="50" w:type="dxa"/>
-              <w:left w:w="90" w:type="dxa"/>
-              <w:bottom w:w="50" w:type="dxa"/>
-              <w:right w:w="90" w:type="dxa"/>
-            </w:tcMar>
             <w:vAlign w:val="center"/>
           </w:tcPr>
           <w:p>
@@ -10394,12 +9738,6 @@
               <w:right w:val="single" w:sz="6" w:space="0" w:color="1F3864"/>
             </w:tcBorders>
             <w:shd w:val="clear" w:color="auto" w:fill="4472C4"/>
-            <w:tcMar>
-              <w:top w:w="50" w:type="dxa"/>
-              <w:left w:w="90" w:type="dxa"/>
-              <w:bottom w:w="50" w:type="dxa"/>
-              <w:right w:w="90" w:type="dxa"/>
-            </w:tcMar>
             <w:vAlign w:val="center"/>
           </w:tcPr>
           <w:p>
@@ -10440,12 +9778,6 @@
               <w:right w:val="single" w:sz="6" w:space="0" w:color="1F3864"/>
             </w:tcBorders>
             <w:shd w:val="clear" w:color="auto" w:fill="D9E2F3"/>
-            <w:tcMar>
-              <w:top w:w="50" w:type="dxa"/>
-              <w:left w:w="90" w:type="dxa"/>
-              <w:bottom w:w="50" w:type="dxa"/>
-              <w:right w:w="90" w:type="dxa"/>
-            </w:tcMar>
             <w:vAlign w:val="center"/>
           </w:tcPr>
           <w:p>
@@ -10552,12 +9884,6 @@
               <w:right w:val="single" w:sz="6" w:space="0" w:color="1F3864"/>
             </w:tcBorders>
             <w:shd w:val="clear" w:color="auto" w:fill="4472C4"/>
-            <w:tcMar>
-              <w:top w:w="50" w:type="dxa"/>
-              <w:left w:w="90" w:type="dxa"/>
-              <w:bottom w:w="50" w:type="dxa"/>
-              <w:right w:w="90" w:type="dxa"/>
-            </w:tcMar>
             <w:vAlign w:val="center"/>
           </w:tcPr>
           <w:p>
@@ -10597,12 +9923,6 @@
               <w:right w:val="single" w:sz="6" w:space="0" w:color="1F3864"/>
             </w:tcBorders>
             <w:shd w:val="clear" w:color="auto" w:fill="D9E2F3"/>
-            <w:tcMar>
-              <w:top w:w="50" w:type="dxa"/>
-              <w:left w:w="90" w:type="dxa"/>
-              <w:bottom w:w="50" w:type="dxa"/>
-              <w:right w:w="90" w:type="dxa"/>
-            </w:tcMar>
             <w:vAlign w:val="center"/>
           </w:tcPr>
           <w:p>
@@ -10647,12 +9967,6 @@
               <w:right w:val="single" w:sz="6" w:space="0" w:color="1F3864"/>
             </w:tcBorders>
             <w:shd w:val="clear" w:color="auto" w:fill="4472C4"/>
-            <w:tcMar>
-              <w:top w:w="50" w:type="dxa"/>
-              <w:left w:w="90" w:type="dxa"/>
-              <w:bottom w:w="50" w:type="dxa"/>
-              <w:right w:w="90" w:type="dxa"/>
-            </w:tcMar>
             <w:vAlign w:val="center"/>
           </w:tcPr>
           <w:p>
@@ -10719,12 +10033,6 @@
               <w:right w:val="single" w:sz="6" w:space="0" w:color="1F3864"/>
             </w:tcBorders>
             <w:shd w:val="clear" w:color="auto" w:fill="4472C4"/>
-            <w:tcMar>
-              <w:top w:w="50" w:type="dxa"/>
-              <w:left w:w="90" w:type="dxa"/>
-              <w:bottom w:w="50" w:type="dxa"/>
-              <w:right w:w="90" w:type="dxa"/>
-            </w:tcMar>
             <w:vAlign w:val="center"/>
           </w:tcPr>
           <w:p>
@@ -10764,12 +10072,6 @@
               <w:right w:val="single" w:sz="6" w:space="0" w:color="1F3864"/>
             </w:tcBorders>
             <w:shd w:val="clear" w:color="auto" w:fill="4472C4"/>
-            <w:tcMar>
-              <w:top w:w="50" w:type="dxa"/>
-              <w:left w:w="90" w:type="dxa"/>
-              <w:bottom w:w="50" w:type="dxa"/>
-              <w:right w:w="90" w:type="dxa"/>
-            </w:tcMar>
             <w:vAlign w:val="center"/>
           </w:tcPr>
           <w:p>
@@ -10809,12 +10111,6 @@
               <w:right w:val="single" w:sz="6" w:space="0" w:color="1F3864"/>
             </w:tcBorders>
             <w:shd w:val="clear" w:color="auto" w:fill="4472C4"/>
-            <w:tcMar>
-              <w:top w:w="50" w:type="dxa"/>
-              <w:left w:w="90" w:type="dxa"/>
-              <w:bottom w:w="50" w:type="dxa"/>
-              <w:right w:w="90" w:type="dxa"/>
-            </w:tcMar>
             <w:vAlign w:val="center"/>
           </w:tcPr>
           <w:p>
@@ -10854,12 +10150,6 @@
               <w:right w:val="single" w:sz="6" w:space="0" w:color="1F3864"/>
             </w:tcBorders>
             <w:shd w:val="clear" w:color="auto" w:fill="4472C4"/>
-            <w:tcMar>
-              <w:top w:w="50" w:type="dxa"/>
-              <w:left w:w="90" w:type="dxa"/>
-              <w:bottom w:w="50" w:type="dxa"/>
-              <w:right w:w="90" w:type="dxa"/>
-            </w:tcMar>
             <w:vAlign w:val="center"/>
           </w:tcPr>
           <w:p>
@@ -10926,12 +10216,6 @@
               <w:right w:val="single" w:sz="6" w:space="0" w:color="1F3864"/>
             </w:tcBorders>
             <w:shd w:val="clear" w:color="auto" w:fill="D9E2F3"/>
-            <w:tcMar>
-              <w:top w:w="50" w:type="dxa"/>
-              <w:left w:w="90" w:type="dxa"/>
-              <w:bottom w:w="50" w:type="dxa"/>
-              <w:right w:w="90" w:type="dxa"/>
-            </w:tcMar>
             <w:vAlign w:val="center"/>
           </w:tcPr>
           <w:p>
@@ -10964,12 +10248,6 @@
               <w:right w:val="single" w:sz="6" w:space="0" w:color="1F3864"/>
             </w:tcBorders>
             <w:shd w:val="clear" w:color="auto" w:fill="D9E2F3"/>
-            <w:tcMar>
-              <w:top w:w="50" w:type="dxa"/>
-              <w:left w:w="90" w:type="dxa"/>
-              <w:bottom w:w="50" w:type="dxa"/>
-              <w:right w:w="90" w:type="dxa"/>
-            </w:tcMar>
             <w:vAlign w:val="center"/>
           </w:tcPr>
           <w:p>
@@ -11002,12 +10280,6 @@
               <w:right w:val="single" w:sz="6" w:space="0" w:color="1F3864"/>
             </w:tcBorders>
             <w:shd w:val="clear" w:color="auto" w:fill="D9E2F3"/>
-            <w:tcMar>
-              <w:top w:w="50" w:type="dxa"/>
-              <w:left w:w="90" w:type="dxa"/>
-              <w:bottom w:w="50" w:type="dxa"/>
-              <w:right w:w="90" w:type="dxa"/>
-            </w:tcMar>
             <w:vAlign w:val="center"/>
           </w:tcPr>
           <w:p>
@@ -11040,12 +10312,6 @@
               <w:right w:val="single" w:sz="6" w:space="0" w:color="1F3864"/>
             </w:tcBorders>
             <w:shd w:val="clear" w:color="auto" w:fill="D9E2F3"/>
-            <w:tcMar>
-              <w:top w:w="50" w:type="dxa"/>
-              <w:left w:w="90" w:type="dxa"/>
-              <w:bottom w:w="50" w:type="dxa"/>
-              <w:right w:w="90" w:type="dxa"/>
-            </w:tcMar>
             <w:vAlign w:val="center"/>
           </w:tcPr>
           <w:p>
@@ -11105,12 +10371,6 @@
               <w:right w:val="single" w:sz="6" w:space="0" w:color="1F3864"/>
             </w:tcBorders>
             <w:shd w:val="clear" w:color="auto" w:fill="D9E2F3"/>
-            <w:tcMar>
-              <w:top w:w="50" w:type="dxa"/>
-              <w:left w:w="90" w:type="dxa"/>
-              <w:bottom w:w="50" w:type="dxa"/>
-              <w:right w:w="90" w:type="dxa"/>
-            </w:tcMar>
             <w:vAlign w:val="center"/>
           </w:tcPr>
           <w:p>
@@ -11143,12 +10403,6 @@
               <w:right w:val="single" w:sz="6" w:space="0" w:color="1F3864"/>
             </w:tcBorders>
             <w:shd w:val="clear" w:color="auto" w:fill="D9E2F3"/>
-            <w:tcMar>
-              <w:top w:w="50" w:type="dxa"/>
-              <w:left w:w="90" w:type="dxa"/>
-              <w:bottom w:w="50" w:type="dxa"/>
-              <w:right w:w="90" w:type="dxa"/>
-            </w:tcMar>
             <w:vAlign w:val="center"/>
           </w:tcPr>
           <w:p>
@@ -11181,12 +10435,6 @@
               <w:right w:val="single" w:sz="6" w:space="0" w:color="1F3864"/>
             </w:tcBorders>
             <w:shd w:val="clear" w:color="auto" w:fill="D9E2F3"/>
-            <w:tcMar>
-              <w:top w:w="50" w:type="dxa"/>
-              <w:left w:w="90" w:type="dxa"/>
-              <w:bottom w:w="50" w:type="dxa"/>
-              <w:right w:w="90" w:type="dxa"/>
-            </w:tcMar>
             <w:vAlign w:val="center"/>
           </w:tcPr>
           <w:p>
@@ -11219,12 +10467,6 @@
               <w:right w:val="single" w:sz="6" w:space="0" w:color="1F3864"/>
             </w:tcBorders>
             <w:shd w:val="clear" w:color="auto" w:fill="D9E2F3"/>
-            <w:tcMar>
-              <w:top w:w="50" w:type="dxa"/>
-              <w:left w:w="90" w:type="dxa"/>
-              <w:bottom w:w="50" w:type="dxa"/>
-              <w:right w:w="90" w:type="dxa"/>
-            </w:tcMar>
             <w:vAlign w:val="center"/>
           </w:tcPr>
           <w:p>
@@ -11284,12 +10526,6 @@
               <w:right w:val="single" w:sz="6" w:space="0" w:color="1F3864"/>
             </w:tcBorders>
             <w:shd w:val="clear" w:color="auto" w:fill="D9E2F3"/>
-            <w:tcMar>
-              <w:top w:w="50" w:type="dxa"/>
-              <w:left w:w="90" w:type="dxa"/>
-              <w:bottom w:w="50" w:type="dxa"/>
-              <w:right w:w="90" w:type="dxa"/>
-            </w:tcMar>
             <w:vAlign w:val="center"/>
           </w:tcPr>
           <w:p>
@@ -11322,12 +10558,6 @@
               <w:right w:val="single" w:sz="6" w:space="0" w:color="1F3864"/>
             </w:tcBorders>
             <w:shd w:val="clear" w:color="auto" w:fill="D9E2F3"/>
-            <w:tcMar>
-              <w:top w:w="50" w:type="dxa"/>
-              <w:left w:w="90" w:type="dxa"/>
-              <w:bottom w:w="50" w:type="dxa"/>
-              <w:right w:w="90" w:type="dxa"/>
-            </w:tcMar>
             <w:vAlign w:val="center"/>
           </w:tcPr>
           <w:p>
@@ -11360,12 +10590,6 @@
               <w:right w:val="single" w:sz="6" w:space="0" w:color="1F3864"/>
             </w:tcBorders>
             <w:shd w:val="clear" w:color="auto" w:fill="D9E2F3"/>
-            <w:tcMar>
-              <w:top w:w="50" w:type="dxa"/>
-              <w:left w:w="90" w:type="dxa"/>
-              <w:bottom w:w="50" w:type="dxa"/>
-              <w:right w:w="90" w:type="dxa"/>
-            </w:tcMar>
             <w:vAlign w:val="center"/>
           </w:tcPr>
           <w:p>
@@ -11398,12 +10622,6 @@
               <w:right w:val="single" w:sz="6" w:space="0" w:color="1F3864"/>
             </w:tcBorders>
             <w:shd w:val="clear" w:color="auto" w:fill="D9E2F3"/>
-            <w:tcMar>
-              <w:top w:w="50" w:type="dxa"/>
-              <w:left w:w="90" w:type="dxa"/>
-              <w:bottom w:w="50" w:type="dxa"/>
-              <w:right w:w="90" w:type="dxa"/>
-            </w:tcMar>
             <w:vAlign w:val="center"/>
           </w:tcPr>
           <w:p>
@@ -11463,12 +10681,6 @@
               <w:right w:val="single" w:sz="6" w:space="0" w:color="1F3864"/>
             </w:tcBorders>
             <w:shd w:val="clear" w:color="auto" w:fill="D9E2F3"/>
-            <w:tcMar>
-              <w:top w:w="50" w:type="dxa"/>
-              <w:left w:w="90" w:type="dxa"/>
-              <w:bottom w:w="50" w:type="dxa"/>
-              <w:right w:w="90" w:type="dxa"/>
-            </w:tcMar>
             <w:vAlign w:val="center"/>
           </w:tcPr>
           <w:p>
@@ -11513,12 +10725,6 @@
               <w:right w:val="single" w:sz="6" w:space="0" w:color="1F3864"/>
             </w:tcBorders>
             <w:shd w:val="clear" w:color="auto" w:fill="4472C4"/>
-            <w:tcMar>
-              <w:top w:w="50" w:type="dxa"/>
-              <w:left w:w="90" w:type="dxa"/>
-              <w:bottom w:w="50" w:type="dxa"/>
-              <w:right w:w="90" w:type="dxa"/>
-            </w:tcMar>
             <w:vAlign w:val="center"/>
           </w:tcPr>
           <w:p>
@@ -11585,12 +10791,6 @@
               <w:right w:val="single" w:sz="6" w:space="0" w:color="1F3864"/>
             </w:tcBorders>
             <w:shd w:val="clear" w:color="auto" w:fill="4472C4"/>
-            <w:tcMar>
-              <w:top w:w="50" w:type="dxa"/>
-              <w:left w:w="90" w:type="dxa"/>
-              <w:bottom w:w="50" w:type="dxa"/>
-              <w:right w:w="90" w:type="dxa"/>
-            </w:tcMar>
             <w:vAlign w:val="center"/>
           </w:tcPr>
           <w:p>
@@ -11630,12 +10830,6 @@
               <w:right w:val="single" w:sz="6" w:space="0" w:color="1F3864"/>
             </w:tcBorders>
             <w:shd w:val="clear" w:color="auto" w:fill="4472C4"/>
-            <w:tcMar>
-              <w:top w:w="50" w:type="dxa"/>
-              <w:left w:w="90" w:type="dxa"/>
-              <w:bottom w:w="50" w:type="dxa"/>
-              <w:right w:w="90" w:type="dxa"/>
-            </w:tcMar>
             <w:vAlign w:val="center"/>
           </w:tcPr>
           <w:p>
@@ -11675,12 +10869,6 @@
               <w:right w:val="single" w:sz="6" w:space="0" w:color="1F3864"/>
             </w:tcBorders>
             <w:shd w:val="clear" w:color="auto" w:fill="4472C4"/>
-            <w:tcMar>
-              <w:top w:w="50" w:type="dxa"/>
-              <w:left w:w="90" w:type="dxa"/>
-              <w:bottom w:w="50" w:type="dxa"/>
-              <w:right w:w="90" w:type="dxa"/>
-            </w:tcMar>
             <w:vAlign w:val="center"/>
           </w:tcPr>
           <w:p>
@@ -11720,12 +10908,6 @@
               <w:right w:val="single" w:sz="6" w:space="0" w:color="1F3864"/>
             </w:tcBorders>
             <w:shd w:val="clear" w:color="auto" w:fill="4472C4"/>
-            <w:tcMar>
-              <w:top w:w="50" w:type="dxa"/>
-              <w:left w:w="90" w:type="dxa"/>
-              <w:bottom w:w="50" w:type="dxa"/>
-              <w:right w:w="90" w:type="dxa"/>
-            </w:tcMar>
             <w:vAlign w:val="center"/>
           </w:tcPr>
           <w:p>
@@ -11792,12 +10974,6 @@
               <w:right w:val="single" w:sz="6" w:space="0" w:color="1F3864"/>
             </w:tcBorders>
             <w:shd w:val="clear" w:color="auto" w:fill="D9E2F3"/>
-            <w:tcMar>
-              <w:top w:w="50" w:type="dxa"/>
-              <w:left w:w="90" w:type="dxa"/>
-              <w:bottom w:w="50" w:type="dxa"/>
-              <w:right w:w="90" w:type="dxa"/>
-            </w:tcMar>
             <w:vAlign w:val="center"/>
           </w:tcPr>
           <w:p>
@@ -11830,12 +11006,6 @@
               <w:right w:val="single" w:sz="6" w:space="0" w:color="1F3864"/>
             </w:tcBorders>
             <w:shd w:val="clear" w:color="auto" w:fill="D9E2F3"/>
-            <w:tcMar>
-              <w:top w:w="50" w:type="dxa"/>
-              <w:left w:w="90" w:type="dxa"/>
-              <w:bottom w:w="50" w:type="dxa"/>
-              <w:right w:w="90" w:type="dxa"/>
-            </w:tcMar>
             <w:vAlign w:val="center"/>
           </w:tcPr>
           <w:p>
@@ -11868,12 +11038,6 @@
               <w:right w:val="single" w:sz="6" w:space="0" w:color="1F3864"/>
             </w:tcBorders>
             <w:shd w:val="clear" w:color="auto" w:fill="D9E2F3"/>
-            <w:tcMar>
-              <w:top w:w="50" w:type="dxa"/>
-              <w:left w:w="90" w:type="dxa"/>
-              <w:bottom w:w="50" w:type="dxa"/>
-              <w:right w:w="90" w:type="dxa"/>
-            </w:tcMar>
             <w:vAlign w:val="center"/>
           </w:tcPr>
           <w:p>
@@ -11906,12 +11070,6 @@
               <w:right w:val="single" w:sz="6" w:space="0" w:color="1F3864"/>
             </w:tcBorders>
             <w:shd w:val="clear" w:color="auto" w:fill="D9E2F3"/>
-            <w:tcMar>
-              <w:top w:w="50" w:type="dxa"/>
-              <w:left w:w="90" w:type="dxa"/>
-              <w:bottom w:w="50" w:type="dxa"/>
-              <w:right w:w="90" w:type="dxa"/>
-            </w:tcMar>
             <w:vAlign w:val="center"/>
           </w:tcPr>
           <w:p>
@@ -11971,12 +11129,6 @@
               <w:right w:val="single" w:sz="6" w:space="0" w:color="1F3864"/>
             </w:tcBorders>
             <w:shd w:val="clear" w:color="auto" w:fill="D9E2F3"/>
-            <w:tcMar>
-              <w:top w:w="50" w:type="dxa"/>
-              <w:left w:w="90" w:type="dxa"/>
-              <w:bottom w:w="50" w:type="dxa"/>
-              <w:right w:w="90" w:type="dxa"/>
-            </w:tcMar>
             <w:vAlign w:val="center"/>
           </w:tcPr>
           <w:p>
@@ -12009,12 +11161,6 @@
               <w:right w:val="single" w:sz="6" w:space="0" w:color="1F3864"/>
             </w:tcBorders>
             <w:shd w:val="clear" w:color="auto" w:fill="D9E2F3"/>
-            <w:tcMar>
-              <w:top w:w="50" w:type="dxa"/>
-              <w:left w:w="90" w:type="dxa"/>
-              <w:bottom w:w="50" w:type="dxa"/>
-              <w:right w:w="90" w:type="dxa"/>
-            </w:tcMar>
             <w:vAlign w:val="center"/>
           </w:tcPr>
           <w:p>
@@ -12047,12 +11193,6 @@
               <w:right w:val="single" w:sz="6" w:space="0" w:color="1F3864"/>
             </w:tcBorders>
             <w:shd w:val="clear" w:color="auto" w:fill="D9E2F3"/>
-            <w:tcMar>
-              <w:top w:w="50" w:type="dxa"/>
-              <w:left w:w="90" w:type="dxa"/>
-              <w:bottom w:w="50" w:type="dxa"/>
-              <w:right w:w="90" w:type="dxa"/>
-            </w:tcMar>
             <w:vAlign w:val="center"/>
           </w:tcPr>
           <w:p>
@@ -12085,12 +11225,6 @@
               <w:right w:val="single" w:sz="6" w:space="0" w:color="1F3864"/>
             </w:tcBorders>
             <w:shd w:val="clear" w:color="auto" w:fill="D9E2F3"/>
-            <w:tcMar>
-              <w:top w:w="50" w:type="dxa"/>
-              <w:left w:w="90" w:type="dxa"/>
-              <w:bottom w:w="50" w:type="dxa"/>
-              <w:right w:w="90" w:type="dxa"/>
-            </w:tcMar>
             <w:vAlign w:val="center"/>
           </w:tcPr>
           <w:p>
@@ -12150,12 +11284,6 @@
               <w:right w:val="single" w:sz="6" w:space="0" w:color="1F3864"/>
             </w:tcBorders>
             <w:shd w:val="clear" w:color="auto" w:fill="D9E2F3"/>
-            <w:tcMar>
-              <w:top w:w="50" w:type="dxa"/>
-              <w:left w:w="90" w:type="dxa"/>
-              <w:bottom w:w="50" w:type="dxa"/>
-              <w:right w:w="90" w:type="dxa"/>
-            </w:tcMar>
             <w:vAlign w:val="center"/>
           </w:tcPr>
           <w:p>
@@ -12188,12 +11316,6 @@
               <w:right w:val="single" w:sz="6" w:space="0" w:color="1F3864"/>
             </w:tcBorders>
             <w:shd w:val="clear" w:color="auto" w:fill="D9E2F3"/>
-            <w:tcMar>
-              <w:top w:w="50" w:type="dxa"/>
-              <w:left w:w="90" w:type="dxa"/>
-              <w:bottom w:w="50" w:type="dxa"/>
-              <w:right w:w="90" w:type="dxa"/>
-            </w:tcMar>
             <w:vAlign w:val="center"/>
           </w:tcPr>
           <w:p>
@@ -12226,12 +11348,6 @@
               <w:right w:val="single" w:sz="6" w:space="0" w:color="1F3864"/>
             </w:tcBorders>
             <w:shd w:val="clear" w:color="auto" w:fill="D9E2F3"/>
-            <w:tcMar>
-              <w:top w:w="50" w:type="dxa"/>
-              <w:left w:w="90" w:type="dxa"/>
-              <w:bottom w:w="50" w:type="dxa"/>
-              <w:right w:w="90" w:type="dxa"/>
-            </w:tcMar>
             <w:vAlign w:val="center"/>
           </w:tcPr>
           <w:p>
@@ -12264,12 +11380,6 @@
               <w:right w:val="single" w:sz="6" w:space="0" w:color="1F3864"/>
             </w:tcBorders>
             <w:shd w:val="clear" w:color="auto" w:fill="D9E2F3"/>
-            <w:tcMar>
-              <w:top w:w="50" w:type="dxa"/>
-              <w:left w:w="90" w:type="dxa"/>
-              <w:bottom w:w="50" w:type="dxa"/>
-              <w:right w:w="90" w:type="dxa"/>
-            </w:tcMar>
             <w:vAlign w:val="center"/>
           </w:tcPr>
           <w:p>
@@ -12329,12 +11439,6 @@
               <w:right w:val="single" w:sz="6" w:space="0" w:color="1F3864"/>
             </w:tcBorders>
             <w:shd w:val="clear" w:color="auto" w:fill="D9E2F3"/>
-            <w:tcMar>
-              <w:top w:w="50" w:type="dxa"/>
-              <w:left w:w="90" w:type="dxa"/>
-              <w:bottom w:w="50" w:type="dxa"/>
-              <w:right w:w="90" w:type="dxa"/>
-            </w:tcMar>
             <w:vAlign w:val="center"/>
           </w:tcPr>
           <w:p>
@@ -12379,12 +11483,6 @@
               <w:right w:val="single" w:sz="6" w:space="0" w:color="1F3864"/>
             </w:tcBorders>
             <w:shd w:val="clear" w:color="auto" w:fill="4472C4"/>
-            <w:tcMar>
-              <w:top w:w="50" w:type="dxa"/>
-              <w:left w:w="90" w:type="dxa"/>
-              <w:bottom w:w="50" w:type="dxa"/>
-              <w:right w:w="90" w:type="dxa"/>
-            </w:tcMar>
             <w:vAlign w:val="center"/>
           </w:tcPr>
           <w:p>
@@ -12451,12 +11549,6 @@
               <w:right w:val="single" w:sz="6" w:space="0" w:color="1F3864"/>
             </w:tcBorders>
             <w:shd w:val="clear" w:color="auto" w:fill="4472C4"/>
-            <w:tcMar>
-              <w:top w:w="50" w:type="dxa"/>
-              <w:left w:w="90" w:type="dxa"/>
-              <w:bottom w:w="50" w:type="dxa"/>
-              <w:right w:w="90" w:type="dxa"/>
-            </w:tcMar>
             <w:vAlign w:val="center"/>
           </w:tcPr>
           <w:p>
@@ -12496,12 +11588,6 @@
               <w:right w:val="single" w:sz="6" w:space="0" w:color="1F3864"/>
             </w:tcBorders>
             <w:shd w:val="clear" w:color="auto" w:fill="4472C4"/>
-            <w:tcMar>
-              <w:top w:w="50" w:type="dxa"/>
-              <w:left w:w="90" w:type="dxa"/>
-              <w:bottom w:w="50" w:type="dxa"/>
-              <w:right w:w="90" w:type="dxa"/>
-            </w:tcMar>
             <w:vAlign w:val="center"/>
           </w:tcPr>
           <w:p>
@@ -12541,12 +11627,6 @@
               <w:right w:val="single" w:sz="6" w:space="0" w:color="1F3864"/>
             </w:tcBorders>
             <w:shd w:val="clear" w:color="auto" w:fill="4472C4"/>
-            <w:tcMar>
-              <w:top w:w="50" w:type="dxa"/>
-              <w:left w:w="90" w:type="dxa"/>
-              <w:bottom w:w="50" w:type="dxa"/>
-              <w:right w:w="90" w:type="dxa"/>
-            </w:tcMar>
             <w:vAlign w:val="center"/>
           </w:tcPr>
           <w:p>
@@ -12586,12 +11666,6 @@
               <w:right w:val="single" w:sz="6" w:space="0" w:color="1F3864"/>
             </w:tcBorders>
             <w:shd w:val="clear" w:color="auto" w:fill="4472C4"/>
-            <w:tcMar>
-              <w:top w:w="50" w:type="dxa"/>
-              <w:left w:w="90" w:type="dxa"/>
-              <w:bottom w:w="50" w:type="dxa"/>
-              <w:right w:w="90" w:type="dxa"/>
-            </w:tcMar>
             <w:vAlign w:val="center"/>
           </w:tcPr>
           <w:p>
@@ -12658,12 +11732,6 @@
               <w:right w:val="single" w:sz="6" w:space="0" w:color="1F3864"/>
             </w:tcBorders>
             <w:shd w:val="clear" w:color="auto" w:fill="D9E2F3"/>
-            <w:tcMar>
-              <w:top w:w="50" w:type="dxa"/>
-              <w:left w:w="90" w:type="dxa"/>
-              <w:bottom w:w="50" w:type="dxa"/>
-              <w:right w:w="90" w:type="dxa"/>
-            </w:tcMar>
             <w:vAlign w:val="center"/>
           </w:tcPr>
           <w:p>
@@ -12696,12 +11764,6 @@
               <w:right w:val="single" w:sz="6" w:space="0" w:color="1F3864"/>
             </w:tcBorders>
             <w:shd w:val="clear" w:color="auto" w:fill="D9E2F3"/>
-            <w:tcMar>
-              <w:top w:w="50" w:type="dxa"/>
-              <w:left w:w="90" w:type="dxa"/>
-              <w:bottom w:w="50" w:type="dxa"/>
-              <w:right w:w="90" w:type="dxa"/>
-            </w:tcMar>
             <w:vAlign w:val="center"/>
           </w:tcPr>
           <w:p>
@@ -12734,12 +11796,6 @@
               <w:right w:val="single" w:sz="6" w:space="0" w:color="1F3864"/>
             </w:tcBorders>
             <w:shd w:val="clear" w:color="auto" w:fill="D9E2F3"/>
-            <w:tcMar>
-              <w:top w:w="50" w:type="dxa"/>
-              <w:left w:w="90" w:type="dxa"/>
-              <w:bottom w:w="50" w:type="dxa"/>
-              <w:right w:w="90" w:type="dxa"/>
-            </w:tcMar>
             <w:vAlign w:val="center"/>
           </w:tcPr>
           <w:p>
@@ -12772,12 +11828,6 @@
               <w:right w:val="single" w:sz="6" w:space="0" w:color="1F3864"/>
             </w:tcBorders>
             <w:shd w:val="clear" w:color="auto" w:fill="D9E2F3"/>
-            <w:tcMar>
-              <w:top w:w="50" w:type="dxa"/>
-              <w:left w:w="90" w:type="dxa"/>
-              <w:bottom w:w="50" w:type="dxa"/>
-              <w:right w:w="90" w:type="dxa"/>
-            </w:tcMar>
             <w:vAlign w:val="center"/>
           </w:tcPr>
           <w:p>
@@ -12837,12 +11887,6 @@
               <w:right w:val="single" w:sz="6" w:space="0" w:color="1F3864"/>
             </w:tcBorders>
             <w:shd w:val="clear" w:color="auto" w:fill="D9E2F3"/>
-            <w:tcMar>
-              <w:top w:w="50" w:type="dxa"/>
-              <w:left w:w="90" w:type="dxa"/>
-              <w:bottom w:w="50" w:type="dxa"/>
-              <w:right w:w="90" w:type="dxa"/>
-            </w:tcMar>
             <w:vAlign w:val="center"/>
           </w:tcPr>
           <w:p>
@@ -12875,12 +11919,6 @@
               <w:right w:val="single" w:sz="6" w:space="0" w:color="1F3864"/>
             </w:tcBorders>
             <w:shd w:val="clear" w:color="auto" w:fill="D9E2F3"/>
-            <w:tcMar>
-              <w:top w:w="50" w:type="dxa"/>
-              <w:left w:w="90" w:type="dxa"/>
-              <w:bottom w:w="50" w:type="dxa"/>
-              <w:right w:w="90" w:type="dxa"/>
-            </w:tcMar>
             <w:vAlign w:val="center"/>
           </w:tcPr>
           <w:p>
@@ -12913,12 +11951,6 @@
               <w:right w:val="single" w:sz="6" w:space="0" w:color="1F3864"/>
             </w:tcBorders>
             <w:shd w:val="clear" w:color="auto" w:fill="D9E2F3"/>
-            <w:tcMar>
-              <w:top w:w="50" w:type="dxa"/>
-              <w:left w:w="90" w:type="dxa"/>
-              <w:bottom w:w="50" w:type="dxa"/>
-              <w:right w:w="90" w:type="dxa"/>
-            </w:tcMar>
             <w:vAlign w:val="center"/>
           </w:tcPr>
           <w:p>
@@ -12951,12 +11983,6 @@
               <w:right w:val="single" w:sz="6" w:space="0" w:color="1F3864"/>
             </w:tcBorders>
             <w:shd w:val="clear" w:color="auto" w:fill="D9E2F3"/>
-            <w:tcMar>
-              <w:top w:w="50" w:type="dxa"/>
-              <w:left w:w="90" w:type="dxa"/>
-              <w:bottom w:w="50" w:type="dxa"/>
-              <w:right w:w="90" w:type="dxa"/>
-            </w:tcMar>
             <w:vAlign w:val="center"/>
           </w:tcPr>
           <w:p>
@@ -13016,12 +12042,6 @@
               <w:right w:val="single" w:sz="6" w:space="0" w:color="1F3864"/>
             </w:tcBorders>
             <w:shd w:val="clear" w:color="auto" w:fill="D9E2F3"/>
-            <w:tcMar>
-              <w:top w:w="50" w:type="dxa"/>
-              <w:left w:w="90" w:type="dxa"/>
-              <w:bottom w:w="50" w:type="dxa"/>
-              <w:right w:w="90" w:type="dxa"/>
-            </w:tcMar>
             <w:vAlign w:val="center"/>
           </w:tcPr>
           <w:p>
@@ -13054,12 +12074,6 @@
               <w:right w:val="single" w:sz="6" w:space="0" w:color="1F3864"/>
             </w:tcBorders>
             <w:shd w:val="clear" w:color="auto" w:fill="D9E2F3"/>
-            <w:tcMar>
-              <w:top w:w="50" w:type="dxa"/>
-              <w:left w:w="90" w:type="dxa"/>
-              <w:bottom w:w="50" w:type="dxa"/>
-              <w:right w:w="90" w:type="dxa"/>
-            </w:tcMar>
             <w:vAlign w:val="center"/>
           </w:tcPr>
           <w:p>
@@ -13092,12 +12106,6 @@
               <w:right w:val="single" w:sz="6" w:space="0" w:color="1F3864"/>
             </w:tcBorders>
             <w:shd w:val="clear" w:color="auto" w:fill="D9E2F3"/>
-            <w:tcMar>
-              <w:top w:w="50" w:type="dxa"/>
-              <w:left w:w="90" w:type="dxa"/>
-              <w:bottom w:w="50" w:type="dxa"/>
-              <w:right w:w="90" w:type="dxa"/>
-            </w:tcMar>
             <w:vAlign w:val="center"/>
           </w:tcPr>
           <w:p>
@@ -13130,12 +12138,6 @@
               <w:right w:val="single" w:sz="6" w:space="0" w:color="1F3864"/>
             </w:tcBorders>
             <w:shd w:val="clear" w:color="auto" w:fill="D9E2F3"/>
-            <w:tcMar>
-              <w:top w:w="50" w:type="dxa"/>
-              <w:left w:w="90" w:type="dxa"/>
-              <w:bottom w:w="50" w:type="dxa"/>
-              <w:right w:w="90" w:type="dxa"/>
-            </w:tcMar>
             <w:vAlign w:val="center"/>
           </w:tcPr>
           <w:p>
@@ -13195,12 +12197,6 @@
               <w:right w:val="single" w:sz="6" w:space="0" w:color="1F3864"/>
             </w:tcBorders>
             <w:shd w:val="clear" w:color="auto" w:fill="D9E2F3"/>
-            <w:tcMar>
-              <w:top w:w="50" w:type="dxa"/>
-              <w:left w:w="90" w:type="dxa"/>
-              <w:bottom w:w="50" w:type="dxa"/>
-              <w:right w:w="90" w:type="dxa"/>
-            </w:tcMar>
             <w:vAlign w:val="center"/>
           </w:tcPr>
           <w:p>
@@ -13245,12 +12241,6 @@
               <w:right w:val="single" w:sz="6" w:space="0" w:color="1F3864"/>
             </w:tcBorders>
             <w:shd w:val="clear" w:color="auto" w:fill="4472C4"/>
-            <w:tcMar>
-              <w:top w:w="50" w:type="dxa"/>
-              <w:left w:w="90" w:type="dxa"/>
-              <w:bottom w:w="50" w:type="dxa"/>
-              <w:right w:w="90" w:type="dxa"/>
-            </w:tcMar>
             <w:vAlign w:val="center"/>
           </w:tcPr>
           <w:p>
@@ -13317,12 +12307,6 @@
               <w:right w:val="single" w:sz="6" w:space="0" w:color="1F3864"/>
             </w:tcBorders>
             <w:shd w:val="clear" w:color="auto" w:fill="4472C4"/>
-            <w:tcMar>
-              <w:top w:w="50" w:type="dxa"/>
-              <w:left w:w="90" w:type="dxa"/>
-              <w:bottom w:w="50" w:type="dxa"/>
-              <w:right w:w="90" w:type="dxa"/>
-            </w:tcMar>
             <w:vAlign w:val="center"/>
           </w:tcPr>
           <w:p>
@@ -13362,12 +12346,6 @@
               <w:right w:val="single" w:sz="6" w:space="0" w:color="1F3864"/>
             </w:tcBorders>
             <w:shd w:val="clear" w:color="auto" w:fill="4472C4"/>
-            <w:tcMar>
-              <w:top w:w="50" w:type="dxa"/>
-              <w:left w:w="90" w:type="dxa"/>
-              <w:bottom w:w="50" w:type="dxa"/>
-              <w:right w:w="90" w:type="dxa"/>
-            </w:tcMar>
             <w:vAlign w:val="center"/>
           </w:tcPr>
           <w:p>
@@ -13407,12 +12385,6 @@
               <w:right w:val="single" w:sz="6" w:space="0" w:color="1F3864"/>
             </w:tcBorders>
             <w:shd w:val="clear" w:color="auto" w:fill="4472C4"/>
-            <w:tcMar>
-              <w:top w:w="50" w:type="dxa"/>
-              <w:left w:w="90" w:type="dxa"/>
-              <w:bottom w:w="50" w:type="dxa"/>
-              <w:right w:w="90" w:type="dxa"/>
-            </w:tcMar>
             <w:vAlign w:val="center"/>
           </w:tcPr>
           <w:p>
@@ -13452,12 +12424,6 @@
               <w:right w:val="single" w:sz="6" w:space="0" w:color="1F3864"/>
             </w:tcBorders>
             <w:shd w:val="clear" w:color="auto" w:fill="4472C4"/>
-            <w:tcMar>
-              <w:top w:w="50" w:type="dxa"/>
-              <w:left w:w="90" w:type="dxa"/>
-              <w:bottom w:w="50" w:type="dxa"/>
-              <w:right w:w="90" w:type="dxa"/>
-            </w:tcMar>
             <w:vAlign w:val="center"/>
           </w:tcPr>
           <w:p>
@@ -13524,12 +12490,6 @@
               <w:right w:val="single" w:sz="6" w:space="0" w:color="1F3864"/>
             </w:tcBorders>
             <w:shd w:val="clear" w:color="auto" w:fill="D9E2F3"/>
-            <w:tcMar>
-              <w:top w:w="50" w:type="dxa"/>
-              <w:left w:w="90" w:type="dxa"/>
-              <w:bottom w:w="50" w:type="dxa"/>
-              <w:right w:w="90" w:type="dxa"/>
-            </w:tcMar>
             <w:vAlign w:val="center"/>
           </w:tcPr>
           <w:p>
@@ -13562,12 +12522,6 @@
               <w:right w:val="single" w:sz="6" w:space="0" w:color="1F3864"/>
             </w:tcBorders>
             <w:shd w:val="clear" w:color="auto" w:fill="D9E2F3"/>
-            <w:tcMar>
-              <w:top w:w="50" w:type="dxa"/>
-              <w:left w:w="90" w:type="dxa"/>
-              <w:bottom w:w="50" w:type="dxa"/>
-              <w:right w:w="90" w:type="dxa"/>
-            </w:tcMar>
             <w:vAlign w:val="center"/>
           </w:tcPr>
           <w:p>
@@ -13600,12 +12554,6 @@
               <w:right w:val="single" w:sz="6" w:space="0" w:color="1F3864"/>
             </w:tcBorders>
             <w:shd w:val="clear" w:color="auto" w:fill="D9E2F3"/>
-            <w:tcMar>
-              <w:top w:w="50" w:type="dxa"/>
-              <w:left w:w="90" w:type="dxa"/>
-              <w:bottom w:w="50" w:type="dxa"/>
-              <w:right w:w="90" w:type="dxa"/>
-            </w:tcMar>
             <w:vAlign w:val="center"/>
           </w:tcPr>
           <w:p>
@@ -13638,12 +12586,6 @@
               <w:right w:val="single" w:sz="6" w:space="0" w:color="1F3864"/>
             </w:tcBorders>
             <w:shd w:val="clear" w:color="auto" w:fill="D9E2F3"/>
-            <w:tcMar>
-              <w:top w:w="50" w:type="dxa"/>
-              <w:left w:w="90" w:type="dxa"/>
-              <w:bottom w:w="50" w:type="dxa"/>
-              <w:right w:w="90" w:type="dxa"/>
-            </w:tcMar>
             <w:vAlign w:val="center"/>
           </w:tcPr>
           <w:p>
@@ -13703,12 +12645,6 @@
               <w:right w:val="single" w:sz="6" w:space="0" w:color="1F3864"/>
             </w:tcBorders>
             <w:shd w:val="clear" w:color="auto" w:fill="D9E2F3"/>
-            <w:tcMar>
-              <w:top w:w="50" w:type="dxa"/>
-              <w:left w:w="90" w:type="dxa"/>
-              <w:bottom w:w="50" w:type="dxa"/>
-              <w:right w:w="90" w:type="dxa"/>
-            </w:tcMar>
             <w:vAlign w:val="center"/>
           </w:tcPr>
           <w:p>
@@ -13741,12 +12677,6 @@
               <w:right w:val="single" w:sz="6" w:space="0" w:color="1F3864"/>
             </w:tcBorders>
             <w:shd w:val="clear" w:color="auto" w:fill="D9E2F3"/>
-            <w:tcMar>
-              <w:top w:w="50" w:type="dxa"/>
-              <w:left w:w="90" w:type="dxa"/>
-              <w:bottom w:w="50" w:type="dxa"/>
-              <w:right w:w="90" w:type="dxa"/>
-            </w:tcMar>
             <w:vAlign w:val="center"/>
           </w:tcPr>
           <w:p>
@@ -13779,12 +12709,6 @@
               <w:right w:val="single" w:sz="6" w:space="0" w:color="1F3864"/>
             </w:tcBorders>
             <w:shd w:val="clear" w:color="auto" w:fill="D9E2F3"/>
-            <w:tcMar>
-              <w:top w:w="50" w:type="dxa"/>
-              <w:left w:w="90" w:type="dxa"/>
-              <w:bottom w:w="50" w:type="dxa"/>
-              <w:right w:w="90" w:type="dxa"/>
-            </w:tcMar>
             <w:vAlign w:val="center"/>
           </w:tcPr>
           <w:p>
@@ -13817,12 +12741,6 @@
               <w:right w:val="single" w:sz="6" w:space="0" w:color="1F3864"/>
             </w:tcBorders>
             <w:shd w:val="clear" w:color="auto" w:fill="D9E2F3"/>
-            <w:tcMar>
-              <w:top w:w="50" w:type="dxa"/>
-              <w:left w:w="90" w:type="dxa"/>
-              <w:bottom w:w="50" w:type="dxa"/>
-              <w:right w:w="90" w:type="dxa"/>
-            </w:tcMar>
             <w:vAlign w:val="center"/>
           </w:tcPr>
           <w:p>
@@ -13882,12 +12800,6 @@
               <w:right w:val="single" w:sz="6" w:space="0" w:color="1F3864"/>
             </w:tcBorders>
             <w:shd w:val="clear" w:color="auto" w:fill="D9E2F3"/>
-            <w:tcMar>
-              <w:top w:w="50" w:type="dxa"/>
-              <w:left w:w="90" w:type="dxa"/>
-              <w:bottom w:w="50" w:type="dxa"/>
-              <w:right w:w="90" w:type="dxa"/>
-            </w:tcMar>
             <w:vAlign w:val="center"/>
           </w:tcPr>
           <w:p>
@@ -13920,12 +12832,6 @@
               <w:right w:val="single" w:sz="6" w:space="0" w:color="1F3864"/>
             </w:tcBorders>
             <w:shd w:val="clear" w:color="auto" w:fill="D9E2F3"/>
-            <w:tcMar>
-              <w:top w:w="50" w:type="dxa"/>
-              <w:left w:w="90" w:type="dxa"/>
-              <w:bottom w:w="50" w:type="dxa"/>
-              <w:right w:w="90" w:type="dxa"/>
-            </w:tcMar>
             <w:vAlign w:val="center"/>
           </w:tcPr>
           <w:p>
@@ -13958,12 +12864,6 @@
               <w:right w:val="single" w:sz="6" w:space="0" w:color="1F3864"/>
             </w:tcBorders>
             <w:shd w:val="clear" w:color="auto" w:fill="D9E2F3"/>
-            <w:tcMar>
-              <w:top w:w="50" w:type="dxa"/>
-              <w:left w:w="90" w:type="dxa"/>
-              <w:bottom w:w="50" w:type="dxa"/>
-              <w:right w:w="90" w:type="dxa"/>
-            </w:tcMar>
             <w:vAlign w:val="center"/>
           </w:tcPr>
           <w:p>
@@ -13996,12 +12896,6 @@
               <w:right w:val="single" w:sz="6" w:space="0" w:color="1F3864"/>
             </w:tcBorders>
             <w:shd w:val="clear" w:color="auto" w:fill="D9E2F3"/>
-            <w:tcMar>
-              <w:top w:w="50" w:type="dxa"/>
-              <w:left w:w="90" w:type="dxa"/>
-              <w:bottom w:w="50" w:type="dxa"/>
-              <w:right w:w="90" w:type="dxa"/>
-            </w:tcMar>
             <w:vAlign w:val="center"/>
           </w:tcPr>
           <w:p>
@@ -14061,12 +12955,6 @@
               <w:right w:val="single" w:sz="6" w:space="0" w:color="1F3864"/>
             </w:tcBorders>
             <w:shd w:val="clear" w:color="auto" w:fill="D9E2F3"/>
-            <w:tcMar>
-              <w:top w:w="50" w:type="dxa"/>
-              <w:left w:w="90" w:type="dxa"/>
-              <w:bottom w:w="50" w:type="dxa"/>
-              <w:right w:w="90" w:type="dxa"/>
-            </w:tcMar>
             <w:vAlign w:val="center"/>
           </w:tcPr>
           <w:p>
@@ -14111,12 +12999,6 @@
               <w:right w:val="single" w:sz="6" w:space="0" w:color="1F3864"/>
             </w:tcBorders>
             <w:shd w:val="clear" w:color="auto" w:fill="4472C4"/>
-            <w:tcMar>
-              <w:top w:w="50" w:type="dxa"/>
-              <w:left w:w="90" w:type="dxa"/>
-              <w:bottom w:w="50" w:type="dxa"/>
-              <w:right w:w="90" w:type="dxa"/>
-            </w:tcMar>
             <w:vAlign w:val="center"/>
           </w:tcPr>
           <w:p>
@@ -14183,12 +13065,6 @@
               <w:right w:val="single" w:sz="6" w:space="0" w:color="1F3864"/>
             </w:tcBorders>
             <w:shd w:val="clear" w:color="auto" w:fill="4472C4"/>
-            <w:tcMar>
-              <w:top w:w="50" w:type="dxa"/>
-              <w:left w:w="90" w:type="dxa"/>
-              <w:bottom w:w="50" w:type="dxa"/>
-              <w:right w:w="90" w:type="dxa"/>
-            </w:tcMar>
             <w:vAlign w:val="center"/>
           </w:tcPr>
           <w:p>
@@ -14228,12 +13104,6 @@
               <w:right w:val="single" w:sz="6" w:space="0" w:color="1F3864"/>
             </w:tcBorders>
             <w:shd w:val="clear" w:color="auto" w:fill="4472C4"/>
-            <w:tcMar>
-              <w:top w:w="50" w:type="dxa"/>
-              <w:left w:w="90" w:type="dxa"/>
-              <w:bottom w:w="50" w:type="dxa"/>
-              <w:right w:w="90" w:type="dxa"/>
-            </w:tcMar>
             <w:vAlign w:val="center"/>
           </w:tcPr>
           <w:p>
@@ -14273,12 +13143,6 @@
               <w:right w:val="single" w:sz="6" w:space="0" w:color="1F3864"/>
             </w:tcBorders>
             <w:shd w:val="clear" w:color="auto" w:fill="4472C4"/>
-            <w:tcMar>
-              <w:top w:w="50" w:type="dxa"/>
-              <w:left w:w="90" w:type="dxa"/>
-              <w:bottom w:w="50" w:type="dxa"/>
-              <w:right w:w="90" w:type="dxa"/>
-            </w:tcMar>
             <w:vAlign w:val="center"/>
           </w:tcPr>
           <w:p>
@@ -14318,12 +13182,6 @@
               <w:right w:val="single" w:sz="6" w:space="0" w:color="1F3864"/>
             </w:tcBorders>
             <w:shd w:val="clear" w:color="auto" w:fill="4472C4"/>
-            <w:tcMar>
-              <w:top w:w="50" w:type="dxa"/>
-              <w:left w:w="90" w:type="dxa"/>
-              <w:bottom w:w="50" w:type="dxa"/>
-              <w:right w:w="90" w:type="dxa"/>
-            </w:tcMar>
             <w:vAlign w:val="center"/>
           </w:tcPr>
           <w:p>
@@ -14390,12 +13248,6 @@
               <w:right w:val="single" w:sz="6" w:space="0" w:color="1F3864"/>
             </w:tcBorders>
             <w:shd w:val="clear" w:color="auto" w:fill="D9E2F3"/>
-            <w:tcMar>
-              <w:top w:w="50" w:type="dxa"/>
-              <w:left w:w="90" w:type="dxa"/>
-              <w:bottom w:w="50" w:type="dxa"/>
-              <w:right w:w="90" w:type="dxa"/>
-            </w:tcMar>
             <w:vAlign w:val="center"/>
           </w:tcPr>
           <w:p>
@@ -14428,12 +13280,6 @@
               <w:right w:val="single" w:sz="6" w:space="0" w:color="1F3864"/>
             </w:tcBorders>
             <w:shd w:val="clear" w:color="auto" w:fill="D9E2F3"/>
-            <w:tcMar>
-              <w:top w:w="50" w:type="dxa"/>
-              <w:left w:w="90" w:type="dxa"/>
-              <w:bottom w:w="50" w:type="dxa"/>
-              <w:right w:w="90" w:type="dxa"/>
-            </w:tcMar>
             <w:vAlign w:val="center"/>
           </w:tcPr>
           <w:p>
@@ -14466,12 +13312,6 @@
               <w:right w:val="single" w:sz="6" w:space="0" w:color="1F3864"/>
             </w:tcBorders>
             <w:shd w:val="clear" w:color="auto" w:fill="D9E2F3"/>
-            <w:tcMar>
-              <w:top w:w="50" w:type="dxa"/>
-              <w:left w:w="90" w:type="dxa"/>
-              <w:bottom w:w="50" w:type="dxa"/>
-              <w:right w:w="90" w:type="dxa"/>
-            </w:tcMar>
             <w:vAlign w:val="center"/>
           </w:tcPr>
           <w:p>
@@ -14504,12 +13344,6 @@
               <w:right w:val="single" w:sz="6" w:space="0" w:color="1F3864"/>
             </w:tcBorders>
             <w:shd w:val="clear" w:color="auto" w:fill="D9E2F3"/>
-            <w:tcMar>
-              <w:top w:w="50" w:type="dxa"/>
-              <w:left w:w="90" w:type="dxa"/>
-              <w:bottom w:w="50" w:type="dxa"/>
-              <w:right w:w="90" w:type="dxa"/>
-            </w:tcMar>
             <w:vAlign w:val="center"/>
           </w:tcPr>
           <w:p>
@@ -14569,12 +13403,6 @@
               <w:right w:val="single" w:sz="6" w:space="0" w:color="1F3864"/>
             </w:tcBorders>
             <w:shd w:val="clear" w:color="auto" w:fill="D9E2F3"/>
-            <w:tcMar>
-              <w:top w:w="50" w:type="dxa"/>
-              <w:left w:w="90" w:type="dxa"/>
-              <w:bottom w:w="50" w:type="dxa"/>
-              <w:right w:w="90" w:type="dxa"/>
-            </w:tcMar>
             <w:vAlign w:val="center"/>
           </w:tcPr>
           <w:p>
@@ -14607,12 +13435,6 @@
               <w:right w:val="single" w:sz="6" w:space="0" w:color="1F3864"/>
             </w:tcBorders>
             <w:shd w:val="clear" w:color="auto" w:fill="D9E2F3"/>
-            <w:tcMar>
-              <w:top w:w="50" w:type="dxa"/>
-              <w:left w:w="90" w:type="dxa"/>
-              <w:bottom w:w="50" w:type="dxa"/>
-              <w:right w:w="90" w:type="dxa"/>
-            </w:tcMar>
             <w:vAlign w:val="center"/>
           </w:tcPr>
           <w:p>
@@ -14645,12 +13467,6 @@
               <w:right w:val="single" w:sz="6" w:space="0" w:color="1F3864"/>
             </w:tcBorders>
             <w:shd w:val="clear" w:color="auto" w:fill="D9E2F3"/>
-            <w:tcMar>
-              <w:top w:w="50" w:type="dxa"/>
-              <w:left w:w="90" w:type="dxa"/>
-              <w:bottom w:w="50" w:type="dxa"/>
-              <w:right w:w="90" w:type="dxa"/>
-            </w:tcMar>
             <w:vAlign w:val="center"/>
           </w:tcPr>
           <w:p>
@@ -14683,12 +13499,6 @@
               <w:right w:val="single" w:sz="6" w:space="0" w:color="1F3864"/>
             </w:tcBorders>
             <w:shd w:val="clear" w:color="auto" w:fill="D9E2F3"/>
-            <w:tcMar>
-              <w:top w:w="50" w:type="dxa"/>
-              <w:left w:w="90" w:type="dxa"/>
-              <w:bottom w:w="50" w:type="dxa"/>
-              <w:right w:w="90" w:type="dxa"/>
-            </w:tcMar>
             <w:vAlign w:val="center"/>
           </w:tcPr>
           <w:p>
@@ -14748,12 +13558,6 @@
               <w:right w:val="single" w:sz="6" w:space="0" w:color="1F3864"/>
             </w:tcBorders>
             <w:shd w:val="clear" w:color="auto" w:fill="D9E2F3"/>
-            <w:tcMar>
-              <w:top w:w="50" w:type="dxa"/>
-              <w:left w:w="90" w:type="dxa"/>
-              <w:bottom w:w="50" w:type="dxa"/>
-              <w:right w:w="90" w:type="dxa"/>
-            </w:tcMar>
             <w:vAlign w:val="center"/>
           </w:tcPr>
           <w:p>
@@ -14786,12 +13590,6 @@
               <w:right w:val="single" w:sz="6" w:space="0" w:color="1F3864"/>
             </w:tcBorders>
             <w:shd w:val="clear" w:color="auto" w:fill="D9E2F3"/>
-            <w:tcMar>
-              <w:top w:w="50" w:type="dxa"/>
-              <w:left w:w="90" w:type="dxa"/>
-              <w:bottom w:w="50" w:type="dxa"/>
-              <w:right w:w="90" w:type="dxa"/>
-            </w:tcMar>
             <w:vAlign w:val="center"/>
           </w:tcPr>
           <w:p>
@@ -14824,12 +13622,6 @@
               <w:right w:val="single" w:sz="6" w:space="0" w:color="1F3864"/>
             </w:tcBorders>
             <w:shd w:val="clear" w:color="auto" w:fill="D9E2F3"/>
-            <w:tcMar>
-              <w:top w:w="50" w:type="dxa"/>
-              <w:left w:w="90" w:type="dxa"/>
-              <w:bottom w:w="50" w:type="dxa"/>
-              <w:right w:w="90" w:type="dxa"/>
-            </w:tcMar>
             <w:vAlign w:val="center"/>
           </w:tcPr>
           <w:p>
@@ -14862,12 +13654,6 @@
               <w:right w:val="single" w:sz="6" w:space="0" w:color="1F3864"/>
             </w:tcBorders>
             <w:shd w:val="clear" w:color="auto" w:fill="D9E2F3"/>
-            <w:tcMar>
-              <w:top w:w="50" w:type="dxa"/>
-              <w:left w:w="90" w:type="dxa"/>
-              <w:bottom w:w="50" w:type="dxa"/>
-              <w:right w:w="90" w:type="dxa"/>
-            </w:tcMar>
             <w:vAlign w:val="center"/>
           </w:tcPr>
           <w:p>
@@ -14927,12 +13713,6 @@
               <w:right w:val="single" w:sz="6" w:space="0" w:color="1F3864"/>
             </w:tcBorders>
             <w:shd w:val="clear" w:color="auto" w:fill="D9E2F3"/>
-            <w:tcMar>
-              <w:top w:w="50" w:type="dxa"/>
-              <w:left w:w="90" w:type="dxa"/>
-              <w:bottom w:w="50" w:type="dxa"/>
-              <w:right w:w="90" w:type="dxa"/>
-            </w:tcMar>
             <w:vAlign w:val="center"/>
           </w:tcPr>
           <w:p>
@@ -14977,12 +13757,6 @@
               <w:right w:val="single" w:sz="6" w:space="0" w:color="1F3864"/>
             </w:tcBorders>
             <w:shd w:val="clear" w:color="auto" w:fill="4472C4"/>
-            <w:tcMar>
-              <w:top w:w="50" w:type="dxa"/>
-              <w:left w:w="90" w:type="dxa"/>
-              <w:bottom w:w="50" w:type="dxa"/>
-              <w:right w:w="90" w:type="dxa"/>
-            </w:tcMar>
             <w:vAlign w:val="center"/>
           </w:tcPr>
           <w:p>
@@ -15049,12 +13823,6 @@
               <w:right w:val="single" w:sz="6" w:space="0" w:color="1F3864"/>
             </w:tcBorders>
             <w:shd w:val="clear" w:color="auto" w:fill="4472C4"/>
-            <w:tcMar>
-              <w:top w:w="50" w:type="dxa"/>
-              <w:left w:w="90" w:type="dxa"/>
-              <w:bottom w:w="50" w:type="dxa"/>
-              <w:right w:w="90" w:type="dxa"/>
-            </w:tcMar>
             <w:vAlign w:val="center"/>
           </w:tcPr>
           <w:p>
@@ -15094,12 +13862,6 @@
               <w:right w:val="single" w:sz="6" w:space="0" w:color="1F3864"/>
             </w:tcBorders>
             <w:shd w:val="clear" w:color="auto" w:fill="4472C4"/>
-            <w:tcMar>
-              <w:top w:w="50" w:type="dxa"/>
-              <w:left w:w="90" w:type="dxa"/>
-              <w:bottom w:w="50" w:type="dxa"/>
-              <w:right w:w="90" w:type="dxa"/>
-            </w:tcMar>
             <w:vAlign w:val="center"/>
           </w:tcPr>
           <w:p>
@@ -15139,12 +13901,6 @@
               <w:right w:val="single" w:sz="6" w:space="0" w:color="1F3864"/>
             </w:tcBorders>
             <w:shd w:val="clear" w:color="auto" w:fill="4472C4"/>
-            <w:tcMar>
-              <w:top w:w="50" w:type="dxa"/>
-              <w:left w:w="90" w:type="dxa"/>
-              <w:bottom w:w="50" w:type="dxa"/>
-              <w:right w:w="90" w:type="dxa"/>
-            </w:tcMar>
             <w:vAlign w:val="center"/>
           </w:tcPr>
           <w:p>
@@ -15184,12 +13940,6 @@
               <w:right w:val="single" w:sz="6" w:space="0" w:color="1F3864"/>
             </w:tcBorders>
             <w:shd w:val="clear" w:color="auto" w:fill="4472C4"/>
-            <w:tcMar>
-              <w:top w:w="50" w:type="dxa"/>
-              <w:left w:w="90" w:type="dxa"/>
-              <w:bottom w:w="50" w:type="dxa"/>
-              <w:right w:w="90" w:type="dxa"/>
-            </w:tcMar>
             <w:vAlign w:val="center"/>
           </w:tcPr>
           <w:p>
@@ -15256,12 +14006,6 @@
               <w:right w:val="single" w:sz="6" w:space="0" w:color="1F3864"/>
             </w:tcBorders>
             <w:shd w:val="clear" w:color="auto" w:fill="D9E2F3"/>
-            <w:tcMar>
-              <w:top w:w="50" w:type="dxa"/>
-              <w:left w:w="90" w:type="dxa"/>
-              <w:bottom w:w="50" w:type="dxa"/>
-              <w:right w:w="90" w:type="dxa"/>
-            </w:tcMar>
             <w:vAlign w:val="center"/>
           </w:tcPr>
           <w:p>
@@ -15294,12 +14038,6 @@
               <w:right w:val="single" w:sz="6" w:space="0" w:color="1F3864"/>
             </w:tcBorders>
             <w:shd w:val="clear" w:color="auto" w:fill="D9E2F3"/>
-            <w:tcMar>
-              <w:top w:w="50" w:type="dxa"/>
-              <w:left w:w="90" w:type="dxa"/>
-              <w:bottom w:w="50" w:type="dxa"/>
-              <w:right w:w="90" w:type="dxa"/>
-            </w:tcMar>
             <w:vAlign w:val="center"/>
           </w:tcPr>
           <w:p>
@@ -15332,12 +14070,6 @@
               <w:right w:val="single" w:sz="6" w:space="0" w:color="1F3864"/>
             </w:tcBorders>
             <w:shd w:val="clear" w:color="auto" w:fill="D9E2F3"/>
-            <w:tcMar>
-              <w:top w:w="50" w:type="dxa"/>
-              <w:left w:w="90" w:type="dxa"/>
-              <w:bottom w:w="50" w:type="dxa"/>
-              <w:right w:w="90" w:type="dxa"/>
-            </w:tcMar>
             <w:vAlign w:val="center"/>
           </w:tcPr>
           <w:p>
@@ -15370,12 +14102,6 @@
               <w:right w:val="single" w:sz="6" w:space="0" w:color="1F3864"/>
             </w:tcBorders>
             <w:shd w:val="clear" w:color="auto" w:fill="D9E2F3"/>
-            <w:tcMar>
-              <w:top w:w="50" w:type="dxa"/>
-              <w:left w:w="90" w:type="dxa"/>
-              <w:bottom w:w="50" w:type="dxa"/>
-              <w:right w:w="90" w:type="dxa"/>
-            </w:tcMar>
             <w:vAlign w:val="center"/>
           </w:tcPr>
           <w:p>
@@ -15435,12 +14161,6 @@
               <w:right w:val="single" w:sz="6" w:space="0" w:color="1F3864"/>
             </w:tcBorders>
             <w:shd w:val="clear" w:color="auto" w:fill="D9E2F3"/>
-            <w:tcMar>
-              <w:top w:w="50" w:type="dxa"/>
-              <w:left w:w="90" w:type="dxa"/>
-              <w:bottom w:w="50" w:type="dxa"/>
-              <w:right w:w="90" w:type="dxa"/>
-            </w:tcMar>
             <w:vAlign w:val="center"/>
           </w:tcPr>
           <w:p>
@@ -15473,12 +14193,6 @@
               <w:right w:val="single" w:sz="6" w:space="0" w:color="1F3864"/>
             </w:tcBorders>
             <w:shd w:val="clear" w:color="auto" w:fill="D9E2F3"/>
-            <w:tcMar>
-              <w:top w:w="50" w:type="dxa"/>
-              <w:left w:w="90" w:type="dxa"/>
-              <w:bottom w:w="50" w:type="dxa"/>
-              <w:right w:w="90" w:type="dxa"/>
-            </w:tcMar>
             <w:vAlign w:val="center"/>
           </w:tcPr>
           <w:p>
@@ -15511,12 +14225,6 @@
               <w:right w:val="single" w:sz="6" w:space="0" w:color="1F3864"/>
             </w:tcBorders>
             <w:shd w:val="clear" w:color="auto" w:fill="D9E2F3"/>
-            <w:tcMar>
-              <w:top w:w="50" w:type="dxa"/>
-              <w:left w:w="90" w:type="dxa"/>
-              <w:bottom w:w="50" w:type="dxa"/>
-              <w:right w:w="90" w:type="dxa"/>
-            </w:tcMar>
             <w:vAlign w:val="center"/>
           </w:tcPr>
           <w:p>
@@ -15549,12 +14257,6 @@
               <w:right w:val="single" w:sz="6" w:space="0" w:color="1F3864"/>
             </w:tcBorders>
             <w:shd w:val="clear" w:color="auto" w:fill="D9E2F3"/>
-            <w:tcMar>
-              <w:top w:w="50" w:type="dxa"/>
-              <w:left w:w="90" w:type="dxa"/>
-              <w:bottom w:w="50" w:type="dxa"/>
-              <w:right w:w="90" w:type="dxa"/>
-            </w:tcMar>
             <w:vAlign w:val="center"/>
           </w:tcPr>
           <w:p>
@@ -15614,12 +14316,6 @@
               <w:right w:val="single" w:sz="6" w:space="0" w:color="1F3864"/>
             </w:tcBorders>
             <w:shd w:val="clear" w:color="auto" w:fill="D9E2F3"/>
-            <w:tcMar>
-              <w:top w:w="50" w:type="dxa"/>
-              <w:left w:w="90" w:type="dxa"/>
-              <w:bottom w:w="50" w:type="dxa"/>
-              <w:right w:w="90" w:type="dxa"/>
-            </w:tcMar>
             <w:vAlign w:val="center"/>
           </w:tcPr>
           <w:p>
@@ -15652,12 +14348,6 @@
               <w:right w:val="single" w:sz="6" w:space="0" w:color="1F3864"/>
             </w:tcBorders>
             <w:shd w:val="clear" w:color="auto" w:fill="D9E2F3"/>
-            <w:tcMar>
-              <w:top w:w="50" w:type="dxa"/>
-              <w:left w:w="90" w:type="dxa"/>
-              <w:bottom w:w="50" w:type="dxa"/>
-              <w:right w:w="90" w:type="dxa"/>
-            </w:tcMar>
             <w:vAlign w:val="center"/>
           </w:tcPr>
           <w:p>
@@ -15690,12 +14380,6 @@
               <w:right w:val="single" w:sz="6" w:space="0" w:color="1F3864"/>
             </w:tcBorders>
             <w:shd w:val="clear" w:color="auto" w:fill="D9E2F3"/>
-            <w:tcMar>
-              <w:top w:w="50" w:type="dxa"/>
-              <w:left w:w="90" w:type="dxa"/>
-              <w:bottom w:w="50" w:type="dxa"/>
-              <w:right w:w="90" w:type="dxa"/>
-            </w:tcMar>
             <w:vAlign w:val="center"/>
           </w:tcPr>
           <w:p>
@@ -15728,12 +14412,6 @@
               <w:right w:val="single" w:sz="6" w:space="0" w:color="1F3864"/>
             </w:tcBorders>
             <w:shd w:val="clear" w:color="auto" w:fill="D9E2F3"/>
-            <w:tcMar>
-              <w:top w:w="50" w:type="dxa"/>
-              <w:left w:w="90" w:type="dxa"/>
-              <w:bottom w:w="50" w:type="dxa"/>
-              <w:right w:w="90" w:type="dxa"/>
-            </w:tcMar>
             <w:vAlign w:val="center"/>
           </w:tcPr>
           <w:p>
@@ -15793,12 +14471,6 @@
               <w:right w:val="single" w:sz="6" w:space="0" w:color="1F3864"/>
             </w:tcBorders>
             <w:shd w:val="clear" w:color="auto" w:fill="D9E2F3"/>
-            <w:tcMar>
-              <w:top w:w="50" w:type="dxa"/>
-              <w:left w:w="90" w:type="dxa"/>
-              <w:bottom w:w="50" w:type="dxa"/>
-              <w:right w:w="90" w:type="dxa"/>
-            </w:tcMar>
             <w:vAlign w:val="center"/>
           </w:tcPr>
           <w:p>
@@ -15843,12 +14515,6 @@
               <w:right w:val="single" w:sz="6" w:space="0" w:color="1F3864"/>
             </w:tcBorders>
             <w:shd w:val="clear" w:color="auto" w:fill="4472C4"/>
-            <w:tcMar>
-              <w:top w:w="50" w:type="dxa"/>
-              <w:left w:w="90" w:type="dxa"/>
-              <w:bottom w:w="50" w:type="dxa"/>
-              <w:right w:w="90" w:type="dxa"/>
-            </w:tcMar>
             <w:vAlign w:val="center"/>
           </w:tcPr>
           <w:p>
@@ -15915,12 +14581,6 @@
               <w:right w:val="single" w:sz="6" w:space="0" w:color="1F3864"/>
             </w:tcBorders>
             <w:shd w:val="clear" w:color="auto" w:fill="4472C4"/>
-            <w:tcMar>
-              <w:top w:w="50" w:type="dxa"/>
-              <w:left w:w="90" w:type="dxa"/>
-              <w:bottom w:w="50" w:type="dxa"/>
-              <w:right w:w="90" w:type="dxa"/>
-            </w:tcMar>
             <w:vAlign w:val="center"/>
           </w:tcPr>
           <w:p>
@@ -15960,12 +14620,6 @@
               <w:right w:val="single" w:sz="6" w:space="0" w:color="1F3864"/>
             </w:tcBorders>
             <w:shd w:val="clear" w:color="auto" w:fill="4472C4"/>
-            <w:tcMar>
-              <w:top w:w="50" w:type="dxa"/>
-              <w:left w:w="90" w:type="dxa"/>
-              <w:bottom w:w="50" w:type="dxa"/>
-              <w:right w:w="90" w:type="dxa"/>
-            </w:tcMar>
             <w:vAlign w:val="center"/>
           </w:tcPr>
           <w:p>
@@ -16005,12 +14659,6 @@
               <w:right w:val="single" w:sz="6" w:space="0" w:color="1F3864"/>
             </w:tcBorders>
             <w:shd w:val="clear" w:color="auto" w:fill="4472C4"/>
-            <w:tcMar>
-              <w:top w:w="50" w:type="dxa"/>
-              <w:left w:w="90" w:type="dxa"/>
-              <w:bottom w:w="50" w:type="dxa"/>
-              <w:right w:w="90" w:type="dxa"/>
-            </w:tcMar>
             <w:vAlign w:val="center"/>
           </w:tcPr>
           <w:p>
@@ -16050,12 +14698,6 @@
               <w:right w:val="single" w:sz="6" w:space="0" w:color="1F3864"/>
             </w:tcBorders>
             <w:shd w:val="clear" w:color="auto" w:fill="4472C4"/>
-            <w:tcMar>
-              <w:top w:w="50" w:type="dxa"/>
-              <w:left w:w="90" w:type="dxa"/>
-              <w:bottom w:w="50" w:type="dxa"/>
-              <w:right w:w="90" w:type="dxa"/>
-            </w:tcMar>
             <w:vAlign w:val="center"/>
           </w:tcPr>
           <w:p>
@@ -16122,12 +14764,6 @@
               <w:right w:val="single" w:sz="6" w:space="0" w:color="1F3864"/>
             </w:tcBorders>
             <w:shd w:val="clear" w:color="auto" w:fill="D9E2F3"/>
-            <w:tcMar>
-              <w:top w:w="50" w:type="dxa"/>
-              <w:left w:w="90" w:type="dxa"/>
-              <w:bottom w:w="50" w:type="dxa"/>
-              <w:right w:w="90" w:type="dxa"/>
-            </w:tcMar>
             <w:vAlign w:val="center"/>
           </w:tcPr>
           <w:p>
@@ -16160,12 +14796,6 @@
               <w:right w:val="single" w:sz="6" w:space="0" w:color="1F3864"/>
             </w:tcBorders>
             <w:shd w:val="clear" w:color="auto" w:fill="D9E2F3"/>
-            <w:tcMar>
-              <w:top w:w="50" w:type="dxa"/>
-              <w:left w:w="90" w:type="dxa"/>
-              <w:bottom w:w="50" w:type="dxa"/>
-              <w:right w:w="90" w:type="dxa"/>
-            </w:tcMar>
             <w:vAlign w:val="center"/>
           </w:tcPr>
           <w:p>
@@ -16198,12 +14828,6 @@
               <w:right w:val="single" w:sz="6" w:space="0" w:color="1F3864"/>
             </w:tcBorders>
             <w:shd w:val="clear" w:color="auto" w:fill="D9E2F3"/>
-            <w:tcMar>
-              <w:top w:w="50" w:type="dxa"/>
-              <w:left w:w="90" w:type="dxa"/>
-              <w:bottom w:w="50" w:type="dxa"/>
-              <w:right w:w="90" w:type="dxa"/>
-            </w:tcMar>
             <w:vAlign w:val="center"/>
           </w:tcPr>
           <w:p>
@@ -16236,12 +14860,6 @@
               <w:right w:val="single" w:sz="6" w:space="0" w:color="1F3864"/>
             </w:tcBorders>
             <w:shd w:val="clear" w:color="auto" w:fill="D9E2F3"/>
-            <w:tcMar>
-              <w:top w:w="50" w:type="dxa"/>
-              <w:left w:w="90" w:type="dxa"/>
-              <w:bottom w:w="50" w:type="dxa"/>
-              <w:right w:w="90" w:type="dxa"/>
-            </w:tcMar>
             <w:vAlign w:val="center"/>
           </w:tcPr>
           <w:p>
@@ -16301,12 +14919,6 @@
               <w:right w:val="single" w:sz="6" w:space="0" w:color="1F3864"/>
             </w:tcBorders>
             <w:shd w:val="clear" w:color="auto" w:fill="D9E2F3"/>
-            <w:tcMar>
-              <w:top w:w="50" w:type="dxa"/>
-              <w:left w:w="90" w:type="dxa"/>
-              <w:bottom w:w="50" w:type="dxa"/>
-              <w:right w:w="90" w:type="dxa"/>
-            </w:tcMar>
             <w:vAlign w:val="center"/>
           </w:tcPr>
           <w:p>
@@ -16339,12 +14951,6 @@
               <w:right w:val="single" w:sz="6" w:space="0" w:color="1F3864"/>
             </w:tcBorders>
             <w:shd w:val="clear" w:color="auto" w:fill="D9E2F3"/>
-            <w:tcMar>
-              <w:top w:w="50" w:type="dxa"/>
-              <w:left w:w="90" w:type="dxa"/>
-              <w:bottom w:w="50" w:type="dxa"/>
-              <w:right w:w="90" w:type="dxa"/>
-            </w:tcMar>
             <w:vAlign w:val="center"/>
           </w:tcPr>
           <w:p>
@@ -16377,12 +14983,6 @@
               <w:right w:val="single" w:sz="6" w:space="0" w:color="1F3864"/>
             </w:tcBorders>
             <w:shd w:val="clear" w:color="auto" w:fill="D9E2F3"/>
-            <w:tcMar>
-              <w:top w:w="50" w:type="dxa"/>
-              <w:left w:w="90" w:type="dxa"/>
-              <w:bottom w:w="50" w:type="dxa"/>
-              <w:right w:w="90" w:type="dxa"/>
-            </w:tcMar>
             <w:vAlign w:val="center"/>
           </w:tcPr>
           <w:p>
@@ -16415,12 +15015,6 @@
               <w:right w:val="single" w:sz="6" w:space="0" w:color="1F3864"/>
             </w:tcBorders>
             <w:shd w:val="clear" w:color="auto" w:fill="D9E2F3"/>
-            <w:tcMar>
-              <w:top w:w="50" w:type="dxa"/>
-              <w:left w:w="90" w:type="dxa"/>
-              <w:bottom w:w="50" w:type="dxa"/>
-              <w:right w:w="90" w:type="dxa"/>
-            </w:tcMar>
             <w:vAlign w:val="center"/>
           </w:tcPr>
           <w:p>
@@ -16480,12 +15074,6 @@
               <w:right w:val="single" w:sz="6" w:space="0" w:color="1F3864"/>
             </w:tcBorders>
             <w:shd w:val="clear" w:color="auto" w:fill="D9E2F3"/>
-            <w:tcMar>
-              <w:top w:w="50" w:type="dxa"/>
-              <w:left w:w="90" w:type="dxa"/>
-              <w:bottom w:w="50" w:type="dxa"/>
-              <w:right w:w="90" w:type="dxa"/>
-            </w:tcMar>
             <w:vAlign w:val="center"/>
           </w:tcPr>
           <w:p>
@@ -16518,12 +15106,6 @@
               <w:right w:val="single" w:sz="6" w:space="0" w:color="1F3864"/>
             </w:tcBorders>
             <w:shd w:val="clear" w:color="auto" w:fill="D9E2F3"/>
-            <w:tcMar>
-              <w:top w:w="50" w:type="dxa"/>
-              <w:left w:w="90" w:type="dxa"/>
-              <w:bottom w:w="50" w:type="dxa"/>
-              <w:right w:w="90" w:type="dxa"/>
-            </w:tcMar>
             <w:vAlign w:val="center"/>
           </w:tcPr>
           <w:p>
@@ -16556,12 +15138,6 @@
               <w:right w:val="single" w:sz="6" w:space="0" w:color="1F3864"/>
             </w:tcBorders>
             <w:shd w:val="clear" w:color="auto" w:fill="D9E2F3"/>
-            <w:tcMar>
-              <w:top w:w="50" w:type="dxa"/>
-              <w:left w:w="90" w:type="dxa"/>
-              <w:bottom w:w="50" w:type="dxa"/>
-              <w:right w:w="90" w:type="dxa"/>
-            </w:tcMar>
             <w:vAlign w:val="center"/>
           </w:tcPr>
           <w:p>
@@ -16594,12 +15170,6 @@
               <w:right w:val="single" w:sz="6" w:space="0" w:color="1F3864"/>
             </w:tcBorders>
             <w:shd w:val="clear" w:color="auto" w:fill="D9E2F3"/>
-            <w:tcMar>
-              <w:top w:w="50" w:type="dxa"/>
-              <w:left w:w="90" w:type="dxa"/>
-              <w:bottom w:w="50" w:type="dxa"/>
-              <w:right w:w="90" w:type="dxa"/>
-            </w:tcMar>
             <w:vAlign w:val="center"/>
           </w:tcPr>
           <w:p>
@@ -16659,12 +15229,6 @@
               <w:right w:val="single" w:sz="6" w:space="0" w:color="1F3864"/>
             </w:tcBorders>
             <w:shd w:val="clear" w:color="auto" w:fill="D9E2F3"/>
-            <w:tcMar>
-              <w:top w:w="50" w:type="dxa"/>
-              <w:left w:w="90" w:type="dxa"/>
-              <w:bottom w:w="50" w:type="dxa"/>
-              <w:right w:w="90" w:type="dxa"/>
-            </w:tcMar>
             <w:vAlign w:val="center"/>
           </w:tcPr>
           <w:p>
@@ -16709,12 +15273,6 @@
               <w:right w:val="single" w:sz="6" w:space="0" w:color="1F3864"/>
             </w:tcBorders>
             <w:shd w:val="clear" w:color="auto" w:fill="4472C4"/>
-            <w:tcMar>
-              <w:top w:w="50" w:type="dxa"/>
-              <w:left w:w="90" w:type="dxa"/>
-              <w:bottom w:w="50" w:type="dxa"/>
-              <w:right w:w="90" w:type="dxa"/>
-            </w:tcMar>
             <w:vAlign w:val="center"/>
           </w:tcPr>
           <w:p>
@@ -16781,12 +15339,6 @@
               <w:right w:val="single" w:sz="6" w:space="0" w:color="1F3864"/>
             </w:tcBorders>
             <w:shd w:val="clear" w:color="auto" w:fill="4472C4"/>
-            <w:tcMar>
-              <w:top w:w="50" w:type="dxa"/>
-              <w:left w:w="90" w:type="dxa"/>
-              <w:bottom w:w="50" w:type="dxa"/>
-              <w:right w:w="90" w:type="dxa"/>
-            </w:tcMar>
             <w:vAlign w:val="center"/>
           </w:tcPr>
           <w:p>
@@ -16826,12 +15378,6 @@
               <w:right w:val="single" w:sz="6" w:space="0" w:color="1F3864"/>
             </w:tcBorders>
             <w:shd w:val="clear" w:color="auto" w:fill="4472C4"/>
-            <w:tcMar>
-              <w:top w:w="50" w:type="dxa"/>
-              <w:left w:w="90" w:type="dxa"/>
-              <w:bottom w:w="50" w:type="dxa"/>
-              <w:right w:w="90" w:type="dxa"/>
-            </w:tcMar>
             <w:vAlign w:val="center"/>
           </w:tcPr>
           <w:p>
@@ -16871,12 +15417,6 @@
               <w:right w:val="single" w:sz="6" w:space="0" w:color="1F3864"/>
             </w:tcBorders>
             <w:shd w:val="clear" w:color="auto" w:fill="4472C4"/>
-            <w:tcMar>
-              <w:top w:w="50" w:type="dxa"/>
-              <w:left w:w="90" w:type="dxa"/>
-              <w:bottom w:w="50" w:type="dxa"/>
-              <w:right w:w="90" w:type="dxa"/>
-            </w:tcMar>
             <w:vAlign w:val="center"/>
           </w:tcPr>
           <w:p>
@@ -16916,12 +15456,6 @@
               <w:right w:val="single" w:sz="6" w:space="0" w:color="1F3864"/>
             </w:tcBorders>
             <w:shd w:val="clear" w:color="auto" w:fill="4472C4"/>
-            <w:tcMar>
-              <w:top w:w="50" w:type="dxa"/>
-              <w:left w:w="90" w:type="dxa"/>
-              <w:bottom w:w="50" w:type="dxa"/>
-              <w:right w:w="90" w:type="dxa"/>
-            </w:tcMar>
             <w:vAlign w:val="center"/>
           </w:tcPr>
           <w:p>
@@ -16988,12 +15522,6 @@
               <w:right w:val="single" w:sz="6" w:space="0" w:color="1F3864"/>
             </w:tcBorders>
             <w:shd w:val="clear" w:color="auto" w:fill="D9E2F3"/>
-            <w:tcMar>
-              <w:top w:w="50" w:type="dxa"/>
-              <w:left w:w="90" w:type="dxa"/>
-              <w:bottom w:w="50" w:type="dxa"/>
-              <w:right w:w="90" w:type="dxa"/>
-            </w:tcMar>
             <w:vAlign w:val="center"/>
           </w:tcPr>
           <w:p>
@@ -17026,12 +15554,6 @@
               <w:right w:val="single" w:sz="6" w:space="0" w:color="1F3864"/>
             </w:tcBorders>
             <w:shd w:val="clear" w:color="auto" w:fill="D9E2F3"/>
-            <w:tcMar>
-              <w:top w:w="50" w:type="dxa"/>
-              <w:left w:w="90" w:type="dxa"/>
-              <w:bottom w:w="50" w:type="dxa"/>
-              <w:right w:w="90" w:type="dxa"/>
-            </w:tcMar>
             <w:vAlign w:val="center"/>
           </w:tcPr>
           <w:p>
@@ -17064,12 +15586,6 @@
               <w:right w:val="single" w:sz="6" w:space="0" w:color="1F3864"/>
             </w:tcBorders>
             <w:shd w:val="clear" w:color="auto" w:fill="D9E2F3"/>
-            <w:tcMar>
-              <w:top w:w="50" w:type="dxa"/>
-              <w:left w:w="90" w:type="dxa"/>
-              <w:bottom w:w="50" w:type="dxa"/>
-              <w:right w:w="90" w:type="dxa"/>
-            </w:tcMar>
             <w:vAlign w:val="center"/>
           </w:tcPr>
           <w:p>
@@ -17102,12 +15618,6 @@
               <w:right w:val="single" w:sz="6" w:space="0" w:color="1F3864"/>
             </w:tcBorders>
             <w:shd w:val="clear" w:color="auto" w:fill="D9E2F3"/>
-            <w:tcMar>
-              <w:top w:w="50" w:type="dxa"/>
-              <w:left w:w="90" w:type="dxa"/>
-              <w:bottom w:w="50" w:type="dxa"/>
-              <w:right w:w="90" w:type="dxa"/>
-            </w:tcMar>
             <w:vAlign w:val="center"/>
           </w:tcPr>
           <w:p>
@@ -17167,12 +15677,6 @@
               <w:right w:val="single" w:sz="6" w:space="0" w:color="1F3864"/>
             </w:tcBorders>
             <w:shd w:val="clear" w:color="auto" w:fill="D9E2F3"/>
-            <w:tcMar>
-              <w:top w:w="50" w:type="dxa"/>
-              <w:left w:w="90" w:type="dxa"/>
-              <w:bottom w:w="50" w:type="dxa"/>
-              <w:right w:w="90" w:type="dxa"/>
-            </w:tcMar>
             <w:vAlign w:val="center"/>
           </w:tcPr>
           <w:p>
@@ -17205,12 +15709,6 @@
               <w:right w:val="single" w:sz="6" w:space="0" w:color="1F3864"/>
             </w:tcBorders>
             <w:shd w:val="clear" w:color="auto" w:fill="D9E2F3"/>
-            <w:tcMar>
-              <w:top w:w="50" w:type="dxa"/>
-              <w:left w:w="90" w:type="dxa"/>
-              <w:bottom w:w="50" w:type="dxa"/>
-              <w:right w:w="90" w:type="dxa"/>
-            </w:tcMar>
             <w:vAlign w:val="center"/>
           </w:tcPr>
           <w:p>
@@ -17243,12 +15741,6 @@
               <w:right w:val="single" w:sz="6" w:space="0" w:color="1F3864"/>
             </w:tcBorders>
             <w:shd w:val="clear" w:color="auto" w:fill="D9E2F3"/>
-            <w:tcMar>
-              <w:top w:w="50" w:type="dxa"/>
-              <w:left w:w="90" w:type="dxa"/>
-              <w:bottom w:w="50" w:type="dxa"/>
-              <w:right w:w="90" w:type="dxa"/>
-            </w:tcMar>
             <w:vAlign w:val="center"/>
           </w:tcPr>
           <w:p>
@@ -17281,12 +15773,6 @@
               <w:right w:val="single" w:sz="6" w:space="0" w:color="1F3864"/>
             </w:tcBorders>
             <w:shd w:val="clear" w:color="auto" w:fill="D9E2F3"/>
-            <w:tcMar>
-              <w:top w:w="50" w:type="dxa"/>
-              <w:left w:w="90" w:type="dxa"/>
-              <w:bottom w:w="50" w:type="dxa"/>
-              <w:right w:w="90" w:type="dxa"/>
-            </w:tcMar>
             <w:vAlign w:val="center"/>
           </w:tcPr>
           <w:p>
@@ -17346,12 +15832,6 @@
               <w:right w:val="single" w:sz="6" w:space="0" w:color="1F3864"/>
             </w:tcBorders>
             <w:shd w:val="clear" w:color="auto" w:fill="D9E2F3"/>
-            <w:tcMar>
-              <w:top w:w="50" w:type="dxa"/>
-              <w:left w:w="90" w:type="dxa"/>
-              <w:bottom w:w="50" w:type="dxa"/>
-              <w:right w:w="90" w:type="dxa"/>
-            </w:tcMar>
             <w:vAlign w:val="center"/>
           </w:tcPr>
           <w:p>
@@ -17384,12 +15864,6 @@
               <w:right w:val="single" w:sz="6" w:space="0" w:color="1F3864"/>
             </w:tcBorders>
             <w:shd w:val="clear" w:color="auto" w:fill="D9E2F3"/>
-            <w:tcMar>
-              <w:top w:w="50" w:type="dxa"/>
-              <w:left w:w="90" w:type="dxa"/>
-              <w:bottom w:w="50" w:type="dxa"/>
-              <w:right w:w="90" w:type="dxa"/>
-            </w:tcMar>
             <w:vAlign w:val="center"/>
           </w:tcPr>
           <w:p>
@@ -17422,12 +15896,6 @@
               <w:right w:val="single" w:sz="6" w:space="0" w:color="1F3864"/>
             </w:tcBorders>
             <w:shd w:val="clear" w:color="auto" w:fill="D9E2F3"/>
-            <w:tcMar>
-              <w:top w:w="50" w:type="dxa"/>
-              <w:left w:w="90" w:type="dxa"/>
-              <w:bottom w:w="50" w:type="dxa"/>
-              <w:right w:w="90" w:type="dxa"/>
-            </w:tcMar>
             <w:vAlign w:val="center"/>
           </w:tcPr>
           <w:p>
@@ -17460,12 +15928,6 @@
               <w:right w:val="single" w:sz="6" w:space="0" w:color="1F3864"/>
             </w:tcBorders>
             <w:shd w:val="clear" w:color="auto" w:fill="D9E2F3"/>
-            <w:tcMar>
-              <w:top w:w="50" w:type="dxa"/>
-              <w:left w:w="90" w:type="dxa"/>
-              <w:bottom w:w="50" w:type="dxa"/>
-              <w:right w:w="90" w:type="dxa"/>
-            </w:tcMar>
             <w:vAlign w:val="center"/>
           </w:tcPr>
           <w:p>
@@ -17525,12 +15987,6 @@
               <w:right w:val="single" w:sz="6" w:space="0" w:color="1F3864"/>
             </w:tcBorders>
             <w:shd w:val="clear" w:color="auto" w:fill="D9E2F3"/>
-            <w:tcMar>
-              <w:top w:w="50" w:type="dxa"/>
-              <w:left w:w="90" w:type="dxa"/>
-              <w:bottom w:w="50" w:type="dxa"/>
-              <w:right w:w="90" w:type="dxa"/>
-            </w:tcMar>
             <w:vAlign w:val="center"/>
           </w:tcPr>
           <w:p>
@@ -17575,12 +16031,6 @@
               <w:right w:val="single" w:sz="6" w:space="0" w:color="1F3864"/>
             </w:tcBorders>
             <w:shd w:val="clear" w:color="auto" w:fill="4472C4"/>
-            <w:tcMar>
-              <w:top w:w="50" w:type="dxa"/>
-              <w:left w:w="90" w:type="dxa"/>
-              <w:bottom w:w="50" w:type="dxa"/>
-              <w:right w:w="90" w:type="dxa"/>
-            </w:tcMar>
             <w:vAlign w:val="center"/>
           </w:tcPr>
           <w:p>
@@ -17647,12 +16097,6 @@
               <w:right w:val="single" w:sz="6" w:space="0" w:color="1F3864"/>
             </w:tcBorders>
             <w:shd w:val="clear" w:color="auto" w:fill="4472C4"/>
-            <w:tcMar>
-              <w:top w:w="50" w:type="dxa"/>
-              <w:left w:w="90" w:type="dxa"/>
-              <w:bottom w:w="50" w:type="dxa"/>
-              <w:right w:w="90" w:type="dxa"/>
-            </w:tcMar>
             <w:vAlign w:val="center"/>
           </w:tcPr>
           <w:p>
@@ -17692,12 +16136,6 @@
               <w:right w:val="single" w:sz="6" w:space="0" w:color="1F3864"/>
             </w:tcBorders>
             <w:shd w:val="clear" w:color="auto" w:fill="4472C4"/>
-            <w:tcMar>
-              <w:top w:w="50" w:type="dxa"/>
-              <w:left w:w="90" w:type="dxa"/>
-              <w:bottom w:w="50" w:type="dxa"/>
-              <w:right w:w="90" w:type="dxa"/>
-            </w:tcMar>
             <w:vAlign w:val="center"/>
           </w:tcPr>
           <w:p>
@@ -17737,12 +16175,6 @@
               <w:right w:val="single" w:sz="6" w:space="0" w:color="1F3864"/>
             </w:tcBorders>
             <w:shd w:val="clear" w:color="auto" w:fill="4472C4"/>
-            <w:tcMar>
-              <w:top w:w="50" w:type="dxa"/>
-              <w:left w:w="90" w:type="dxa"/>
-              <w:bottom w:w="50" w:type="dxa"/>
-              <w:right w:w="90" w:type="dxa"/>
-            </w:tcMar>
             <w:vAlign w:val="center"/>
           </w:tcPr>
           <w:p>
@@ -17782,12 +16214,6 @@
               <w:right w:val="single" w:sz="6" w:space="0" w:color="1F3864"/>
             </w:tcBorders>
             <w:shd w:val="clear" w:color="auto" w:fill="4472C4"/>
-            <w:tcMar>
-              <w:top w:w="50" w:type="dxa"/>
-              <w:left w:w="90" w:type="dxa"/>
-              <w:bottom w:w="50" w:type="dxa"/>
-              <w:right w:w="90" w:type="dxa"/>
-            </w:tcMar>
             <w:vAlign w:val="center"/>
           </w:tcPr>
           <w:p>
@@ -17854,12 +16280,6 @@
               <w:right w:val="single" w:sz="6" w:space="0" w:color="1F3864"/>
             </w:tcBorders>
             <w:shd w:val="clear" w:color="auto" w:fill="D9E2F3"/>
-            <w:tcMar>
-              <w:top w:w="50" w:type="dxa"/>
-              <w:left w:w="90" w:type="dxa"/>
-              <w:bottom w:w="50" w:type="dxa"/>
-              <w:right w:w="90" w:type="dxa"/>
-            </w:tcMar>
             <w:vAlign w:val="center"/>
           </w:tcPr>
           <w:p>
@@ -17892,12 +16312,6 @@
               <w:right w:val="single" w:sz="6" w:space="0" w:color="1F3864"/>
             </w:tcBorders>
             <w:shd w:val="clear" w:color="auto" w:fill="D9E2F3"/>
-            <w:tcMar>
-              <w:top w:w="50" w:type="dxa"/>
-              <w:left w:w="90" w:type="dxa"/>
-              <w:bottom w:w="50" w:type="dxa"/>
-              <w:right w:w="90" w:type="dxa"/>
-            </w:tcMar>
             <w:vAlign w:val="center"/>
           </w:tcPr>
           <w:p>
@@ -17930,12 +16344,6 @@
               <w:right w:val="single" w:sz="6" w:space="0" w:color="1F3864"/>
             </w:tcBorders>
             <w:shd w:val="clear" w:color="auto" w:fill="D9E2F3"/>
-            <w:tcMar>
-              <w:top w:w="50" w:type="dxa"/>
-              <w:left w:w="90" w:type="dxa"/>
-              <w:bottom w:w="50" w:type="dxa"/>
-              <w:right w:w="90" w:type="dxa"/>
-            </w:tcMar>
             <w:vAlign w:val="center"/>
           </w:tcPr>
           <w:p>
@@ -17968,12 +16376,6 @@
               <w:right w:val="single" w:sz="6" w:space="0" w:color="1F3864"/>
             </w:tcBorders>
             <w:shd w:val="clear" w:color="auto" w:fill="D9E2F3"/>
-            <w:tcMar>
-              <w:top w:w="50" w:type="dxa"/>
-              <w:left w:w="90" w:type="dxa"/>
-              <w:bottom w:w="50" w:type="dxa"/>
-              <w:right w:w="90" w:type="dxa"/>
-            </w:tcMar>
             <w:vAlign w:val="center"/>
           </w:tcPr>
           <w:p>
@@ -18033,12 +16435,6 @@
               <w:right w:val="single" w:sz="6" w:space="0" w:color="1F3864"/>
             </w:tcBorders>
             <w:shd w:val="clear" w:color="auto" w:fill="D9E2F3"/>
-            <w:tcMar>
-              <w:top w:w="50" w:type="dxa"/>
-              <w:left w:w="90" w:type="dxa"/>
-              <w:bottom w:w="50" w:type="dxa"/>
-              <w:right w:w="90" w:type="dxa"/>
-            </w:tcMar>
             <w:vAlign w:val="center"/>
           </w:tcPr>
           <w:p>
@@ -18071,12 +16467,6 @@
               <w:right w:val="single" w:sz="6" w:space="0" w:color="1F3864"/>
             </w:tcBorders>
             <w:shd w:val="clear" w:color="auto" w:fill="D9E2F3"/>
-            <w:tcMar>
-              <w:top w:w="50" w:type="dxa"/>
-              <w:left w:w="90" w:type="dxa"/>
-              <w:bottom w:w="50" w:type="dxa"/>
-              <w:right w:w="90" w:type="dxa"/>
-            </w:tcMar>
             <w:vAlign w:val="center"/>
           </w:tcPr>
           <w:p>
@@ -18109,12 +16499,6 @@
               <w:right w:val="single" w:sz="6" w:space="0" w:color="1F3864"/>
             </w:tcBorders>
             <w:shd w:val="clear" w:color="auto" w:fill="D9E2F3"/>
-            <w:tcMar>
-              <w:top w:w="50" w:type="dxa"/>
-              <w:left w:w="90" w:type="dxa"/>
-              <w:bottom w:w="50" w:type="dxa"/>
-              <w:right w:w="90" w:type="dxa"/>
-            </w:tcMar>
             <w:vAlign w:val="center"/>
           </w:tcPr>
           <w:p>
@@ -18147,12 +16531,6 @@
               <w:right w:val="single" w:sz="6" w:space="0" w:color="1F3864"/>
             </w:tcBorders>
             <w:shd w:val="clear" w:color="auto" w:fill="D9E2F3"/>
-            <w:tcMar>
-              <w:top w:w="50" w:type="dxa"/>
-              <w:left w:w="90" w:type="dxa"/>
-              <w:bottom w:w="50" w:type="dxa"/>
-              <w:right w:w="90" w:type="dxa"/>
-            </w:tcMar>
             <w:vAlign w:val="center"/>
           </w:tcPr>
           <w:p>
@@ -18212,12 +16590,6 @@
               <w:right w:val="single" w:sz="6" w:space="0" w:color="1F3864"/>
             </w:tcBorders>
             <w:shd w:val="clear" w:color="auto" w:fill="D9E2F3"/>
-            <w:tcMar>
-              <w:top w:w="50" w:type="dxa"/>
-              <w:left w:w="90" w:type="dxa"/>
-              <w:bottom w:w="50" w:type="dxa"/>
-              <w:right w:w="90" w:type="dxa"/>
-            </w:tcMar>
             <w:vAlign w:val="center"/>
           </w:tcPr>
           <w:p>
@@ -18250,12 +16622,6 @@
               <w:right w:val="single" w:sz="6" w:space="0" w:color="1F3864"/>
             </w:tcBorders>
             <w:shd w:val="clear" w:color="auto" w:fill="D9E2F3"/>
-            <w:tcMar>
-              <w:top w:w="50" w:type="dxa"/>
-              <w:left w:w="90" w:type="dxa"/>
-              <w:bottom w:w="50" w:type="dxa"/>
-              <w:right w:w="90" w:type="dxa"/>
-            </w:tcMar>
             <w:vAlign w:val="center"/>
           </w:tcPr>
           <w:p>
@@ -18288,12 +16654,6 @@
               <w:right w:val="single" w:sz="6" w:space="0" w:color="1F3864"/>
             </w:tcBorders>
             <w:shd w:val="clear" w:color="auto" w:fill="D9E2F3"/>
-            <w:tcMar>
-              <w:top w:w="50" w:type="dxa"/>
-              <w:left w:w="90" w:type="dxa"/>
-              <w:bottom w:w="50" w:type="dxa"/>
-              <w:right w:w="90" w:type="dxa"/>
-            </w:tcMar>
             <w:vAlign w:val="center"/>
           </w:tcPr>
           <w:p>
@@ -18326,12 +16686,6 @@
               <w:right w:val="single" w:sz="6" w:space="0" w:color="1F3864"/>
             </w:tcBorders>
             <w:shd w:val="clear" w:color="auto" w:fill="D9E2F3"/>
-            <w:tcMar>
-              <w:top w:w="50" w:type="dxa"/>
-              <w:left w:w="90" w:type="dxa"/>
-              <w:bottom w:w="50" w:type="dxa"/>
-              <w:right w:w="90" w:type="dxa"/>
-            </w:tcMar>
             <w:vAlign w:val="center"/>
           </w:tcPr>
           <w:p>
@@ -18391,12 +16745,6 @@
               <w:right w:val="single" w:sz="6" w:space="0" w:color="1F3864"/>
             </w:tcBorders>
             <w:shd w:val="clear" w:color="auto" w:fill="D9E2F3"/>
-            <w:tcMar>
-              <w:top w:w="50" w:type="dxa"/>
-              <w:left w:w="90" w:type="dxa"/>
-              <w:bottom w:w="50" w:type="dxa"/>
-              <w:right w:w="90" w:type="dxa"/>
-            </w:tcMar>
             <w:vAlign w:val="center"/>
           </w:tcPr>
           <w:p>
@@ -18441,12 +16789,6 @@
               <w:right w:val="single" w:sz="6" w:space="0" w:color="1F3864"/>
             </w:tcBorders>
             <w:shd w:val="clear" w:color="auto" w:fill="4472C4"/>
-            <w:tcMar>
-              <w:top w:w="50" w:type="dxa"/>
-              <w:left w:w="90" w:type="dxa"/>
-              <w:bottom w:w="50" w:type="dxa"/>
-              <w:right w:w="90" w:type="dxa"/>
-            </w:tcMar>
             <w:vAlign w:val="center"/>
           </w:tcPr>
           <w:p>
@@ -18513,12 +16855,6 @@
               <w:right w:val="single" w:sz="6" w:space="0" w:color="1F3864"/>
             </w:tcBorders>
             <w:shd w:val="clear" w:color="auto" w:fill="4472C4"/>
-            <w:tcMar>
-              <w:top w:w="50" w:type="dxa"/>
-              <w:left w:w="90" w:type="dxa"/>
-              <w:bottom w:w="50" w:type="dxa"/>
-              <w:right w:w="90" w:type="dxa"/>
-            </w:tcMar>
             <w:vAlign w:val="center"/>
           </w:tcPr>
           <w:p>
@@ -18558,12 +16894,6 @@
               <w:right w:val="single" w:sz="6" w:space="0" w:color="1F3864"/>
             </w:tcBorders>
             <w:shd w:val="clear" w:color="auto" w:fill="4472C4"/>
-            <w:tcMar>
-              <w:top w:w="50" w:type="dxa"/>
-              <w:left w:w="90" w:type="dxa"/>
-              <w:bottom w:w="50" w:type="dxa"/>
-              <w:right w:w="90" w:type="dxa"/>
-            </w:tcMar>
             <w:vAlign w:val="center"/>
           </w:tcPr>
           <w:p>
@@ -18603,12 +16933,6 @@
               <w:right w:val="single" w:sz="6" w:space="0" w:color="1F3864"/>
             </w:tcBorders>
             <w:shd w:val="clear" w:color="auto" w:fill="4472C4"/>
-            <w:tcMar>
-              <w:top w:w="50" w:type="dxa"/>
-              <w:left w:w="90" w:type="dxa"/>
-              <w:bottom w:w="50" w:type="dxa"/>
-              <w:right w:w="90" w:type="dxa"/>
-            </w:tcMar>
             <w:vAlign w:val="center"/>
           </w:tcPr>
           <w:p>
@@ -18648,12 +16972,6 @@
               <w:right w:val="single" w:sz="6" w:space="0" w:color="1F3864"/>
             </w:tcBorders>
             <w:shd w:val="clear" w:color="auto" w:fill="4472C4"/>
-            <w:tcMar>
-              <w:top w:w="50" w:type="dxa"/>
-              <w:left w:w="90" w:type="dxa"/>
-              <w:bottom w:w="50" w:type="dxa"/>
-              <w:right w:w="90" w:type="dxa"/>
-            </w:tcMar>
             <w:vAlign w:val="center"/>
           </w:tcPr>
           <w:p>
@@ -18720,12 +17038,6 @@
               <w:right w:val="single" w:sz="6" w:space="0" w:color="1F3864"/>
             </w:tcBorders>
             <w:shd w:val="clear" w:color="auto" w:fill="D9E2F3"/>
-            <w:tcMar>
-              <w:top w:w="50" w:type="dxa"/>
-              <w:left w:w="90" w:type="dxa"/>
-              <w:bottom w:w="50" w:type="dxa"/>
-              <w:right w:w="90" w:type="dxa"/>
-            </w:tcMar>
             <w:vAlign w:val="center"/>
           </w:tcPr>
           <w:p>
@@ -18758,12 +17070,6 @@
               <w:right w:val="single" w:sz="6" w:space="0" w:color="1F3864"/>
             </w:tcBorders>
             <w:shd w:val="clear" w:color="auto" w:fill="D9E2F3"/>
-            <w:tcMar>
-              <w:top w:w="50" w:type="dxa"/>
-              <w:left w:w="90" w:type="dxa"/>
-              <w:bottom w:w="50" w:type="dxa"/>
-              <w:right w:w="90" w:type="dxa"/>
-            </w:tcMar>
             <w:vAlign w:val="center"/>
           </w:tcPr>
           <w:p>
@@ -18796,12 +17102,6 @@
               <w:right w:val="single" w:sz="6" w:space="0" w:color="1F3864"/>
             </w:tcBorders>
             <w:shd w:val="clear" w:color="auto" w:fill="D9E2F3"/>
-            <w:tcMar>
-              <w:top w:w="50" w:type="dxa"/>
-              <w:left w:w="90" w:type="dxa"/>
-              <w:bottom w:w="50" w:type="dxa"/>
-              <w:right w:w="90" w:type="dxa"/>
-            </w:tcMar>
             <w:vAlign w:val="center"/>
           </w:tcPr>
           <w:p>
@@ -18834,12 +17134,6 @@
               <w:right w:val="single" w:sz="6" w:space="0" w:color="1F3864"/>
             </w:tcBorders>
             <w:shd w:val="clear" w:color="auto" w:fill="D9E2F3"/>
-            <w:tcMar>
-              <w:top w:w="50" w:type="dxa"/>
-              <w:left w:w="90" w:type="dxa"/>
-              <w:bottom w:w="50" w:type="dxa"/>
-              <w:right w:w="90" w:type="dxa"/>
-            </w:tcMar>
             <w:vAlign w:val="center"/>
           </w:tcPr>
           <w:p>
@@ -18899,12 +17193,6 @@
               <w:right w:val="single" w:sz="6" w:space="0" w:color="1F3864"/>
             </w:tcBorders>
             <w:shd w:val="clear" w:color="auto" w:fill="D9E2F3"/>
-            <w:tcMar>
-              <w:top w:w="50" w:type="dxa"/>
-              <w:left w:w="90" w:type="dxa"/>
-              <w:bottom w:w="50" w:type="dxa"/>
-              <w:right w:w="90" w:type="dxa"/>
-            </w:tcMar>
             <w:vAlign w:val="center"/>
           </w:tcPr>
           <w:p>
@@ -18937,12 +17225,6 @@
               <w:right w:val="single" w:sz="6" w:space="0" w:color="1F3864"/>
             </w:tcBorders>
             <w:shd w:val="clear" w:color="auto" w:fill="D9E2F3"/>
-            <w:tcMar>
-              <w:top w:w="50" w:type="dxa"/>
-              <w:left w:w="90" w:type="dxa"/>
-              <w:bottom w:w="50" w:type="dxa"/>
-              <w:right w:w="90" w:type="dxa"/>
-            </w:tcMar>
             <w:vAlign w:val="center"/>
           </w:tcPr>
           <w:p>
@@ -18975,12 +17257,6 @@
               <w:right w:val="single" w:sz="6" w:space="0" w:color="1F3864"/>
             </w:tcBorders>
             <w:shd w:val="clear" w:color="auto" w:fill="D9E2F3"/>
-            <w:tcMar>
-              <w:top w:w="50" w:type="dxa"/>
-              <w:left w:w="90" w:type="dxa"/>
-              <w:bottom w:w="50" w:type="dxa"/>
-              <w:right w:w="90" w:type="dxa"/>
-            </w:tcMar>
             <w:vAlign w:val="center"/>
           </w:tcPr>
           <w:p>
@@ -19013,12 +17289,6 @@
               <w:right w:val="single" w:sz="6" w:space="0" w:color="1F3864"/>
             </w:tcBorders>
             <w:shd w:val="clear" w:color="auto" w:fill="D9E2F3"/>
-            <w:tcMar>
-              <w:top w:w="50" w:type="dxa"/>
-              <w:left w:w="90" w:type="dxa"/>
-              <w:bottom w:w="50" w:type="dxa"/>
-              <w:right w:w="90" w:type="dxa"/>
-            </w:tcMar>
             <w:vAlign w:val="center"/>
           </w:tcPr>
           <w:p>
@@ -19078,12 +17348,6 @@
               <w:right w:val="single" w:sz="6" w:space="0" w:color="1F3864"/>
             </w:tcBorders>
             <w:shd w:val="clear" w:color="auto" w:fill="D9E2F3"/>
-            <w:tcMar>
-              <w:top w:w="50" w:type="dxa"/>
-              <w:left w:w="90" w:type="dxa"/>
-              <w:bottom w:w="50" w:type="dxa"/>
-              <w:right w:w="90" w:type="dxa"/>
-            </w:tcMar>
             <w:vAlign w:val="center"/>
           </w:tcPr>
           <w:p>
@@ -19116,12 +17380,6 @@
               <w:right w:val="single" w:sz="6" w:space="0" w:color="1F3864"/>
             </w:tcBorders>
             <w:shd w:val="clear" w:color="auto" w:fill="D9E2F3"/>
-            <w:tcMar>
-              <w:top w:w="50" w:type="dxa"/>
-              <w:left w:w="90" w:type="dxa"/>
-              <w:bottom w:w="50" w:type="dxa"/>
-              <w:right w:w="90" w:type="dxa"/>
-            </w:tcMar>
             <w:vAlign w:val="center"/>
           </w:tcPr>
           <w:p>
@@ -19154,12 +17412,6 @@
               <w:right w:val="single" w:sz="6" w:space="0" w:color="1F3864"/>
             </w:tcBorders>
             <w:shd w:val="clear" w:color="auto" w:fill="D9E2F3"/>
-            <w:tcMar>
-              <w:top w:w="50" w:type="dxa"/>
-              <w:left w:w="90" w:type="dxa"/>
-              <w:bottom w:w="50" w:type="dxa"/>
-              <w:right w:w="90" w:type="dxa"/>
-            </w:tcMar>
             <w:vAlign w:val="center"/>
           </w:tcPr>
           <w:p>
@@ -19192,12 +17444,6 @@
               <w:right w:val="single" w:sz="6" w:space="0" w:color="1F3864"/>
             </w:tcBorders>
             <w:shd w:val="clear" w:color="auto" w:fill="D9E2F3"/>
-            <w:tcMar>
-              <w:top w:w="50" w:type="dxa"/>
-              <w:left w:w="90" w:type="dxa"/>
-              <w:bottom w:w="50" w:type="dxa"/>
-              <w:right w:w="90" w:type="dxa"/>
-            </w:tcMar>
             <w:vAlign w:val="center"/>
           </w:tcPr>
           <w:p>
@@ -19257,12 +17503,6 @@
               <w:right w:val="single" w:sz="6" w:space="0" w:color="1F3864"/>
             </w:tcBorders>
             <w:shd w:val="clear" w:color="auto" w:fill="D9E2F3"/>
-            <w:tcMar>
-              <w:top w:w="50" w:type="dxa"/>
-              <w:left w:w="90" w:type="dxa"/>
-              <w:bottom w:w="50" w:type="dxa"/>
-              <w:right w:w="90" w:type="dxa"/>
-            </w:tcMar>
             <w:vAlign w:val="center"/>
           </w:tcPr>
           <w:p>
@@ -19307,12 +17547,6 @@
               <w:right w:val="single" w:sz="6" w:space="0" w:color="1F3864"/>
             </w:tcBorders>
             <w:shd w:val="clear" w:color="auto" w:fill="4472C4"/>
-            <w:tcMar>
-              <w:top w:w="50" w:type="dxa"/>
-              <w:left w:w="90" w:type="dxa"/>
-              <w:bottom w:w="50" w:type="dxa"/>
-              <w:right w:w="90" w:type="dxa"/>
-            </w:tcMar>
             <w:vAlign w:val="center"/>
           </w:tcPr>
           <w:p>
@@ -19379,12 +17613,6 @@
               <w:right w:val="single" w:sz="6" w:space="0" w:color="1F3864"/>
             </w:tcBorders>
             <w:shd w:val="clear" w:color="auto" w:fill="4472C4"/>
-            <w:tcMar>
-              <w:top w:w="50" w:type="dxa"/>
-              <w:left w:w="90" w:type="dxa"/>
-              <w:bottom w:w="50" w:type="dxa"/>
-              <w:right w:w="90" w:type="dxa"/>
-            </w:tcMar>
             <w:vAlign w:val="center"/>
           </w:tcPr>
           <w:p>
@@ -19424,12 +17652,6 @@
               <w:right w:val="single" w:sz="6" w:space="0" w:color="1F3864"/>
             </w:tcBorders>
             <w:shd w:val="clear" w:color="auto" w:fill="4472C4"/>
-            <w:tcMar>
-              <w:top w:w="50" w:type="dxa"/>
-              <w:left w:w="90" w:type="dxa"/>
-              <w:bottom w:w="50" w:type="dxa"/>
-              <w:right w:w="90" w:type="dxa"/>
-            </w:tcMar>
             <w:vAlign w:val="center"/>
           </w:tcPr>
           <w:p>
@@ -19469,12 +17691,6 @@
               <w:right w:val="single" w:sz="6" w:space="0" w:color="1F3864"/>
             </w:tcBorders>
             <w:shd w:val="clear" w:color="auto" w:fill="4472C4"/>
-            <w:tcMar>
-              <w:top w:w="50" w:type="dxa"/>
-              <w:left w:w="90" w:type="dxa"/>
-              <w:bottom w:w="50" w:type="dxa"/>
-              <w:right w:w="90" w:type="dxa"/>
-            </w:tcMar>
             <w:vAlign w:val="center"/>
           </w:tcPr>
           <w:p>
@@ -19514,12 +17730,6 @@
               <w:right w:val="single" w:sz="6" w:space="0" w:color="1F3864"/>
             </w:tcBorders>
             <w:shd w:val="clear" w:color="auto" w:fill="4472C4"/>
-            <w:tcMar>
-              <w:top w:w="50" w:type="dxa"/>
-              <w:left w:w="90" w:type="dxa"/>
-              <w:bottom w:w="50" w:type="dxa"/>
-              <w:right w:w="90" w:type="dxa"/>
-            </w:tcMar>
             <w:vAlign w:val="center"/>
           </w:tcPr>
           <w:p>
@@ -19586,12 +17796,6 @@
               <w:right w:val="single" w:sz="6" w:space="0" w:color="1F3864"/>
             </w:tcBorders>
             <w:shd w:val="clear" w:color="auto" w:fill="D9E2F3"/>
-            <w:tcMar>
-              <w:top w:w="50" w:type="dxa"/>
-              <w:left w:w="90" w:type="dxa"/>
-              <w:bottom w:w="50" w:type="dxa"/>
-              <w:right w:w="90" w:type="dxa"/>
-            </w:tcMar>
             <w:vAlign w:val="center"/>
           </w:tcPr>
           <w:p>
@@ -19624,12 +17828,6 @@
               <w:right w:val="single" w:sz="6" w:space="0" w:color="1F3864"/>
             </w:tcBorders>
             <w:shd w:val="clear" w:color="auto" w:fill="D9E2F3"/>
-            <w:tcMar>
-              <w:top w:w="50" w:type="dxa"/>
-              <w:left w:w="90" w:type="dxa"/>
-              <w:bottom w:w="50" w:type="dxa"/>
-              <w:right w:w="90" w:type="dxa"/>
-            </w:tcMar>
             <w:vAlign w:val="center"/>
           </w:tcPr>
           <w:p>
@@ -19662,12 +17860,6 @@
               <w:right w:val="single" w:sz="6" w:space="0" w:color="1F3864"/>
             </w:tcBorders>
             <w:shd w:val="clear" w:color="auto" w:fill="D9E2F3"/>
-            <w:tcMar>
-              <w:top w:w="50" w:type="dxa"/>
-              <w:left w:w="90" w:type="dxa"/>
-              <w:bottom w:w="50" w:type="dxa"/>
-              <w:right w:w="90" w:type="dxa"/>
-            </w:tcMar>
             <w:vAlign w:val="center"/>
           </w:tcPr>
           <w:p>
@@ -19700,12 +17892,6 @@
               <w:right w:val="single" w:sz="6" w:space="0" w:color="1F3864"/>
             </w:tcBorders>
             <w:shd w:val="clear" w:color="auto" w:fill="D9E2F3"/>
-            <w:tcMar>
-              <w:top w:w="50" w:type="dxa"/>
-              <w:left w:w="90" w:type="dxa"/>
-              <w:bottom w:w="50" w:type="dxa"/>
-              <w:right w:w="90" w:type="dxa"/>
-            </w:tcMar>
             <w:vAlign w:val="center"/>
           </w:tcPr>
           <w:p>
@@ -19765,12 +17951,6 @@
               <w:right w:val="single" w:sz="6" w:space="0" w:color="1F3864"/>
             </w:tcBorders>
             <w:shd w:val="clear" w:color="auto" w:fill="D9E2F3"/>
-            <w:tcMar>
-              <w:top w:w="50" w:type="dxa"/>
-              <w:left w:w="90" w:type="dxa"/>
-              <w:bottom w:w="50" w:type="dxa"/>
-              <w:right w:w="90" w:type="dxa"/>
-            </w:tcMar>
             <w:vAlign w:val="center"/>
           </w:tcPr>
           <w:p>
@@ -19803,12 +17983,6 @@
               <w:right w:val="single" w:sz="6" w:space="0" w:color="1F3864"/>
             </w:tcBorders>
             <w:shd w:val="clear" w:color="auto" w:fill="D9E2F3"/>
-            <w:tcMar>
-              <w:top w:w="50" w:type="dxa"/>
-              <w:left w:w="90" w:type="dxa"/>
-              <w:bottom w:w="50" w:type="dxa"/>
-              <w:right w:w="90" w:type="dxa"/>
-            </w:tcMar>
             <w:vAlign w:val="center"/>
           </w:tcPr>
           <w:p>
@@ -19841,12 +18015,6 @@
               <w:right w:val="single" w:sz="6" w:space="0" w:color="1F3864"/>
             </w:tcBorders>
             <w:shd w:val="clear" w:color="auto" w:fill="D9E2F3"/>
-            <w:tcMar>
-              <w:top w:w="50" w:type="dxa"/>
-              <w:left w:w="90" w:type="dxa"/>
-              <w:bottom w:w="50" w:type="dxa"/>
-              <w:right w:w="90" w:type="dxa"/>
-            </w:tcMar>
             <w:vAlign w:val="center"/>
           </w:tcPr>
           <w:p>
@@ -19879,12 +18047,6 @@
               <w:right w:val="single" w:sz="6" w:space="0" w:color="1F3864"/>
             </w:tcBorders>
             <w:shd w:val="clear" w:color="auto" w:fill="D9E2F3"/>
-            <w:tcMar>
-              <w:top w:w="50" w:type="dxa"/>
-              <w:left w:w="90" w:type="dxa"/>
-              <w:bottom w:w="50" w:type="dxa"/>
-              <w:right w:w="90" w:type="dxa"/>
-            </w:tcMar>
             <w:vAlign w:val="center"/>
           </w:tcPr>
           <w:p>
@@ -19944,12 +18106,6 @@
               <w:right w:val="single" w:sz="6" w:space="0" w:color="1F3864"/>
             </w:tcBorders>
             <w:shd w:val="clear" w:color="auto" w:fill="D9E2F3"/>
-            <w:tcMar>
-              <w:top w:w="50" w:type="dxa"/>
-              <w:left w:w="90" w:type="dxa"/>
-              <w:bottom w:w="50" w:type="dxa"/>
-              <w:right w:w="90" w:type="dxa"/>
-            </w:tcMar>
             <w:vAlign w:val="center"/>
           </w:tcPr>
           <w:p>
@@ -19982,12 +18138,6 @@
               <w:right w:val="single" w:sz="6" w:space="0" w:color="1F3864"/>
             </w:tcBorders>
             <w:shd w:val="clear" w:color="auto" w:fill="D9E2F3"/>
-            <w:tcMar>
-              <w:top w:w="50" w:type="dxa"/>
-              <w:left w:w="90" w:type="dxa"/>
-              <w:bottom w:w="50" w:type="dxa"/>
-              <w:right w:w="90" w:type="dxa"/>
-            </w:tcMar>
             <w:vAlign w:val="center"/>
           </w:tcPr>
           <w:p>
@@ -20020,12 +18170,6 @@
               <w:right w:val="single" w:sz="6" w:space="0" w:color="1F3864"/>
             </w:tcBorders>
             <w:shd w:val="clear" w:color="auto" w:fill="D9E2F3"/>
-            <w:tcMar>
-              <w:top w:w="50" w:type="dxa"/>
-              <w:left w:w="90" w:type="dxa"/>
-              <w:bottom w:w="50" w:type="dxa"/>
-              <w:right w:w="90" w:type="dxa"/>
-            </w:tcMar>
             <w:vAlign w:val="center"/>
           </w:tcPr>
           <w:p>
@@ -20058,12 +18202,6 @@
               <w:right w:val="single" w:sz="6" w:space="0" w:color="1F3864"/>
             </w:tcBorders>
             <w:shd w:val="clear" w:color="auto" w:fill="D9E2F3"/>
-            <w:tcMar>
-              <w:top w:w="50" w:type="dxa"/>
-              <w:left w:w="90" w:type="dxa"/>
-              <w:bottom w:w="50" w:type="dxa"/>
-              <w:right w:w="90" w:type="dxa"/>
-            </w:tcMar>
             <w:vAlign w:val="center"/>
           </w:tcPr>
           <w:p>
@@ -20123,12 +18261,6 @@
               <w:right w:val="single" w:sz="6" w:space="0" w:color="1F3864"/>
             </w:tcBorders>
             <w:shd w:val="clear" w:color="auto" w:fill="D9E2F3"/>
-            <w:tcMar>
-              <w:top w:w="50" w:type="dxa"/>
-              <w:left w:w="90" w:type="dxa"/>
-              <w:bottom w:w="50" w:type="dxa"/>
-              <w:right w:w="90" w:type="dxa"/>
-            </w:tcMar>
             <w:vAlign w:val="center"/>
           </w:tcPr>
           <w:p>
@@ -20173,12 +18305,6 @@
               <w:right w:val="single" w:sz="6" w:space="0" w:color="1F3864"/>
             </w:tcBorders>
             <w:shd w:val="clear" w:color="auto" w:fill="4472C4"/>
-            <w:tcMar>
-              <w:top w:w="50" w:type="dxa"/>
-              <w:left w:w="90" w:type="dxa"/>
-              <w:bottom w:w="50" w:type="dxa"/>
-              <w:right w:w="90" w:type="dxa"/>
-            </w:tcMar>
             <w:vAlign w:val="center"/>
           </w:tcPr>
           <w:p>
@@ -20245,12 +18371,6 @@
               <w:right w:val="single" w:sz="6" w:space="0" w:color="1F3864"/>
             </w:tcBorders>
             <w:shd w:val="clear" w:color="auto" w:fill="4472C4"/>
-            <w:tcMar>
-              <w:top w:w="50" w:type="dxa"/>
-              <w:left w:w="90" w:type="dxa"/>
-              <w:bottom w:w="50" w:type="dxa"/>
-              <w:right w:w="90" w:type="dxa"/>
-            </w:tcMar>
             <w:vAlign w:val="center"/>
           </w:tcPr>
           <w:p>
@@ -20290,12 +18410,6 @@
               <w:right w:val="single" w:sz="6" w:space="0" w:color="1F3864"/>
             </w:tcBorders>
             <w:shd w:val="clear" w:color="auto" w:fill="4472C4"/>
-            <w:tcMar>
-              <w:top w:w="50" w:type="dxa"/>
-              <w:left w:w="90" w:type="dxa"/>
-              <w:bottom w:w="50" w:type="dxa"/>
-              <w:right w:w="90" w:type="dxa"/>
-            </w:tcMar>
             <w:vAlign w:val="center"/>
           </w:tcPr>
           <w:p>
@@ -20335,12 +18449,6 @@
               <w:right w:val="single" w:sz="6" w:space="0" w:color="1F3864"/>
             </w:tcBorders>
             <w:shd w:val="clear" w:color="auto" w:fill="4472C4"/>
-            <w:tcMar>
-              <w:top w:w="50" w:type="dxa"/>
-              <w:left w:w="90" w:type="dxa"/>
-              <w:bottom w:w="50" w:type="dxa"/>
-              <w:right w:w="90" w:type="dxa"/>
-            </w:tcMar>
             <w:vAlign w:val="center"/>
           </w:tcPr>
           <w:p>
@@ -20380,12 +18488,6 @@
               <w:right w:val="single" w:sz="6" w:space="0" w:color="1F3864"/>
             </w:tcBorders>
             <w:shd w:val="clear" w:color="auto" w:fill="4472C4"/>
-            <w:tcMar>
-              <w:top w:w="50" w:type="dxa"/>
-              <w:left w:w="90" w:type="dxa"/>
-              <w:bottom w:w="50" w:type="dxa"/>
-              <w:right w:w="90" w:type="dxa"/>
-            </w:tcMar>
             <w:vAlign w:val="center"/>
           </w:tcPr>
           <w:p>
@@ -20452,12 +18554,6 @@
               <w:right w:val="single" w:sz="6" w:space="0" w:color="1F3864"/>
             </w:tcBorders>
             <w:shd w:val="clear" w:color="auto" w:fill="D9E2F3"/>
-            <w:tcMar>
-              <w:top w:w="50" w:type="dxa"/>
-              <w:left w:w="90" w:type="dxa"/>
-              <w:bottom w:w="50" w:type="dxa"/>
-              <w:right w:w="90" w:type="dxa"/>
-            </w:tcMar>
             <w:vAlign w:val="center"/>
           </w:tcPr>
           <w:p>
@@ -20490,12 +18586,6 @@
               <w:right w:val="single" w:sz="6" w:space="0" w:color="1F3864"/>
             </w:tcBorders>
             <w:shd w:val="clear" w:color="auto" w:fill="D9E2F3"/>
-            <w:tcMar>
-              <w:top w:w="50" w:type="dxa"/>
-              <w:left w:w="90" w:type="dxa"/>
-              <w:bottom w:w="50" w:type="dxa"/>
-              <w:right w:w="90" w:type="dxa"/>
-            </w:tcMar>
             <w:vAlign w:val="center"/>
           </w:tcPr>
           <w:p>
@@ -20528,12 +18618,6 @@
               <w:right w:val="single" w:sz="6" w:space="0" w:color="1F3864"/>
             </w:tcBorders>
             <w:shd w:val="clear" w:color="auto" w:fill="D9E2F3"/>
-            <w:tcMar>
-              <w:top w:w="50" w:type="dxa"/>
-              <w:left w:w="90" w:type="dxa"/>
-              <w:bottom w:w="50" w:type="dxa"/>
-              <w:right w:w="90" w:type="dxa"/>
-            </w:tcMar>
             <w:vAlign w:val="center"/>
           </w:tcPr>
           <w:p>
@@ -20566,12 +18650,6 @@
               <w:right w:val="single" w:sz="6" w:space="0" w:color="1F3864"/>
             </w:tcBorders>
             <w:shd w:val="clear" w:color="auto" w:fill="D9E2F3"/>
-            <w:tcMar>
-              <w:top w:w="50" w:type="dxa"/>
-              <w:left w:w="90" w:type="dxa"/>
-              <w:bottom w:w="50" w:type="dxa"/>
-              <w:right w:w="90" w:type="dxa"/>
-            </w:tcMar>
             <w:vAlign w:val="center"/>
           </w:tcPr>
           <w:p>
@@ -20631,12 +18709,6 @@
               <w:right w:val="single" w:sz="6" w:space="0" w:color="1F3864"/>
             </w:tcBorders>
             <w:shd w:val="clear" w:color="auto" w:fill="D9E2F3"/>
-            <w:tcMar>
-              <w:top w:w="50" w:type="dxa"/>
-              <w:left w:w="90" w:type="dxa"/>
-              <w:bottom w:w="50" w:type="dxa"/>
-              <w:right w:w="90" w:type="dxa"/>
-            </w:tcMar>
             <w:vAlign w:val="center"/>
           </w:tcPr>
           <w:p>
@@ -20669,12 +18741,6 @@
               <w:right w:val="single" w:sz="6" w:space="0" w:color="1F3864"/>
             </w:tcBorders>
             <w:shd w:val="clear" w:color="auto" w:fill="D9E2F3"/>
-            <w:tcMar>
-              <w:top w:w="50" w:type="dxa"/>
-              <w:left w:w="90" w:type="dxa"/>
-              <w:bottom w:w="50" w:type="dxa"/>
-              <w:right w:w="90" w:type="dxa"/>
-            </w:tcMar>
             <w:vAlign w:val="center"/>
           </w:tcPr>
           <w:p>
@@ -20707,12 +18773,6 @@
               <w:right w:val="single" w:sz="6" w:space="0" w:color="1F3864"/>
             </w:tcBorders>
             <w:shd w:val="clear" w:color="auto" w:fill="D9E2F3"/>
-            <w:tcMar>
-              <w:top w:w="50" w:type="dxa"/>
-              <w:left w:w="90" w:type="dxa"/>
-              <w:bottom w:w="50" w:type="dxa"/>
-              <w:right w:w="90" w:type="dxa"/>
-            </w:tcMar>
             <w:vAlign w:val="center"/>
           </w:tcPr>
           <w:p>
@@ -20745,12 +18805,6 @@
               <w:right w:val="single" w:sz="6" w:space="0" w:color="1F3864"/>
             </w:tcBorders>
             <w:shd w:val="clear" w:color="auto" w:fill="D9E2F3"/>
-            <w:tcMar>
-              <w:top w:w="50" w:type="dxa"/>
-              <w:left w:w="90" w:type="dxa"/>
-              <w:bottom w:w="50" w:type="dxa"/>
-              <w:right w:w="90" w:type="dxa"/>
-            </w:tcMar>
             <w:vAlign w:val="center"/>
           </w:tcPr>
           <w:p>
@@ -20810,12 +18864,6 @@
               <w:right w:val="single" w:sz="6" w:space="0" w:color="1F3864"/>
             </w:tcBorders>
             <w:shd w:val="clear" w:color="auto" w:fill="D9E2F3"/>
-            <w:tcMar>
-              <w:top w:w="50" w:type="dxa"/>
-              <w:left w:w="90" w:type="dxa"/>
-              <w:bottom w:w="50" w:type="dxa"/>
-              <w:right w:w="90" w:type="dxa"/>
-            </w:tcMar>
             <w:vAlign w:val="center"/>
           </w:tcPr>
           <w:p>
@@ -20848,12 +18896,6 @@
               <w:right w:val="single" w:sz="6" w:space="0" w:color="1F3864"/>
             </w:tcBorders>
             <w:shd w:val="clear" w:color="auto" w:fill="D9E2F3"/>
-            <w:tcMar>
-              <w:top w:w="50" w:type="dxa"/>
-              <w:left w:w="90" w:type="dxa"/>
-              <w:bottom w:w="50" w:type="dxa"/>
-              <w:right w:w="90" w:type="dxa"/>
-            </w:tcMar>
             <w:vAlign w:val="center"/>
           </w:tcPr>
           <w:p>
@@ -20886,12 +18928,6 @@
               <w:right w:val="single" w:sz="6" w:space="0" w:color="1F3864"/>
             </w:tcBorders>
             <w:shd w:val="clear" w:color="auto" w:fill="D9E2F3"/>
-            <w:tcMar>
-              <w:top w:w="50" w:type="dxa"/>
-              <w:left w:w="90" w:type="dxa"/>
-              <w:bottom w:w="50" w:type="dxa"/>
-              <w:right w:w="90" w:type="dxa"/>
-            </w:tcMar>
             <w:vAlign w:val="center"/>
           </w:tcPr>
           <w:p>
@@ -20924,12 +18960,6 @@
               <w:right w:val="single" w:sz="6" w:space="0" w:color="1F3864"/>
             </w:tcBorders>
             <w:shd w:val="clear" w:color="auto" w:fill="D9E2F3"/>
-            <w:tcMar>
-              <w:top w:w="50" w:type="dxa"/>
-              <w:left w:w="90" w:type="dxa"/>
-              <w:bottom w:w="50" w:type="dxa"/>
-              <w:right w:w="90" w:type="dxa"/>
-            </w:tcMar>
             <w:vAlign w:val="center"/>
           </w:tcPr>
           <w:p>
@@ -20989,12 +19019,6 @@
               <w:right w:val="single" w:sz="6" w:space="0" w:color="1F3864"/>
             </w:tcBorders>
             <w:shd w:val="clear" w:color="auto" w:fill="D9E2F3"/>
-            <w:tcMar>
-              <w:top w:w="50" w:type="dxa"/>
-              <w:left w:w="90" w:type="dxa"/>
-              <w:bottom w:w="50" w:type="dxa"/>
-              <w:right w:w="90" w:type="dxa"/>
-            </w:tcMar>
             <w:vAlign w:val="center"/>
           </w:tcPr>
           <w:p>
@@ -21039,12 +19063,6 @@
               <w:right w:val="single" w:sz="6" w:space="0" w:color="1F3864"/>
             </w:tcBorders>
             <w:shd w:val="clear" w:color="auto" w:fill="4472C4"/>
-            <w:tcMar>
-              <w:top w:w="50" w:type="dxa"/>
-              <w:left w:w="90" w:type="dxa"/>
-              <w:bottom w:w="50" w:type="dxa"/>
-              <w:right w:w="90" w:type="dxa"/>
-            </w:tcMar>
             <w:vAlign w:val="center"/>
           </w:tcPr>
           <w:p>
@@ -21111,12 +19129,6 @@
               <w:right w:val="single" w:sz="6" w:space="0" w:color="1F3864"/>
             </w:tcBorders>
             <w:shd w:val="clear" w:color="auto" w:fill="4472C4"/>
-            <w:tcMar>
-              <w:top w:w="50" w:type="dxa"/>
-              <w:left w:w="90" w:type="dxa"/>
-              <w:bottom w:w="50" w:type="dxa"/>
-              <w:right w:w="90" w:type="dxa"/>
-            </w:tcMar>
             <w:vAlign w:val="center"/>
           </w:tcPr>
           <w:p>
@@ -21156,12 +19168,6 @@
               <w:right w:val="single" w:sz="6" w:space="0" w:color="1F3864"/>
             </w:tcBorders>
             <w:shd w:val="clear" w:color="auto" w:fill="4472C4"/>
-            <w:tcMar>
-              <w:top w:w="50" w:type="dxa"/>
-              <w:left w:w="90" w:type="dxa"/>
-              <w:bottom w:w="50" w:type="dxa"/>
-              <w:right w:w="90" w:type="dxa"/>
-            </w:tcMar>
             <w:vAlign w:val="center"/>
           </w:tcPr>
           <w:p>
@@ -21201,12 +19207,6 @@
               <w:right w:val="single" w:sz="6" w:space="0" w:color="1F3864"/>
             </w:tcBorders>
             <w:shd w:val="clear" w:color="auto" w:fill="4472C4"/>
-            <w:tcMar>
-              <w:top w:w="50" w:type="dxa"/>
-              <w:left w:w="90" w:type="dxa"/>
-              <w:bottom w:w="50" w:type="dxa"/>
-              <w:right w:w="90" w:type="dxa"/>
-            </w:tcMar>
             <w:vAlign w:val="center"/>
           </w:tcPr>
           <w:p>
@@ -21246,12 +19246,6 @@
               <w:right w:val="single" w:sz="6" w:space="0" w:color="1F3864"/>
             </w:tcBorders>
             <w:shd w:val="clear" w:color="auto" w:fill="4472C4"/>
-            <w:tcMar>
-              <w:top w:w="50" w:type="dxa"/>
-              <w:left w:w="90" w:type="dxa"/>
-              <w:bottom w:w="50" w:type="dxa"/>
-              <w:right w:w="90" w:type="dxa"/>
-            </w:tcMar>
             <w:vAlign w:val="center"/>
           </w:tcPr>
           <w:p>
@@ -21318,12 +19312,6 @@
               <w:right w:val="single" w:sz="6" w:space="0" w:color="1F3864"/>
             </w:tcBorders>
             <w:shd w:val="clear" w:color="auto" w:fill="D9E2F3"/>
-            <w:tcMar>
-              <w:top w:w="50" w:type="dxa"/>
-              <w:left w:w="90" w:type="dxa"/>
-              <w:bottom w:w="50" w:type="dxa"/>
-              <w:right w:w="90" w:type="dxa"/>
-            </w:tcMar>
             <w:vAlign w:val="center"/>
           </w:tcPr>
           <w:p>
@@ -21356,12 +19344,6 @@
               <w:right w:val="single" w:sz="6" w:space="0" w:color="1F3864"/>
             </w:tcBorders>
             <w:shd w:val="clear" w:color="auto" w:fill="D9E2F3"/>
-            <w:tcMar>
-              <w:top w:w="50" w:type="dxa"/>
-              <w:left w:w="90" w:type="dxa"/>
-              <w:bottom w:w="50" w:type="dxa"/>
-              <w:right w:w="90" w:type="dxa"/>
-            </w:tcMar>
             <w:vAlign w:val="center"/>
           </w:tcPr>
           <w:p>
@@ -21394,12 +19376,6 @@
               <w:right w:val="single" w:sz="6" w:space="0" w:color="1F3864"/>
             </w:tcBorders>
             <w:shd w:val="clear" w:color="auto" w:fill="D9E2F3"/>
-            <w:tcMar>
-              <w:top w:w="50" w:type="dxa"/>
-              <w:left w:w="90" w:type="dxa"/>
-              <w:bottom w:w="50" w:type="dxa"/>
-              <w:right w:w="90" w:type="dxa"/>
-            </w:tcMar>
             <w:vAlign w:val="center"/>
           </w:tcPr>
           <w:p>
@@ -21432,12 +19408,6 @@
               <w:right w:val="single" w:sz="6" w:space="0" w:color="1F3864"/>
             </w:tcBorders>
             <w:shd w:val="clear" w:color="auto" w:fill="D9E2F3"/>
-            <w:tcMar>
-              <w:top w:w="50" w:type="dxa"/>
-              <w:left w:w="90" w:type="dxa"/>
-              <w:bottom w:w="50" w:type="dxa"/>
-              <w:right w:w="90" w:type="dxa"/>
-            </w:tcMar>
             <w:vAlign w:val="center"/>
           </w:tcPr>
           <w:p>
@@ -21497,12 +19467,6 @@
               <w:right w:val="single" w:sz="6" w:space="0" w:color="1F3864"/>
             </w:tcBorders>
             <w:shd w:val="clear" w:color="auto" w:fill="D9E2F3"/>
-            <w:tcMar>
-              <w:top w:w="50" w:type="dxa"/>
-              <w:left w:w="90" w:type="dxa"/>
-              <w:bottom w:w="50" w:type="dxa"/>
-              <w:right w:w="90" w:type="dxa"/>
-            </w:tcMar>
             <w:vAlign w:val="center"/>
           </w:tcPr>
           <w:p>
@@ -21535,12 +19499,6 @@
               <w:right w:val="single" w:sz="6" w:space="0" w:color="1F3864"/>
             </w:tcBorders>
             <w:shd w:val="clear" w:color="auto" w:fill="D9E2F3"/>
-            <w:tcMar>
-              <w:top w:w="50" w:type="dxa"/>
-              <w:left w:w="90" w:type="dxa"/>
-              <w:bottom w:w="50" w:type="dxa"/>
-              <w:right w:w="90" w:type="dxa"/>
-            </w:tcMar>
             <w:vAlign w:val="center"/>
           </w:tcPr>
           <w:p>
@@ -21573,12 +19531,6 @@
               <w:right w:val="single" w:sz="6" w:space="0" w:color="1F3864"/>
             </w:tcBorders>
             <w:shd w:val="clear" w:color="auto" w:fill="D9E2F3"/>
-            <w:tcMar>
-              <w:top w:w="50" w:type="dxa"/>
-              <w:left w:w="90" w:type="dxa"/>
-              <w:bottom w:w="50" w:type="dxa"/>
-              <w:right w:w="90" w:type="dxa"/>
-            </w:tcMar>
             <w:vAlign w:val="center"/>
           </w:tcPr>
           <w:p>
@@ -21611,12 +19563,6 @@
               <w:right w:val="single" w:sz="6" w:space="0" w:color="1F3864"/>
             </w:tcBorders>
             <w:shd w:val="clear" w:color="auto" w:fill="D9E2F3"/>
-            <w:tcMar>
-              <w:top w:w="50" w:type="dxa"/>
-              <w:left w:w="90" w:type="dxa"/>
-              <w:bottom w:w="50" w:type="dxa"/>
-              <w:right w:w="90" w:type="dxa"/>
-            </w:tcMar>
             <w:vAlign w:val="center"/>
           </w:tcPr>
           <w:p>
@@ -21676,12 +19622,6 @@
               <w:right w:val="single" w:sz="6" w:space="0" w:color="1F3864"/>
             </w:tcBorders>
             <w:shd w:val="clear" w:color="auto" w:fill="D9E2F3"/>
-            <w:tcMar>
-              <w:top w:w="50" w:type="dxa"/>
-              <w:left w:w="90" w:type="dxa"/>
-              <w:bottom w:w="50" w:type="dxa"/>
-              <w:right w:w="90" w:type="dxa"/>
-            </w:tcMar>
             <w:vAlign w:val="center"/>
           </w:tcPr>
           <w:p>
@@ -21714,12 +19654,6 @@
               <w:right w:val="single" w:sz="6" w:space="0" w:color="1F3864"/>
             </w:tcBorders>
             <w:shd w:val="clear" w:color="auto" w:fill="D9E2F3"/>
-            <w:tcMar>
-              <w:top w:w="50" w:type="dxa"/>
-              <w:left w:w="90" w:type="dxa"/>
-              <w:bottom w:w="50" w:type="dxa"/>
-              <w:right w:w="90" w:type="dxa"/>
-            </w:tcMar>
             <w:vAlign w:val="center"/>
           </w:tcPr>
           <w:p>
@@ -21752,12 +19686,6 @@
               <w:right w:val="single" w:sz="6" w:space="0" w:color="1F3864"/>
             </w:tcBorders>
             <w:shd w:val="clear" w:color="auto" w:fill="D9E2F3"/>
-            <w:tcMar>
-              <w:top w:w="50" w:type="dxa"/>
-              <w:left w:w="90" w:type="dxa"/>
-              <w:bottom w:w="50" w:type="dxa"/>
-              <w:right w:w="90" w:type="dxa"/>
-            </w:tcMar>
             <w:vAlign w:val="center"/>
           </w:tcPr>
           <w:p>
@@ -21790,12 +19718,6 @@
               <w:right w:val="single" w:sz="6" w:space="0" w:color="1F3864"/>
             </w:tcBorders>
             <w:shd w:val="clear" w:color="auto" w:fill="D9E2F3"/>
-            <w:tcMar>
-              <w:top w:w="50" w:type="dxa"/>
-              <w:left w:w="90" w:type="dxa"/>
-              <w:bottom w:w="50" w:type="dxa"/>
-              <w:right w:w="90" w:type="dxa"/>
-            </w:tcMar>
             <w:vAlign w:val="center"/>
           </w:tcPr>
           <w:p>
@@ -21855,12 +19777,6 @@
               <w:right w:val="single" w:sz="6" w:space="0" w:color="1F3864"/>
             </w:tcBorders>
             <w:shd w:val="clear" w:color="auto" w:fill="D9E2F3"/>
-            <w:tcMar>
-              <w:top w:w="50" w:type="dxa"/>
-              <w:left w:w="90" w:type="dxa"/>
-              <w:bottom w:w="50" w:type="dxa"/>
-              <w:right w:w="90" w:type="dxa"/>
-            </w:tcMar>
             <w:vAlign w:val="center"/>
           </w:tcPr>
           <w:p>
@@ -21905,12 +19821,6 @@
               <w:right w:val="single" w:sz="6" w:space="0" w:color="1F3864"/>
             </w:tcBorders>
             <w:shd w:val="clear" w:color="auto" w:fill="4472C4"/>
-            <w:tcMar>
-              <w:top w:w="50" w:type="dxa"/>
-              <w:left w:w="90" w:type="dxa"/>
-              <w:bottom w:w="50" w:type="dxa"/>
-              <w:right w:w="90" w:type="dxa"/>
-            </w:tcMar>
             <w:vAlign w:val="center"/>
           </w:tcPr>
           <w:p>
@@ -21977,12 +19887,6 @@
               <w:right w:val="single" w:sz="6" w:space="0" w:color="1F3864"/>
             </w:tcBorders>
             <w:shd w:val="clear" w:color="auto" w:fill="4472C4"/>
-            <w:tcMar>
-              <w:top w:w="50" w:type="dxa"/>
-              <w:left w:w="90" w:type="dxa"/>
-              <w:bottom w:w="50" w:type="dxa"/>
-              <w:right w:w="90" w:type="dxa"/>
-            </w:tcMar>
             <w:vAlign w:val="center"/>
           </w:tcPr>
           <w:p>
@@ -22022,12 +19926,6 @@
               <w:right w:val="single" w:sz="6" w:space="0" w:color="1F3864"/>
             </w:tcBorders>
             <w:shd w:val="clear" w:color="auto" w:fill="4472C4"/>
-            <w:tcMar>
-              <w:top w:w="50" w:type="dxa"/>
-              <w:left w:w="90" w:type="dxa"/>
-              <w:bottom w:w="50" w:type="dxa"/>
-              <w:right w:w="90" w:type="dxa"/>
-            </w:tcMar>
             <w:vAlign w:val="center"/>
           </w:tcPr>
           <w:p>
@@ -22067,12 +19965,6 @@
               <w:right w:val="single" w:sz="6" w:space="0" w:color="1F3864"/>
             </w:tcBorders>
             <w:shd w:val="clear" w:color="auto" w:fill="4472C4"/>
-            <w:tcMar>
-              <w:top w:w="50" w:type="dxa"/>
-              <w:left w:w="90" w:type="dxa"/>
-              <w:bottom w:w="50" w:type="dxa"/>
-              <w:right w:w="90" w:type="dxa"/>
-            </w:tcMar>
             <w:vAlign w:val="center"/>
           </w:tcPr>
           <w:p>
@@ -22112,12 +20004,6 @@
               <w:right w:val="single" w:sz="6" w:space="0" w:color="1F3864"/>
             </w:tcBorders>
             <w:shd w:val="clear" w:color="auto" w:fill="4472C4"/>
-            <w:tcMar>
-              <w:top w:w="50" w:type="dxa"/>
-              <w:left w:w="90" w:type="dxa"/>
-              <w:bottom w:w="50" w:type="dxa"/>
-              <w:right w:w="90" w:type="dxa"/>
-            </w:tcMar>
             <w:vAlign w:val="center"/>
           </w:tcPr>
           <w:p>
@@ -22184,12 +20070,6 @@
               <w:right w:val="single" w:sz="6" w:space="0" w:color="1F3864"/>
             </w:tcBorders>
             <w:shd w:val="clear" w:color="auto" w:fill="D9E2F3"/>
-            <w:tcMar>
-              <w:top w:w="50" w:type="dxa"/>
-              <w:left w:w="90" w:type="dxa"/>
-              <w:bottom w:w="50" w:type="dxa"/>
-              <w:right w:w="90" w:type="dxa"/>
-            </w:tcMar>
             <w:vAlign w:val="center"/>
           </w:tcPr>
           <w:p>
@@ -22222,12 +20102,6 @@
               <w:right w:val="single" w:sz="6" w:space="0" w:color="1F3864"/>
             </w:tcBorders>
             <w:shd w:val="clear" w:color="auto" w:fill="D9E2F3"/>
-            <w:tcMar>
-              <w:top w:w="50" w:type="dxa"/>
-              <w:left w:w="90" w:type="dxa"/>
-              <w:bottom w:w="50" w:type="dxa"/>
-              <w:right w:w="90" w:type="dxa"/>
-            </w:tcMar>
             <w:vAlign w:val="center"/>
           </w:tcPr>
           <w:p>
@@ -22260,12 +20134,6 @@
               <w:right w:val="single" w:sz="6" w:space="0" w:color="1F3864"/>
             </w:tcBorders>
             <w:shd w:val="clear" w:color="auto" w:fill="D9E2F3"/>
-            <w:tcMar>
-              <w:top w:w="50" w:type="dxa"/>
-              <w:left w:w="90" w:type="dxa"/>
-              <w:bottom w:w="50" w:type="dxa"/>
-              <w:right w:w="90" w:type="dxa"/>
-            </w:tcMar>
             <w:vAlign w:val="center"/>
           </w:tcPr>
           <w:p>
@@ -22298,12 +20166,6 @@
               <w:right w:val="single" w:sz="6" w:space="0" w:color="1F3864"/>
             </w:tcBorders>
             <w:shd w:val="clear" w:color="auto" w:fill="D9E2F3"/>
-            <w:tcMar>
-              <w:top w:w="50" w:type="dxa"/>
-              <w:left w:w="90" w:type="dxa"/>
-              <w:bottom w:w="50" w:type="dxa"/>
-              <w:right w:w="90" w:type="dxa"/>
-            </w:tcMar>
             <w:vAlign w:val="center"/>
           </w:tcPr>
           <w:p>
@@ -22363,12 +20225,6 @@
               <w:right w:val="single" w:sz="6" w:space="0" w:color="1F3864"/>
             </w:tcBorders>
             <w:shd w:val="clear" w:color="auto" w:fill="D9E2F3"/>
-            <w:tcMar>
-              <w:top w:w="50" w:type="dxa"/>
-              <w:left w:w="90" w:type="dxa"/>
-              <w:bottom w:w="50" w:type="dxa"/>
-              <w:right w:w="90" w:type="dxa"/>
-            </w:tcMar>
             <w:vAlign w:val="center"/>
           </w:tcPr>
           <w:p>
@@ -22401,12 +20257,6 @@
               <w:right w:val="single" w:sz="6" w:space="0" w:color="1F3864"/>
             </w:tcBorders>
             <w:shd w:val="clear" w:color="auto" w:fill="D9E2F3"/>
-            <w:tcMar>
-              <w:top w:w="50" w:type="dxa"/>
-              <w:left w:w="90" w:type="dxa"/>
-              <w:bottom w:w="50" w:type="dxa"/>
-              <w:right w:w="90" w:type="dxa"/>
-            </w:tcMar>
             <w:vAlign w:val="center"/>
           </w:tcPr>
           <w:p>
@@ -22439,12 +20289,6 @@
               <w:right w:val="single" w:sz="6" w:space="0" w:color="1F3864"/>
             </w:tcBorders>
             <w:shd w:val="clear" w:color="auto" w:fill="D9E2F3"/>
-            <w:tcMar>
-              <w:top w:w="50" w:type="dxa"/>
-              <w:left w:w="90" w:type="dxa"/>
-              <w:bottom w:w="50" w:type="dxa"/>
-              <w:right w:w="90" w:type="dxa"/>
-            </w:tcMar>
             <w:vAlign w:val="center"/>
           </w:tcPr>
           <w:p>
@@ -22477,12 +20321,6 @@
               <w:right w:val="single" w:sz="6" w:space="0" w:color="1F3864"/>
             </w:tcBorders>
             <w:shd w:val="clear" w:color="auto" w:fill="D9E2F3"/>
-            <w:tcMar>
-              <w:top w:w="50" w:type="dxa"/>
-              <w:left w:w="90" w:type="dxa"/>
-              <w:bottom w:w="50" w:type="dxa"/>
-              <w:right w:w="90" w:type="dxa"/>
-            </w:tcMar>
             <w:vAlign w:val="center"/>
           </w:tcPr>
           <w:p>
@@ -22542,12 +20380,6 @@
               <w:right w:val="single" w:sz="6" w:space="0" w:color="1F3864"/>
             </w:tcBorders>
             <w:shd w:val="clear" w:color="auto" w:fill="D9E2F3"/>
-            <w:tcMar>
-              <w:top w:w="50" w:type="dxa"/>
-              <w:left w:w="90" w:type="dxa"/>
-              <w:bottom w:w="50" w:type="dxa"/>
-              <w:right w:w="90" w:type="dxa"/>
-            </w:tcMar>
             <w:vAlign w:val="center"/>
           </w:tcPr>
           <w:p>
@@ -22580,12 +20412,6 @@
               <w:right w:val="single" w:sz="6" w:space="0" w:color="1F3864"/>
             </w:tcBorders>
             <w:shd w:val="clear" w:color="auto" w:fill="D9E2F3"/>
-            <w:tcMar>
-              <w:top w:w="50" w:type="dxa"/>
-              <w:left w:w="90" w:type="dxa"/>
-              <w:bottom w:w="50" w:type="dxa"/>
-              <w:right w:w="90" w:type="dxa"/>
-            </w:tcMar>
             <w:vAlign w:val="center"/>
           </w:tcPr>
           <w:p>
@@ -22618,12 +20444,6 @@
               <w:right w:val="single" w:sz="6" w:space="0" w:color="1F3864"/>
             </w:tcBorders>
             <w:shd w:val="clear" w:color="auto" w:fill="D9E2F3"/>
-            <w:tcMar>
-              <w:top w:w="50" w:type="dxa"/>
-              <w:left w:w="90" w:type="dxa"/>
-              <w:bottom w:w="50" w:type="dxa"/>
-              <w:right w:w="90" w:type="dxa"/>
-            </w:tcMar>
             <w:vAlign w:val="center"/>
           </w:tcPr>
           <w:p>
@@ -22656,12 +20476,6 @@
               <w:right w:val="single" w:sz="6" w:space="0" w:color="1F3864"/>
             </w:tcBorders>
             <w:shd w:val="clear" w:color="auto" w:fill="D9E2F3"/>
-            <w:tcMar>
-              <w:top w:w="50" w:type="dxa"/>
-              <w:left w:w="90" w:type="dxa"/>
-              <w:bottom w:w="50" w:type="dxa"/>
-              <w:right w:w="90" w:type="dxa"/>
-            </w:tcMar>
             <w:vAlign w:val="center"/>
           </w:tcPr>
           <w:p>
@@ -22721,12 +20535,6 @@
               <w:right w:val="single" w:sz="6" w:space="0" w:color="1F3864"/>
             </w:tcBorders>
             <w:shd w:val="clear" w:color="auto" w:fill="D9E2F3"/>
-            <w:tcMar>
-              <w:top w:w="50" w:type="dxa"/>
-              <w:left w:w="90" w:type="dxa"/>
-              <w:bottom w:w="50" w:type="dxa"/>
-              <w:right w:w="90" w:type="dxa"/>
-            </w:tcMar>
             <w:vAlign w:val="center"/>
           </w:tcPr>
           <w:p>
@@ -22771,12 +20579,6 @@
               <w:right w:val="single" w:sz="6" w:space="0" w:color="1F3864"/>
             </w:tcBorders>
             <w:shd w:val="clear" w:color="auto" w:fill="4472C4"/>
-            <w:tcMar>
-              <w:top w:w="50" w:type="dxa"/>
-              <w:left w:w="90" w:type="dxa"/>
-              <w:bottom w:w="50" w:type="dxa"/>
-              <w:right w:w="90" w:type="dxa"/>
-            </w:tcMar>
             <w:vAlign w:val="center"/>
           </w:tcPr>
           <w:p>
@@ -22843,12 +20645,6 @@
               <w:right w:val="single" w:sz="6" w:space="0" w:color="1F3864"/>
             </w:tcBorders>
             <w:shd w:val="clear" w:color="auto" w:fill="4472C4"/>
-            <w:tcMar>
-              <w:top w:w="50" w:type="dxa"/>
-              <w:left w:w="90" w:type="dxa"/>
-              <w:bottom w:w="50" w:type="dxa"/>
-              <w:right w:w="90" w:type="dxa"/>
-            </w:tcMar>
             <w:vAlign w:val="center"/>
           </w:tcPr>
           <w:p>
@@ -22888,12 +20684,6 @@
               <w:right w:val="single" w:sz="6" w:space="0" w:color="1F3864"/>
             </w:tcBorders>
             <w:shd w:val="clear" w:color="auto" w:fill="4472C4"/>
-            <w:tcMar>
-              <w:top w:w="50" w:type="dxa"/>
-              <w:left w:w="90" w:type="dxa"/>
-              <w:bottom w:w="50" w:type="dxa"/>
-              <w:right w:w="90" w:type="dxa"/>
-            </w:tcMar>
             <w:vAlign w:val="center"/>
           </w:tcPr>
           <w:p>
@@ -22933,12 +20723,6 @@
               <w:right w:val="single" w:sz="6" w:space="0" w:color="1F3864"/>
             </w:tcBorders>
             <w:shd w:val="clear" w:color="auto" w:fill="4472C4"/>
-            <w:tcMar>
-              <w:top w:w="50" w:type="dxa"/>
-              <w:left w:w="90" w:type="dxa"/>
-              <w:bottom w:w="50" w:type="dxa"/>
-              <w:right w:w="90" w:type="dxa"/>
-            </w:tcMar>
             <w:vAlign w:val="center"/>
           </w:tcPr>
           <w:p>
@@ -22978,12 +20762,6 @@
               <w:right w:val="single" w:sz="6" w:space="0" w:color="1F3864"/>
             </w:tcBorders>
             <w:shd w:val="clear" w:color="auto" w:fill="4472C4"/>
-            <w:tcMar>
-              <w:top w:w="50" w:type="dxa"/>
-              <w:left w:w="90" w:type="dxa"/>
-              <w:bottom w:w="50" w:type="dxa"/>
-              <w:right w:w="90" w:type="dxa"/>
-            </w:tcMar>
             <w:vAlign w:val="center"/>
           </w:tcPr>
           <w:p>
@@ -23050,12 +20828,6 @@
               <w:right w:val="single" w:sz="6" w:space="0" w:color="1F3864"/>
             </w:tcBorders>
             <w:shd w:val="clear" w:color="auto" w:fill="D9E2F3"/>
-            <w:tcMar>
-              <w:top w:w="50" w:type="dxa"/>
-              <w:left w:w="90" w:type="dxa"/>
-              <w:bottom w:w="50" w:type="dxa"/>
-              <w:right w:w="90" w:type="dxa"/>
-            </w:tcMar>
             <w:vAlign w:val="center"/>
           </w:tcPr>
           <w:p>
@@ -23088,12 +20860,6 @@
               <w:right w:val="single" w:sz="6" w:space="0" w:color="1F3864"/>
             </w:tcBorders>
             <w:shd w:val="clear" w:color="auto" w:fill="D9E2F3"/>
-            <w:tcMar>
-              <w:top w:w="50" w:type="dxa"/>
-              <w:left w:w="90" w:type="dxa"/>
-              <w:bottom w:w="50" w:type="dxa"/>
-              <w:right w:w="90" w:type="dxa"/>
-            </w:tcMar>
             <w:vAlign w:val="center"/>
           </w:tcPr>
           <w:p>
@@ -23126,12 +20892,6 @@
               <w:right w:val="single" w:sz="6" w:space="0" w:color="1F3864"/>
             </w:tcBorders>
             <w:shd w:val="clear" w:color="auto" w:fill="D9E2F3"/>
-            <w:tcMar>
-              <w:top w:w="50" w:type="dxa"/>
-              <w:left w:w="90" w:type="dxa"/>
-              <w:bottom w:w="50" w:type="dxa"/>
-              <w:right w:w="90" w:type="dxa"/>
-            </w:tcMar>
             <w:vAlign w:val="center"/>
           </w:tcPr>
           <w:p>
@@ -23164,12 +20924,6 @@
               <w:right w:val="single" w:sz="6" w:space="0" w:color="1F3864"/>
             </w:tcBorders>
             <w:shd w:val="clear" w:color="auto" w:fill="D9E2F3"/>
-            <w:tcMar>
-              <w:top w:w="50" w:type="dxa"/>
-              <w:left w:w="90" w:type="dxa"/>
-              <w:bottom w:w="50" w:type="dxa"/>
-              <w:right w:w="90" w:type="dxa"/>
-            </w:tcMar>
             <w:vAlign w:val="center"/>
           </w:tcPr>
           <w:p>
@@ -23229,12 +20983,6 @@
               <w:right w:val="single" w:sz="6" w:space="0" w:color="1F3864"/>
             </w:tcBorders>
             <w:shd w:val="clear" w:color="auto" w:fill="D9E2F3"/>
-            <w:tcMar>
-              <w:top w:w="50" w:type="dxa"/>
-              <w:left w:w="90" w:type="dxa"/>
-              <w:bottom w:w="50" w:type="dxa"/>
-              <w:right w:w="90" w:type="dxa"/>
-            </w:tcMar>
             <w:vAlign w:val="center"/>
           </w:tcPr>
           <w:p>
@@ -23267,12 +21015,6 @@
               <w:right w:val="single" w:sz="6" w:space="0" w:color="1F3864"/>
             </w:tcBorders>
             <w:shd w:val="clear" w:color="auto" w:fill="D9E2F3"/>
-            <w:tcMar>
-              <w:top w:w="50" w:type="dxa"/>
-              <w:left w:w="90" w:type="dxa"/>
-              <w:bottom w:w="50" w:type="dxa"/>
-              <w:right w:w="90" w:type="dxa"/>
-            </w:tcMar>
             <w:vAlign w:val="center"/>
           </w:tcPr>
           <w:p>
@@ -23305,12 +21047,6 @@
               <w:right w:val="single" w:sz="6" w:space="0" w:color="1F3864"/>
             </w:tcBorders>
             <w:shd w:val="clear" w:color="auto" w:fill="D9E2F3"/>
-            <w:tcMar>
-              <w:top w:w="50" w:type="dxa"/>
-              <w:left w:w="90" w:type="dxa"/>
-              <w:bottom w:w="50" w:type="dxa"/>
-              <w:right w:w="90" w:type="dxa"/>
-            </w:tcMar>
             <w:vAlign w:val="center"/>
           </w:tcPr>
           <w:p>
@@ -23343,12 +21079,6 @@
               <w:right w:val="single" w:sz="6" w:space="0" w:color="1F3864"/>
             </w:tcBorders>
             <w:shd w:val="clear" w:color="auto" w:fill="D9E2F3"/>
-            <w:tcMar>
-              <w:top w:w="50" w:type="dxa"/>
-              <w:left w:w="90" w:type="dxa"/>
-              <w:bottom w:w="50" w:type="dxa"/>
-              <w:right w:w="90" w:type="dxa"/>
-            </w:tcMar>
             <w:vAlign w:val="center"/>
           </w:tcPr>
           <w:p>
@@ -23408,12 +21138,6 @@
               <w:right w:val="single" w:sz="6" w:space="0" w:color="1F3864"/>
             </w:tcBorders>
             <w:shd w:val="clear" w:color="auto" w:fill="D9E2F3"/>
-            <w:tcMar>
-              <w:top w:w="50" w:type="dxa"/>
-              <w:left w:w="90" w:type="dxa"/>
-              <w:bottom w:w="50" w:type="dxa"/>
-              <w:right w:w="90" w:type="dxa"/>
-            </w:tcMar>
             <w:vAlign w:val="center"/>
           </w:tcPr>
           <w:p>
@@ -23446,12 +21170,6 @@
               <w:right w:val="single" w:sz="6" w:space="0" w:color="1F3864"/>
             </w:tcBorders>
             <w:shd w:val="clear" w:color="auto" w:fill="D9E2F3"/>
-            <w:tcMar>
-              <w:top w:w="50" w:type="dxa"/>
-              <w:left w:w="90" w:type="dxa"/>
-              <w:bottom w:w="50" w:type="dxa"/>
-              <w:right w:w="90" w:type="dxa"/>
-            </w:tcMar>
             <w:vAlign w:val="center"/>
           </w:tcPr>
           <w:p>
@@ -23484,12 +21202,6 @@
               <w:right w:val="single" w:sz="6" w:space="0" w:color="1F3864"/>
             </w:tcBorders>
             <w:shd w:val="clear" w:color="auto" w:fill="D9E2F3"/>
-            <w:tcMar>
-              <w:top w:w="50" w:type="dxa"/>
-              <w:left w:w="90" w:type="dxa"/>
-              <w:bottom w:w="50" w:type="dxa"/>
-              <w:right w:w="90" w:type="dxa"/>
-            </w:tcMar>
             <w:vAlign w:val="center"/>
           </w:tcPr>
           <w:p>
@@ -23522,12 +21234,6 @@
               <w:right w:val="single" w:sz="6" w:space="0" w:color="1F3864"/>
             </w:tcBorders>
             <w:shd w:val="clear" w:color="auto" w:fill="D9E2F3"/>
-            <w:tcMar>
-              <w:top w:w="50" w:type="dxa"/>
-              <w:left w:w="90" w:type="dxa"/>
-              <w:bottom w:w="50" w:type="dxa"/>
-              <w:right w:w="90" w:type="dxa"/>
-            </w:tcMar>
             <w:vAlign w:val="center"/>
           </w:tcPr>
           <w:p>
@@ -23587,12 +21293,6 @@
               <w:right w:val="single" w:sz="6" w:space="0" w:color="1F3864"/>
             </w:tcBorders>
             <w:shd w:val="clear" w:color="auto" w:fill="D9E2F3"/>
-            <w:tcMar>
-              <w:top w:w="50" w:type="dxa"/>
-              <w:left w:w="90" w:type="dxa"/>
-              <w:bottom w:w="50" w:type="dxa"/>
-              <w:right w:w="90" w:type="dxa"/>
-            </w:tcMar>
             <w:vAlign w:val="center"/>
           </w:tcPr>
           <w:p>
@@ -23637,12 +21337,6 @@
               <w:right w:val="single" w:sz="6" w:space="0" w:color="1F3864"/>
             </w:tcBorders>
             <w:shd w:val="clear" w:color="auto" w:fill="4472C4"/>
-            <w:tcMar>
-              <w:top w:w="50" w:type="dxa"/>
-              <w:left w:w="90" w:type="dxa"/>
-              <w:bottom w:w="50" w:type="dxa"/>
-              <w:right w:w="90" w:type="dxa"/>
-            </w:tcMar>
             <w:vAlign w:val="center"/>
           </w:tcPr>
           <w:p>
@@ -23709,12 +21403,6 @@
               <w:right w:val="single" w:sz="6" w:space="0" w:color="1F3864"/>
             </w:tcBorders>
             <w:shd w:val="clear" w:color="auto" w:fill="4472C4"/>
-            <w:tcMar>
-              <w:top w:w="50" w:type="dxa"/>
-              <w:left w:w="90" w:type="dxa"/>
-              <w:bottom w:w="50" w:type="dxa"/>
-              <w:right w:w="90" w:type="dxa"/>
-            </w:tcMar>
             <w:vAlign w:val="center"/>
           </w:tcPr>
           <w:p>
@@ -23754,12 +21442,6 @@
               <w:right w:val="single" w:sz="6" w:space="0" w:color="1F3864"/>
             </w:tcBorders>
             <w:shd w:val="clear" w:color="auto" w:fill="4472C4"/>
-            <w:tcMar>
-              <w:top w:w="50" w:type="dxa"/>
-              <w:left w:w="90" w:type="dxa"/>
-              <w:bottom w:w="50" w:type="dxa"/>
-              <w:right w:w="90" w:type="dxa"/>
-            </w:tcMar>
             <w:vAlign w:val="center"/>
           </w:tcPr>
           <w:p>
@@ -23799,12 +21481,6 @@
               <w:right w:val="single" w:sz="6" w:space="0" w:color="1F3864"/>
             </w:tcBorders>
             <w:shd w:val="clear" w:color="auto" w:fill="4472C4"/>
-            <w:tcMar>
-              <w:top w:w="50" w:type="dxa"/>
-              <w:left w:w="90" w:type="dxa"/>
-              <w:bottom w:w="50" w:type="dxa"/>
-              <w:right w:w="90" w:type="dxa"/>
-            </w:tcMar>
             <w:vAlign w:val="center"/>
           </w:tcPr>
           <w:p>
@@ -23844,12 +21520,6 @@
               <w:right w:val="single" w:sz="6" w:space="0" w:color="1F3864"/>
             </w:tcBorders>
             <w:shd w:val="clear" w:color="auto" w:fill="4472C4"/>
-            <w:tcMar>
-              <w:top w:w="50" w:type="dxa"/>
-              <w:left w:w="90" w:type="dxa"/>
-              <w:bottom w:w="50" w:type="dxa"/>
-              <w:right w:w="90" w:type="dxa"/>
-            </w:tcMar>
             <w:vAlign w:val="center"/>
           </w:tcPr>
           <w:p>
@@ -23916,12 +21586,6 @@
               <w:right w:val="single" w:sz="6" w:space="0" w:color="1F3864"/>
             </w:tcBorders>
             <w:shd w:val="clear" w:color="auto" w:fill="D9E2F3"/>
-            <w:tcMar>
-              <w:top w:w="50" w:type="dxa"/>
-              <w:left w:w="90" w:type="dxa"/>
-              <w:bottom w:w="50" w:type="dxa"/>
-              <w:right w:w="90" w:type="dxa"/>
-            </w:tcMar>
             <w:vAlign w:val="center"/>
           </w:tcPr>
           <w:p>
@@ -23954,12 +21618,6 @@
               <w:right w:val="single" w:sz="6" w:space="0" w:color="1F3864"/>
             </w:tcBorders>
             <w:shd w:val="clear" w:color="auto" w:fill="D9E2F3"/>
-            <w:tcMar>
-              <w:top w:w="50" w:type="dxa"/>
-              <w:left w:w="90" w:type="dxa"/>
-              <w:bottom w:w="50" w:type="dxa"/>
-              <w:right w:w="90" w:type="dxa"/>
-            </w:tcMar>
             <w:vAlign w:val="center"/>
           </w:tcPr>
           <w:p>
@@ -23992,12 +21650,6 @@
               <w:right w:val="single" w:sz="6" w:space="0" w:color="1F3864"/>
             </w:tcBorders>
             <w:shd w:val="clear" w:color="auto" w:fill="D9E2F3"/>
-            <w:tcMar>
-              <w:top w:w="50" w:type="dxa"/>
-              <w:left w:w="90" w:type="dxa"/>
-              <w:bottom w:w="50" w:type="dxa"/>
-              <w:right w:w="90" w:type="dxa"/>
-            </w:tcMar>
             <w:vAlign w:val="center"/>
           </w:tcPr>
           <w:p>
@@ -24030,12 +21682,6 @@
               <w:right w:val="single" w:sz="6" w:space="0" w:color="1F3864"/>
             </w:tcBorders>
             <w:shd w:val="clear" w:color="auto" w:fill="D9E2F3"/>
-            <w:tcMar>
-              <w:top w:w="50" w:type="dxa"/>
-              <w:left w:w="90" w:type="dxa"/>
-              <w:bottom w:w="50" w:type="dxa"/>
-              <w:right w:w="90" w:type="dxa"/>
-            </w:tcMar>
             <w:vAlign w:val="center"/>
           </w:tcPr>
           <w:p>
@@ -24095,12 +21741,6 @@
               <w:right w:val="single" w:sz="6" w:space="0" w:color="1F3864"/>
             </w:tcBorders>
             <w:shd w:val="clear" w:color="auto" w:fill="D9E2F3"/>
-            <w:tcMar>
-              <w:top w:w="50" w:type="dxa"/>
-              <w:left w:w="90" w:type="dxa"/>
-              <w:bottom w:w="50" w:type="dxa"/>
-              <w:right w:w="90" w:type="dxa"/>
-            </w:tcMar>
             <w:vAlign w:val="center"/>
           </w:tcPr>
           <w:p>
@@ -24133,12 +21773,6 @@
               <w:right w:val="single" w:sz="6" w:space="0" w:color="1F3864"/>
             </w:tcBorders>
             <w:shd w:val="clear" w:color="auto" w:fill="D9E2F3"/>
-            <w:tcMar>
-              <w:top w:w="50" w:type="dxa"/>
-              <w:left w:w="90" w:type="dxa"/>
-              <w:bottom w:w="50" w:type="dxa"/>
-              <w:right w:w="90" w:type="dxa"/>
-            </w:tcMar>
             <w:vAlign w:val="center"/>
           </w:tcPr>
           <w:p>
@@ -24171,12 +21805,6 @@
               <w:right w:val="single" w:sz="6" w:space="0" w:color="1F3864"/>
             </w:tcBorders>
             <w:shd w:val="clear" w:color="auto" w:fill="D9E2F3"/>
-            <w:tcMar>
-              <w:top w:w="50" w:type="dxa"/>
-              <w:left w:w="90" w:type="dxa"/>
-              <w:bottom w:w="50" w:type="dxa"/>
-              <w:right w:w="90" w:type="dxa"/>
-            </w:tcMar>
             <w:vAlign w:val="center"/>
           </w:tcPr>
           <w:p>
@@ -24209,12 +21837,6 @@
               <w:right w:val="single" w:sz="6" w:space="0" w:color="1F3864"/>
             </w:tcBorders>
             <w:shd w:val="clear" w:color="auto" w:fill="D9E2F3"/>
-            <w:tcMar>
-              <w:top w:w="50" w:type="dxa"/>
-              <w:left w:w="90" w:type="dxa"/>
-              <w:bottom w:w="50" w:type="dxa"/>
-              <w:right w:w="90" w:type="dxa"/>
-            </w:tcMar>
             <w:vAlign w:val="center"/>
           </w:tcPr>
           <w:p>
@@ -24274,12 +21896,6 @@
               <w:right w:val="single" w:sz="6" w:space="0" w:color="1F3864"/>
             </w:tcBorders>
             <w:shd w:val="clear" w:color="auto" w:fill="D9E2F3"/>
-            <w:tcMar>
-              <w:top w:w="50" w:type="dxa"/>
-              <w:left w:w="90" w:type="dxa"/>
-              <w:bottom w:w="50" w:type="dxa"/>
-              <w:right w:w="90" w:type="dxa"/>
-            </w:tcMar>
             <w:vAlign w:val="center"/>
           </w:tcPr>
           <w:p>
@@ -24312,12 +21928,6 @@
               <w:right w:val="single" w:sz="6" w:space="0" w:color="1F3864"/>
             </w:tcBorders>
             <w:shd w:val="clear" w:color="auto" w:fill="D9E2F3"/>
-            <w:tcMar>
-              <w:top w:w="50" w:type="dxa"/>
-              <w:left w:w="90" w:type="dxa"/>
-              <w:bottom w:w="50" w:type="dxa"/>
-              <w:right w:w="90" w:type="dxa"/>
-            </w:tcMar>
             <w:vAlign w:val="center"/>
           </w:tcPr>
           <w:p>
@@ -24350,12 +21960,6 @@
               <w:right w:val="single" w:sz="6" w:space="0" w:color="1F3864"/>
             </w:tcBorders>
             <w:shd w:val="clear" w:color="auto" w:fill="D9E2F3"/>
-            <w:tcMar>
-              <w:top w:w="50" w:type="dxa"/>
-              <w:left w:w="90" w:type="dxa"/>
-              <w:bottom w:w="50" w:type="dxa"/>
-              <w:right w:w="90" w:type="dxa"/>
-            </w:tcMar>
             <w:vAlign w:val="center"/>
           </w:tcPr>
           <w:p>
@@ -24388,12 +21992,6 @@
               <w:right w:val="single" w:sz="6" w:space="0" w:color="1F3864"/>
             </w:tcBorders>
             <w:shd w:val="clear" w:color="auto" w:fill="D9E2F3"/>
-            <w:tcMar>
-              <w:top w:w="50" w:type="dxa"/>
-              <w:left w:w="90" w:type="dxa"/>
-              <w:bottom w:w="50" w:type="dxa"/>
-              <w:right w:w="90" w:type="dxa"/>
-            </w:tcMar>
             <w:vAlign w:val="center"/>
           </w:tcPr>
           <w:p>
@@ -24452,12 +22050,6 @@
               <w:right w:val="single" w:sz="6" w:space="0" w:color="1F3864"/>
             </w:tcBorders>
             <w:shd w:val="clear" w:color="auto" w:fill="4472C4"/>
-            <w:tcMar>
-              <w:top w:w="50" w:type="dxa"/>
-              <w:left w:w="90" w:type="dxa"/>
-              <w:bottom w:w="50" w:type="dxa"/>
-              <w:right w:w="90" w:type="dxa"/>
-            </w:tcMar>
             <w:vAlign w:val="center"/>
           </w:tcPr>
           <w:p>
@@ -24496,12 +22088,6 @@
               <w:right w:val="single" w:sz="6" w:space="0" w:color="1F3864"/>
             </w:tcBorders>
             <w:shd w:val="clear" w:color="auto" w:fill="4472C4"/>
-            <w:tcMar>
-              <w:top w:w="50" w:type="dxa"/>
-              <w:left w:w="90" w:type="dxa"/>
-              <w:bottom w:w="50" w:type="dxa"/>
-              <w:right w:w="90" w:type="dxa"/>
-            </w:tcMar>
             <w:vAlign w:val="center"/>
           </w:tcPr>
           <w:p>
@@ -24531,6 +22117,55 @@
           </w:p>
         </w:tc>
       </w:tr>
+    </w:tbl>
+    <w:p>
+      <w:pPr>
+        <w:spacing w:before="0" w:after="0" w:line="240" w:lineRule="auto"/>
+        <w:rPr>
+          <w:sz w:val="18"/>
+          <w:szCs w:val="18"/>
+        </w:rPr>
+      </w:pPr>
+    </w:p>
+    <w:tbl>
+      <w:tblPr>
+        <w:tblW w:w="9405" w:type="dxa"/>
+        <w:jc w:val="center"/>
+        <w:tblBorders>
+          <w:top w:val="single" w:sz="6" w:space="0" w:color="1F3864"/>
+          <w:left w:val="single" w:sz="6" w:space="0" w:color="1F3864"/>
+          <w:bottom w:val="single" w:sz="6" w:space="0" w:color="1F3864"/>
+          <w:right w:val="single" w:sz="6" w:space="0" w:color="1F3864"/>
+          <w:insideH w:val="single" w:sz="6" w:space="0" w:color="1F3864"/>
+          <w:insideV w:val="single" w:sz="6" w:space="0" w:color="1F3864"/>
+        </w:tblBorders>
+        <w:tblLayout w:type="fixed"/>
+        <w:tblCellMar>
+          <w:top w:w="40" w:type="dxa"/>
+          <w:left w:w="90" w:type="dxa"/>
+          <w:bottom w:w="40" w:type="dxa"/>
+          <w:right w:w="90" w:type="dxa"/>
+        </w:tblCellMar>
+        <w:tblLook w:val="04A0" w:firstRow="1" w:lastRow="0" w:firstColumn="1" w:lastColumn="0" w:noHBand="0" w:noVBand="1"/>
+      </w:tblPr>
+      <w:tblGrid>
+        <w:gridCol w:w="1175"/>
+        <w:gridCol w:w="391"/>
+        <w:gridCol w:w="391"/>
+        <w:gridCol w:w="391"/>
+        <w:gridCol w:w="783"/>
+        <w:gridCol w:w="391"/>
+        <w:gridCol w:w="391"/>
+        <w:gridCol w:w="783"/>
+        <w:gridCol w:w="783"/>
+        <w:gridCol w:w="391"/>
+        <w:gridCol w:w="391"/>
+        <w:gridCol w:w="391"/>
+        <w:gridCol w:w="391"/>
+        <w:gridCol w:w="391"/>
+        <w:gridCol w:w="391"/>
+        <w:gridCol w:w="1567"/>
+      </w:tblGrid>
       <w:tr>
         <w:tc>
           <w:tcPr>
@@ -24543,12 +22178,6 @@
               <w:right w:val="single" w:sz="6" w:space="0" w:color="1F3864"/>
             </w:tcBorders>
             <w:shd w:val="clear" w:color="auto" w:fill="D9E2F3"/>
-            <w:tcMar>
-              <w:top w:w="50" w:type="dxa"/>
-              <w:left w:w="90" w:type="dxa"/>
-              <w:bottom w:w="50" w:type="dxa"/>
-              <w:right w:w="90" w:type="dxa"/>
-            </w:tcMar>
           </w:tcPr>
           <w:p>
             <w:pPr>
@@ -25314,12 +22943,6 @@
               <w:right w:val="single" w:sz="6" w:space="0" w:color="1F3864"/>
             </w:tcBorders>
             <w:shd w:val="clear" w:color="auto" w:fill="D9E2F3"/>
-            <w:tcMar>
-              <w:top w:w="50" w:type="dxa"/>
-              <w:left w:w="90" w:type="dxa"/>
-              <w:bottom w:w="50" w:type="dxa"/>
-              <w:right w:w="90" w:type="dxa"/>
-            </w:tcMar>
           </w:tcPr>
           <w:p>
             <w:pPr>
